--- a/Michael_Bobak.docx
+++ b/Michael_Bobak.docx
@@ -8,20 +8,19 @@
         <w:spacing w:lineRule="auto" w:line="240" w:before="0" w:after="0"/>
         <w:jc w:val="center"/>
         <w:rPr>
-          <w:rFonts w:ascii="Arial" w:hAnsi="Arial" w:cs="Arial"/>
-          <w:b/>
-          <w:bCs/>
-          <w:sz w:val="20"/>
-          <w:szCs w:val="20"/>
-        </w:rPr>
-      </w:pPr>
-      <w:r>
-        <w:rPr>
-          <w:rFonts w:cs="Arial" w:ascii="Arial" w:hAnsi="Arial"/>
-          <w:b/>
-          <w:bCs/>
-          <w:sz w:val="20"/>
-          <w:szCs w:val="20"/>
+          <w:sz w:val="24"/>
+          <w:szCs w:val="24"/>
+          <w:u w:val="single"/>
+        </w:rPr>
+      </w:pPr>
+      <w:r>
+        <w:rPr>
+          <w:rFonts w:cs="Arial" w:ascii="Arial" w:hAnsi="Arial"/>
+          <w:b/>
+          <w:bCs/>
+          <w:sz w:val="24"/>
+          <w:szCs w:val="24"/>
+          <w:u w:val="single"/>
         </w:rPr>
         <w:t>Michael Bobak</w:t>
       </w:r>
@@ -57,6 +56,8 @@
         <w:jc w:val="center"/>
         <w:rPr>
           <w:rFonts w:ascii="Arial" w:hAnsi="Arial" w:cs="Arial"/>
+          <w:b/>
+          <w:bCs/>
           <w:sz w:val="20"/>
           <w:szCs w:val="20"/>
         </w:rPr>
@@ -72,18 +73,27 @@
           <w:t>linkedin.com/in/michaelbobak</w:t>
         </w:r>
       </w:hyperlink>
-    </w:p>
-    <w:p>
-      <w:pPr>
-        <w:pStyle w:val="Normal"/>
-        <w:spacing w:lineRule="auto" w:line="240" w:before="0" w:after="0"/>
-        <w:jc w:val="center"/>
-        <w:rPr>
-          <w:rFonts w:ascii="Arial" w:hAnsi="Arial" w:cs="Arial"/>
-          <w:sz w:val="20"/>
-          <w:szCs w:val="20"/>
-        </w:rPr>
-      </w:pPr>
+      <w:r>
+        <w:rPr>
+          <w:rStyle w:val="Hyperlink"/>
+          <w:rFonts w:cs="Arial" w:ascii="Arial" w:hAnsi="Arial"/>
+          <w:sz w:val="20"/>
+          <w:szCs w:val="20"/>
+        </w:rPr>
+        <w:t xml:space="preserve"> </w:t>
+      </w:r>
+      <w:r>
+        <w:rPr>
+          <w:rStyle w:val="Hyperlink"/>
+          <w:rFonts w:cs="Arial" w:ascii="Arial" w:hAnsi="Arial"/>
+          <w:b w:val="false"/>
+          <w:bCs w:val="false"/>
+          <w:sz w:val="20"/>
+          <w:szCs w:val="20"/>
+          <w:u w:val="none"/>
+        </w:rPr>
+        <w:t xml:space="preserve"> </w:t>
+      </w:r>
       <w:r>
         <w:rPr>
           <w:rFonts w:cs="Arial" w:ascii="Arial" w:hAnsi="Arial"/>
@@ -100,17 +110,21 @@
             <w:sz w:val="20"/>
             <w:szCs w:val="20"/>
           </w:rPr>
-          <w:t>MBstream</w:t>
+          <w:t>Mbstream</w:t>
         </w:r>
       </w:hyperlink>
-    </w:p>
-    <w:p>
-      <w:pPr>
-        <w:pStyle w:val="Normal"/>
-        <w:spacing w:lineRule="auto" w:line="240" w:before="0" w:after="0"/>
-        <w:jc w:val="center"/>
-        <w:rPr/>
-      </w:pPr>
+      <w:r>
+        <w:rPr>
+          <w:rStyle w:val="Hyperlink"/>
+          <w:rFonts w:cs="Arial" w:ascii="Arial" w:hAnsi="Arial"/>
+          <w:b/>
+          <w:bCs/>
+          <w:sz w:val="20"/>
+          <w:szCs w:val="20"/>
+          <w:u w:val="none"/>
+        </w:rPr>
+        <w:t xml:space="preserve"> </w:t>
+      </w:r>
       <w:hyperlink r:id="rId4">
         <w:r>
           <w:rPr>
@@ -119,7 +133,34 @@
             <w:sz w:val="20"/>
             <w:szCs w:val="20"/>
           </w:rPr>
-          <w:t>github.com/MBcode</w:t>
+          <w:t>M</w:t>
+        </w:r>
+        <w:r>
+          <w:rPr>
+            <w:rStyle w:val="Hyperlink"/>
+            <w:rFonts w:cs="Arial" w:ascii="Arial" w:hAnsi="Arial"/>
+            <w:sz w:val="20"/>
+            <w:szCs w:val="20"/>
+          </w:rPr>
+          <w:t>B</w:t>
+        </w:r>
+        <w:r>
+          <w:rPr>
+            <w:rStyle w:val="Hyperlink"/>
+            <w:rFonts w:cs="Arial" w:ascii="Arial" w:hAnsi="Arial"/>
+            <w:sz w:val="20"/>
+            <w:szCs w:val="20"/>
+          </w:rPr>
+          <w:t>code.</w:t>
+        </w:r>
+        <w:r>
+          <w:rPr>
+            <w:rStyle w:val="Hyperlink"/>
+            <w:rFonts w:cs="Arial" w:ascii="Arial" w:hAnsi="Arial"/>
+            <w:sz w:val="20"/>
+            <w:szCs w:val="20"/>
+          </w:rPr>
+          <w:t>github.io</w:t>
         </w:r>
       </w:hyperlink>
     </w:p>
@@ -162,8 +203,19 @@
           <w:bCs/>
           <w:sz w:val="20"/>
           <w:szCs w:val="20"/>
-        </w:rPr>
-        <w:t>Summary:</w:t>
+          <w:u w:val="single"/>
+        </w:rPr>
+        <w:t>Summary</w:t>
+      </w:r>
+      <w:r>
+        <w:rPr>
+          <w:rFonts w:cs="Arial" w:ascii="Arial" w:hAnsi="Arial"/>
+          <w:b/>
+          <w:bCs/>
+          <w:sz w:val="20"/>
+          <w:szCs w:val="20"/>
+        </w:rPr>
+        <w:t>:</w:t>
       </w:r>
     </w:p>
     <w:p>
@@ -257,8 +309,21 @@
           <w:spacing w:val="-2"/>
           <w:sz w:val="20"/>
           <w:szCs w:val="20"/>
-        </w:rPr>
-        <w:t>Education:</w:t>
+          <w:u w:val="single"/>
+        </w:rPr>
+        <w:t>Education</w:t>
+      </w:r>
+      <w:r>
+        <w:rPr>
+          <w:rFonts w:cs="Arial" w:ascii="Arial" w:hAnsi="Arial"/>
+          <w:b/>
+          <w:bCs/>
+          <w:color w:val="000009"/>
+          <w:spacing w:val="-2"/>
+          <w:sz w:val="20"/>
+          <w:szCs w:val="20"/>
+        </w:rPr>
+        <w:t>:</w:t>
       </w:r>
     </w:p>
     <w:p>
@@ -1741,21 +1806,18 @@
         <w:spacing w:lineRule="auto" w:line="240" w:before="0" w:after="0"/>
         <w:jc w:val="both"/>
         <w:rPr>
-          <w:rFonts w:ascii="Arial" w:hAnsi="Arial" w:cs="Arial"/>
-          <w:b/>
-          <w:bCs/>
-          <w:sz w:val="20"/>
-          <w:szCs w:val="20"/>
-        </w:rPr>
-      </w:pPr>
-      <w:r>
-        <w:rPr>
-          <w:rFonts w:cs="Arial" w:ascii="Arial" w:hAnsi="Arial"/>
-          <w:b/>
-          <w:bCs/>
-          <w:color w:val="000009"/>
-          <w:sz w:val="20"/>
-          <w:szCs w:val="20"/>
+          <w:u w:val="single"/>
+        </w:rPr>
+      </w:pPr>
+      <w:r>
+        <w:rPr>
+          <w:rFonts w:cs="Arial" w:ascii="Arial" w:hAnsi="Arial"/>
+          <w:b/>
+          <w:bCs/>
+          <w:color w:val="000009"/>
+          <w:sz w:val="20"/>
+          <w:szCs w:val="20"/>
+          <w:u w:val="single"/>
         </w:rPr>
         <w:t>Work</w:t>
       </w:r>
@@ -1768,6 +1830,7 @@
           <w:spacing w:val="-7"/>
           <w:sz w:val="20"/>
           <w:szCs w:val="20"/>
+          <w:u w:val="single"/>
         </w:rPr>
         <w:t xml:space="preserve"> </w:t>
       </w:r>
@@ -1780,6 +1843,7 @@
           <w:spacing w:val="-2"/>
           <w:sz w:val="20"/>
           <w:szCs w:val="20"/>
+          <w:u w:val="single"/>
         </w:rPr>
         <w:t>Experience</w:t>
       </w:r>
@@ -1803,7 +1867,316 @@
           <w:szCs w:val="20"/>
         </w:rPr>
       </w:pPr>
+      <w:r>
+        <w:rPr>
+          <w:rStyle w:val="Hyperlink"/>
+          <w:rFonts w:cs="Arial" w:ascii="Arial" w:hAnsi="Arial"/>
+          <w:b w:val="false"/>
+          <w:bCs w:val="false"/>
+          <w:color w:val="0462C0"/>
+          <w:spacing w:val="-2"/>
+          <w:sz w:val="20"/>
+          <w:szCs w:val="20"/>
+          <w:u w:val="none" w:color="0462C0"/>
+        </w:rPr>
+        <w:t xml:space="preserve"> </w:t>
+      </w:r>
+      <w:r>
+        <w:rPr>
+          <w:rStyle w:val="Hyperlink"/>
+          <w:rFonts w:cs="Arial" w:ascii="Arial" w:hAnsi="Arial"/>
+          <w:b/>
+          <w:bCs/>
+          <w:color w:val="000009"/>
+          <w:spacing w:val="-2"/>
+          <w:sz w:val="20"/>
+          <w:szCs w:val="20"/>
+          <w:u w:val="single" w:color="0462C0"/>
+        </w:rPr>
+        <w:t>Sr Semantic Web Engineer</w:t>
+      </w:r>
+      <w:r>
+        <w:rPr>
+          <w:rStyle w:val="Hyperlink"/>
+          <w:rFonts w:cs="Arial" w:ascii="Arial" w:hAnsi="Arial"/>
+          <w:b/>
+          <w:bCs/>
+          <w:color w:val="000009"/>
+          <w:spacing w:val="-2"/>
+          <w:sz w:val="20"/>
+          <w:szCs w:val="20"/>
+          <w:u w:val="none"/>
+        </w:rPr>
+        <w:t xml:space="preserve">               </w:t>
+      </w:r>
+      <w:r>
+        <w:rPr>
+          <w:rStyle w:val="Hyperlink"/>
+          <w:rFonts w:cs="Arial" w:ascii="Arial" w:hAnsi="Arial"/>
+          <w:b w:val="false"/>
+          <w:bCs w:val="false"/>
+          <w:color w:val="0462C0"/>
+          <w:spacing w:val="-2"/>
+          <w:sz w:val="20"/>
+          <w:szCs w:val="20"/>
+          <w:u w:val="none"/>
+        </w:rPr>
+        <w:t xml:space="preserve">  </w:t>
+      </w:r>
       <w:hyperlink r:id="rId15">
+        <w:r>
+          <w:rPr>
+            <w:rStyle w:val="Hyperlink"/>
+            <w:rFonts w:cs="Arial" w:ascii="Arial" w:hAnsi="Arial"/>
+            <w:b/>
+            <w:bCs/>
+            <w:color w:val="0462C0"/>
+            <w:spacing w:val="-2"/>
+            <w:sz w:val="20"/>
+            <w:szCs w:val="20"/>
+            <w:u w:val="single" w:color="0462C0"/>
+          </w:rPr>
+          <w:t>panaceadirect/IMOhealth</w:t>
+        </w:r>
+      </w:hyperlink>
+      <w:r>
+        <w:rPr>
+          <w:rStyle w:val="Hyperlink"/>
+          <w:rFonts w:cs="Arial" w:ascii="Arial" w:hAnsi="Arial"/>
+          <w:b/>
+          <w:bCs/>
+          <w:color w:val="000009"/>
+          <w:spacing w:val="-2"/>
+          <w:sz w:val="20"/>
+          <w:szCs w:val="20"/>
+          <w:u w:val="single" w:color="0462C0"/>
+        </w:rPr>
+        <w:t>(Remote)</w:t>
+      </w:r>
+      <w:r>
+        <w:rPr>
+          <w:rStyle w:val="Hyperlink"/>
+          <w:rFonts w:cs="Arial" w:ascii="Arial" w:hAnsi="Arial"/>
+          <w:b/>
+          <w:bCs/>
+          <w:color w:val="000009"/>
+          <w:spacing w:val="-4"/>
+          <w:sz w:val="20"/>
+          <w:szCs w:val="20"/>
+          <w:u w:val="single" w:color="0462C0"/>
+        </w:rPr>
+        <w:t xml:space="preserve"> </w:t>
+      </w:r>
+      <w:r>
+        <w:rPr>
+          <w:rStyle w:val="Hyperlink"/>
+          <w:rFonts w:cs="Arial" w:ascii="Arial" w:hAnsi="Arial"/>
+          <w:b w:val="false"/>
+          <w:bCs w:val="false"/>
+          <w:color w:val="000009"/>
+          <w:spacing w:val="-4"/>
+          <w:sz w:val="20"/>
+          <w:szCs w:val="20"/>
+          <w:u w:val="none" w:color="0462C0"/>
+        </w:rPr>
+        <w:tab/>
+      </w:r>
+      <w:r>
+        <w:rPr>
+          <w:rStyle w:val="Hyperlink"/>
+          <w:rFonts w:cs="Arial" w:ascii="Arial" w:hAnsi="Arial"/>
+          <w:b/>
+          <w:bCs/>
+          <w:color w:val="000009"/>
+          <w:spacing w:val="-2"/>
+          <w:sz w:val="20"/>
+          <w:szCs w:val="20"/>
+          <w:u w:val="single" w:color="0462C0"/>
+        </w:rPr>
+        <w:t>2026 – present</w:t>
+      </w:r>
+    </w:p>
+    <w:p>
+      <w:pPr>
+        <w:pStyle w:val="Normal"/>
+        <w:tabs>
+          <w:tab w:val="clear" w:pos="720"/>
+          <w:tab w:val="right" w:pos="10800" w:leader="none"/>
+        </w:tabs>
+        <w:spacing w:lineRule="auto" w:line="240" w:before="0" w:after="0"/>
+        <w:jc w:val="both"/>
+        <w:rPr/>
+      </w:pPr>
+      <w:r>
+        <w:rPr>
+          <w:rStyle w:val="Hyperlink"/>
+          <w:rFonts w:cs="Arial" w:ascii="Arial" w:hAnsi="Arial"/>
+          <w:b w:val="false"/>
+          <w:bCs w:val="false"/>
+          <w:color w:val="000009"/>
+          <w:spacing w:val="-2"/>
+          <w:sz w:val="20"/>
+          <w:szCs w:val="20"/>
+          <w:u w:val="none" w:color="0462C0"/>
+        </w:rPr>
+        <w:t xml:space="preserve">Similar to </w:t>
+      </w:r>
+      <w:r>
+        <w:rPr>
+          <w:rStyle w:val="Hyperlink"/>
+          <w:rFonts w:cs="Arial" w:ascii="Arial" w:hAnsi="Arial"/>
+          <w:b w:val="false"/>
+          <w:bCs w:val="false"/>
+          <w:color w:val="000009"/>
+          <w:spacing w:val="-2"/>
+          <w:sz w:val="20"/>
+          <w:szCs w:val="20"/>
+          <w:u w:val="none" w:color="0462C0"/>
+        </w:rPr>
+        <w:t>the vertex</w:t>
+      </w:r>
+      <w:r>
+        <w:rPr>
+          <w:rStyle w:val="Hyperlink"/>
+          <w:rFonts w:cs="Arial" w:ascii="Arial" w:hAnsi="Arial"/>
+          <w:b w:val="false"/>
+          <w:bCs w:val="false"/>
+          <w:color w:val="000009"/>
+          <w:spacing w:val="-2"/>
+          <w:sz w:val="20"/>
+          <w:szCs w:val="20"/>
+          <w:u w:val="none" w:color="0462C0"/>
+        </w:rPr>
+        <w:t xml:space="preserve"> work, but more healthcare </w:t>
+      </w:r>
+      <w:r>
+        <w:rPr>
+          <w:rStyle w:val="Hyperlink"/>
+          <w:rFonts w:cs="Arial" w:ascii="Arial" w:hAnsi="Arial"/>
+          <w:b w:val="false"/>
+          <w:bCs w:val="false"/>
+          <w:color w:val="000009"/>
+          <w:spacing w:val="-2"/>
+          <w:sz w:val="20"/>
+          <w:szCs w:val="20"/>
+          <w:u w:val="none" w:color="0462C0"/>
+        </w:rPr>
+        <w:t xml:space="preserve">focused </w:t>
+      </w:r>
+      <w:r>
+        <w:rPr>
+          <w:rStyle w:val="Hyperlink"/>
+          <w:rFonts w:cs="Arial" w:ascii="Arial" w:hAnsi="Arial"/>
+          <w:b w:val="false"/>
+          <w:bCs w:val="false"/>
+          <w:color w:val="000009"/>
+          <w:spacing w:val="-2"/>
+          <w:sz w:val="20"/>
+          <w:szCs w:val="20"/>
+          <w:u w:val="none" w:color="0462C0"/>
+        </w:rPr>
+        <w:t>and at a larger scale</w:t>
+      </w:r>
+    </w:p>
+    <w:p>
+      <w:pPr>
+        <w:pStyle w:val="Normal"/>
+        <w:tabs>
+          <w:tab w:val="clear" w:pos="720"/>
+          <w:tab w:val="right" w:pos="10800" w:leader="none"/>
+        </w:tabs>
+        <w:spacing w:lineRule="auto" w:line="240" w:before="0" w:after="0"/>
+        <w:jc w:val="both"/>
+        <w:rPr>
+          <w:rFonts w:ascii="Arial" w:hAnsi="Arial" w:cs="Arial"/>
+          <w:b/>
+          <w:bCs/>
+          <w:color w:val="0462C0"/>
+          <w:spacing w:val="-6"/>
+          <w:sz w:val="20"/>
+          <w:szCs w:val="20"/>
+        </w:rPr>
+      </w:pPr>
+      <w:r>
+        <w:rPr/>
+      </w:r>
+    </w:p>
+    <w:p>
+      <w:pPr>
+        <w:pStyle w:val="Normal"/>
+        <w:tabs>
+          <w:tab w:val="clear" w:pos="720"/>
+          <w:tab w:val="right" w:pos="10800" w:leader="none"/>
+        </w:tabs>
+        <w:spacing w:lineRule="auto" w:line="240" w:before="0" w:after="0"/>
+        <w:jc w:val="both"/>
+        <w:rPr>
+          <w:rFonts w:ascii="Arial" w:hAnsi="Arial" w:cs="Arial"/>
+          <w:b/>
+          <w:bCs/>
+          <w:color w:val="0462C0"/>
+          <w:spacing w:val="-6"/>
+          <w:sz w:val="20"/>
+          <w:szCs w:val="20"/>
+        </w:rPr>
+      </w:pPr>
+      <w:r>
+        <w:rPr>
+          <w:rStyle w:val="Hyperlink"/>
+          <w:rFonts w:cs="Arial" w:ascii="Arial" w:hAnsi="Arial"/>
+          <w:b/>
+          <w:bCs/>
+          <w:color w:val="0462C0"/>
+          <w:spacing w:val="-2"/>
+          <w:sz w:val="20"/>
+          <w:szCs w:val="20"/>
+          <w:u w:val="none"/>
+        </w:rPr>
+        <w:t>S</w:t>
+      </w:r>
+      <w:r>
+        <w:rPr>
+          <w:rStyle w:val="Hyperlink"/>
+          <w:rFonts w:cs="Arial" w:ascii="Arial" w:hAnsi="Arial"/>
+          <w:b/>
+          <w:bCs/>
+          <w:color w:val="0462C0"/>
+          <w:spacing w:val="-2"/>
+          <w:sz w:val="20"/>
+          <w:szCs w:val="20"/>
+          <w:u w:val="single" w:color="0462C0"/>
+        </w:rPr>
+        <w:t>u</w:t>
+      </w:r>
+      <w:r>
+        <w:rPr>
+          <w:rStyle w:val="Hyperlink"/>
+          <w:rFonts w:cs="Arial" w:ascii="Arial" w:hAnsi="Arial"/>
+          <w:b/>
+          <w:bCs/>
+          <w:color w:val="0462C0"/>
+          <w:spacing w:val="-2"/>
+          <w:sz w:val="20"/>
+          <w:szCs w:val="20"/>
+          <w:u w:val="none"/>
+        </w:rPr>
+        <w:t xml:space="preserve">bjectMatterExpert       </w:t>
+      </w:r>
+      <w:r>
+        <w:rPr>
+          <w:rStyle w:val="Hyperlink"/>
+          <w:rFonts w:cs="Arial" w:ascii="Arial" w:hAnsi="Arial"/>
+          <w:b/>
+          <w:bCs/>
+          <w:color w:val="0462C0"/>
+          <w:spacing w:val="-2"/>
+          <w:sz w:val="20"/>
+          <w:szCs w:val="20"/>
+          <w:u w:val="none"/>
+        </w:rPr>
+        <w:t xml:space="preserve">                                    </w:t>
+      </w:r>
+      <w:hyperlink r:id="rId16">
         <w:r>
           <w:rPr>
             <w:rStyle w:val="Hyperlink"/>
@@ -1854,31 +2227,7 @@
           <w:sz w:val="20"/>
           <w:szCs w:val="20"/>
         </w:rPr>
-        <w:t>202</w:t>
-      </w:r>
-      <w:r>
-        <w:rPr>
-          <w:rFonts w:cs="Arial" w:ascii="Arial" w:hAnsi="Arial"/>
-          <w:b/>
-          <w:bCs/>
-          <w:color w:val="000009"/>
-          <w:spacing w:val="-2"/>
-          <w:sz w:val="20"/>
-          <w:szCs w:val="20"/>
-        </w:rPr>
-        <w:t>6</w:t>
-      </w:r>
-      <w:r>
-        <w:rPr>
-          <w:rFonts w:cs="Arial" w:ascii="Arial" w:hAnsi="Arial"/>
-          <w:b/>
-          <w:bCs/>
-          <w:color w:val="000009"/>
-          <w:spacing w:val="-2"/>
-          <w:sz w:val="20"/>
-          <w:szCs w:val="20"/>
-        </w:rPr>
-        <w:t xml:space="preserve"> – present</w:t>
+        <w:t>2026 – present</w:t>
       </w:r>
     </w:p>
     <w:p>
@@ -1975,7 +2324,106 @@
           <w:szCs w:val="20"/>
         </w:rPr>
       </w:pPr>
-      <w:hyperlink r:id="rId16">
+      <w:r>
+        <w:rPr>
+          <w:rStyle w:val="Hyperlink"/>
+          <w:rFonts w:cs="Arial" w:ascii="Arial" w:hAnsi="Arial"/>
+          <w:b/>
+          <w:sz w:val="20"/>
+          <w:szCs w:val="20"/>
+          <w:u w:val="none"/>
+        </w:rPr>
+        <w:t>Ontology</w:t>
+      </w:r>
+      <w:r>
+        <w:rPr>
+          <w:rStyle w:val="Hyperlink"/>
+          <w:rFonts w:cs="Arial" w:ascii="Arial" w:hAnsi="Arial"/>
+          <w:b/>
+          <w:spacing w:val="-7"/>
+          <w:sz w:val="20"/>
+          <w:szCs w:val="20"/>
+          <w:u w:val="none"/>
+        </w:rPr>
+        <w:t xml:space="preserve"> </w:t>
+      </w:r>
+      <w:r>
+        <w:rPr>
+          <w:rStyle w:val="Hyperlink"/>
+          <w:rFonts w:cs="Arial" w:ascii="Arial" w:hAnsi="Arial"/>
+          <w:b/>
+          <w:sz w:val="20"/>
+          <w:szCs w:val="20"/>
+          <w:u w:val="none"/>
+        </w:rPr>
+        <w:t>Data</w:t>
+      </w:r>
+      <w:r>
+        <w:rPr>
+          <w:rStyle w:val="Hyperlink"/>
+          <w:rFonts w:cs="Arial" w:ascii="Arial" w:hAnsi="Arial"/>
+          <w:b/>
+          <w:spacing w:val="-6"/>
+          <w:sz w:val="20"/>
+          <w:szCs w:val="20"/>
+          <w:u w:val="none"/>
+        </w:rPr>
+        <w:t xml:space="preserve"> </w:t>
+      </w:r>
+      <w:r>
+        <w:rPr>
+          <w:rStyle w:val="Hyperlink"/>
+          <w:rFonts w:cs="Arial" w:ascii="Arial" w:hAnsi="Arial"/>
+          <w:b/>
+          <w:sz w:val="20"/>
+          <w:szCs w:val="20"/>
+          <w:u w:val="none"/>
+        </w:rPr>
+        <w:t>Developer/Analyst</w:t>
+      </w:r>
+      <w:r>
+        <w:rPr>
+          <w:rStyle w:val="Hyperlink"/>
+          <w:rFonts w:cs="Arial" w:ascii="Arial" w:hAnsi="Arial"/>
+          <w:b/>
+          <w:spacing w:val="-4"/>
+          <w:sz w:val="20"/>
+          <w:szCs w:val="20"/>
+          <w:u w:val="none"/>
+        </w:rPr>
+        <w:t xml:space="preserve"> </w:t>
+      </w:r>
+      <w:r>
+        <w:rPr>
+          <w:rStyle w:val="Hyperlink"/>
+          <w:rFonts w:cs="Arial" w:ascii="Arial" w:hAnsi="Arial"/>
+          <w:b/>
+          <w:sz w:val="20"/>
+          <w:szCs w:val="20"/>
+          <w:u w:val="none"/>
+        </w:rPr>
+        <w:t>(Integrations)</w:t>
+      </w:r>
+      <w:r>
+        <w:rPr>
+          <w:rStyle w:val="Hyperlink"/>
+          <w:rFonts w:cs="Arial" w:ascii="Arial" w:hAnsi="Arial"/>
+          <w:b/>
+          <w:spacing w:val="54"/>
+          <w:sz w:val="20"/>
+          <w:szCs w:val="20"/>
+          <w:u w:val="none"/>
+        </w:rPr>
+        <w:t xml:space="preserve"> </w:t>
+      </w:r>
+      <w:r>
+        <w:rPr>
+          <w:rStyle w:val="Hyperlink"/>
+          <w:u w:val="none"/>
+        </w:rPr>
+        <w:t xml:space="preserve"> </w:t>
+      </w:r>
+      <w:hyperlink r:id="rId17">
         <w:r>
           <w:rPr>
             <w:rStyle w:val="Hyperlink"/>
@@ -2064,95 +2512,6 @@
     </w:p>
     <w:p>
       <w:pPr>
-        <w:pStyle w:val="Normal"/>
-        <w:spacing w:lineRule="auto" w:line="240" w:before="0" w:after="0"/>
-        <w:jc w:val="both"/>
-        <w:rPr>
-          <w:rFonts w:ascii="Arial" w:hAnsi="Arial" w:cs="Arial"/>
-          <w:spacing w:val="-2"/>
-          <w:sz w:val="20"/>
-          <w:szCs w:val="20"/>
-        </w:rPr>
-      </w:pPr>
-      <w:r>
-        <w:rPr>
-          <w:rFonts w:cs="Arial" w:ascii="Arial" w:hAnsi="Arial"/>
-          <w:b/>
-          <w:sz w:val="20"/>
-          <w:szCs w:val="20"/>
-        </w:rPr>
-        <w:t>Ontology</w:t>
-      </w:r>
-      <w:r>
-        <w:rPr>
-          <w:rFonts w:cs="Arial" w:ascii="Arial" w:hAnsi="Arial"/>
-          <w:b/>
-          <w:spacing w:val="-7"/>
-          <w:sz w:val="20"/>
-          <w:szCs w:val="20"/>
-        </w:rPr>
-        <w:t xml:space="preserve"> </w:t>
-      </w:r>
-      <w:r>
-        <w:rPr>
-          <w:rFonts w:cs="Arial" w:ascii="Arial" w:hAnsi="Arial"/>
-          <w:b/>
-          <w:sz w:val="20"/>
-          <w:szCs w:val="20"/>
-        </w:rPr>
-        <w:t>Data</w:t>
-      </w:r>
-      <w:r>
-        <w:rPr>
-          <w:rFonts w:cs="Arial" w:ascii="Arial" w:hAnsi="Arial"/>
-          <w:b/>
-          <w:spacing w:val="-6"/>
-          <w:sz w:val="20"/>
-          <w:szCs w:val="20"/>
-        </w:rPr>
-        <w:t xml:space="preserve"> </w:t>
-      </w:r>
-      <w:r>
-        <w:rPr>
-          <w:rFonts w:cs="Arial" w:ascii="Arial" w:hAnsi="Arial"/>
-          <w:b/>
-          <w:sz w:val="20"/>
-          <w:szCs w:val="20"/>
-        </w:rPr>
-        <w:t>Developer/Analyst</w:t>
-      </w:r>
-      <w:r>
-        <w:rPr>
-          <w:rFonts w:cs="Arial" w:ascii="Arial" w:hAnsi="Arial"/>
-          <w:b/>
-          <w:spacing w:val="-4"/>
-          <w:sz w:val="20"/>
-          <w:szCs w:val="20"/>
-        </w:rPr>
-        <w:t xml:space="preserve"> </w:t>
-      </w:r>
-      <w:r>
-        <w:rPr>
-          <w:rFonts w:cs="Arial" w:ascii="Arial" w:hAnsi="Arial"/>
-          <w:b/>
-          <w:sz w:val="20"/>
-          <w:szCs w:val="20"/>
-        </w:rPr>
-        <w:t>(Integrations)</w:t>
-      </w:r>
-      <w:r>
-        <w:rPr>
-          <w:rFonts w:cs="Arial" w:ascii="Arial" w:hAnsi="Arial"/>
-          <w:b/>
-          <w:spacing w:val="54"/>
-          <w:sz w:val="20"/>
-          <w:szCs w:val="20"/>
-        </w:rPr>
-        <w:t xml:space="preserve"> </w:t>
-      </w:r>
-    </w:p>
-    <w:p>
-      <w:pPr>
         <w:pStyle w:val="ListParagraph"/>
         <w:numPr>
           <w:ilvl w:val="0"/>
@@ -2366,7 +2725,7 @@
         </w:rPr>
         <w:t>(</w:t>
       </w:r>
-      <w:hyperlink r:id="rId17">
+      <w:hyperlink r:id="rId18">
         <w:r>
           <w:rPr>
             <w:rStyle w:val="ListLabel75"/>
@@ -2832,35 +3191,7 @@
           <w:szCs w:val="20"/>
         </w:rPr>
       </w:pPr>
-      <w:r>
-        <w:rPr>
-          <w:rFonts w:cs="Arial" w:ascii="Arial" w:hAnsi="Arial"/>
-          <w:b/>
-          <w:bCs/>
-          <w:color w:val="000009"/>
-          <w:sz w:val="20"/>
-          <w:szCs w:val="20"/>
-        </w:rPr>
-        <w:t xml:space="preserve">National Center for Supercomputing Applications, Urbana, IL </w:t>
-        <w:tab/>
-        <w:t>2019 - 2023</w:t>
-      </w:r>
-    </w:p>
-    <w:p>
-      <w:pPr>
-        <w:pStyle w:val="Normal"/>
-        <w:spacing w:lineRule="auto" w:line="240" w:before="0" w:after="0"/>
-        <w:jc w:val="both"/>
-        <w:rPr>
-          <w:rFonts w:ascii="Arial" w:hAnsi="Arial" w:cs="Arial"/>
-          <w:b/>
-          <w:bCs/>
-          <w:color w:val="000009"/>
-          <w:sz w:val="20"/>
-          <w:szCs w:val="20"/>
-        </w:rPr>
-      </w:pPr>
-      <w:hyperlink r:id="rId18">
+      <w:hyperlink r:id="rId19">
         <w:r>
           <w:rPr>
             <w:rStyle w:val="ListLabel81"/>
@@ -2874,6 +3205,19 @@
           <w:t>Sr Research Software Engineer</w:t>
         </w:r>
       </w:hyperlink>
+      <w:r>
+        <w:rPr>
+          <w:rFonts w:cs="Arial" w:ascii="Arial" w:hAnsi="Arial"/>
+          <w:b/>
+          <w:bCs/>
+          <w:color w:val="000009"/>
+          <w:sz w:val="20"/>
+          <w:szCs w:val="20"/>
+        </w:rPr>
+        <w:t xml:space="preserve">      National Center for Supercomputing Applications, Urbana, IL </w:t>
+        <w:tab/>
+        <w:t>2019 - 2023</w:t>
+      </w:r>
     </w:p>
     <w:p>
       <w:pPr>
@@ -2928,7 +3272,7 @@
         </w:rPr>
         <w:t xml:space="preserve">Focus on semantics/metadata search, with some NLP &amp; sim. EarthCube's </w:t>
       </w:r>
-      <w:hyperlink r:id="rId19">
+      <w:hyperlink r:id="rId20">
         <w:r>
           <w:rPr>
             <w:rStyle w:val="ListLabel82"/>
@@ -3120,7 +3464,7 @@
         </w:rPr>
         <w:t xml:space="preserve">python </w:t>
       </w:r>
-      <w:hyperlink r:id="rId20">
+      <w:hyperlink r:id="rId21">
         <w:r>
           <w:rPr>
             <w:rStyle w:val="ListLabel75"/>
@@ -3209,7 +3553,7 @@
         </w:rPr>
         <w:t xml:space="preserve"> </w:t>
       </w:r>
-      <w:hyperlink r:id="rId21">
+      <w:hyperlink r:id="rId22">
         <w:r>
           <w:rPr>
             <w:rStyle w:val="ListLabel75"/>
@@ -3256,7 +3600,7 @@
         </w:rPr>
         <w:t xml:space="preserve"> </w:t>
       </w:r>
-      <w:hyperlink r:id="rId22">
+      <w:hyperlink r:id="rId23">
         <w:r>
           <w:rPr>
             <w:rStyle w:val="ListLabel75"/>
@@ -3307,44 +3651,7 @@
           <w:szCs w:val="20"/>
         </w:rPr>
       </w:pPr>
-      <w:r>
-        <w:rPr>
-          <w:rFonts w:cs="Arial" w:ascii="Arial" w:hAnsi="Arial"/>
-          <w:b/>
-          <w:bCs/>
-          <w:sz w:val="20"/>
-          <w:szCs w:val="20"/>
-        </w:rPr>
-        <w:t>AlohaHealthNet</w:t>
-      </w:r>
-      <w:r>
-        <w:rPr>
-          <w:rFonts w:cs="Arial" w:ascii="Arial" w:hAnsi="Arial"/>
-          <w:b/>
-          <w:bCs/>
-          <w:spacing w:val="-9"/>
-          <w:sz w:val="20"/>
-          <w:szCs w:val="20"/>
-        </w:rPr>
-        <w:t xml:space="preserve"> (Remote) </w:t>
-        <w:tab/>
-        <w:t>2017 - 2025</w:t>
-      </w:r>
-    </w:p>
-    <w:p>
-      <w:pPr>
-        <w:pStyle w:val="Normal"/>
-        <w:spacing w:lineRule="auto" w:line="240" w:before="0" w:after="0"/>
-        <w:jc w:val="both"/>
-        <w:rPr>
-          <w:rFonts w:ascii="Arial" w:hAnsi="Arial" w:cs="Arial"/>
-          <w:b/>
-          <w:bCs/>
-          <w:sz w:val="20"/>
-          <w:szCs w:val="20"/>
-        </w:rPr>
-      </w:pPr>
-      <w:hyperlink r:id="rId23">
+      <w:hyperlink r:id="rId24">
         <w:r>
           <w:rPr>
             <w:rStyle w:val="ListLabel84"/>
@@ -3392,7 +3699,30 @@
           <w:sz w:val="20"/>
           <w:szCs w:val="20"/>
         </w:rPr>
-        <w:t xml:space="preserve"> </w:t>
+        <w:t xml:space="preserve">                           </w:t>
+      </w:r>
+      <w:r>
+        <w:rPr>
+          <w:rFonts w:cs="Arial" w:ascii="Arial" w:hAnsi="Arial"/>
+          <w:b/>
+          <w:bCs/>
+          <w:sz w:val="20"/>
+          <w:szCs w:val="20"/>
+        </w:rPr>
+        <w:t>AlohaHealthNet</w:t>
+      </w:r>
+      <w:r>
+        <w:rPr>
+          <w:rFonts w:cs="Arial" w:ascii="Arial" w:hAnsi="Arial"/>
+          <w:b/>
+          <w:bCs/>
+          <w:spacing w:val="-9"/>
+          <w:sz w:val="20"/>
+          <w:szCs w:val="20"/>
+        </w:rPr>
+        <w:t xml:space="preserve"> (Remote) </w:t>
+        <w:tab/>
+        <w:t>2017 - 2025</w:t>
       </w:r>
     </w:p>
     <w:p>
@@ -3809,76 +4139,7 @@
           <w:szCs w:val="20"/>
         </w:rPr>
       </w:pPr>
-      <w:r>
-        <w:rPr>
-          <w:rFonts w:cs="Arial" w:ascii="Arial" w:hAnsi="Arial"/>
-          <w:b/>
-          <w:bCs/>
-          <w:sz w:val="20"/>
-          <w:szCs w:val="20"/>
-        </w:rPr>
-        <w:t>Agrible/Nutrien</w:t>
-      </w:r>
-      <w:r>
-        <w:rPr>
-          <w:rFonts w:cs="Arial" w:ascii="Arial" w:hAnsi="Arial"/>
-          <w:b/>
-          <w:bCs/>
-          <w:spacing w:val="-4"/>
-          <w:sz w:val="20"/>
-          <w:szCs w:val="20"/>
-        </w:rPr>
-        <w:t xml:space="preserve"> </w:t>
-      </w:r>
-      <w:r>
-        <w:rPr>
-          <w:rFonts w:cs="Arial" w:ascii="Arial" w:hAnsi="Arial"/>
-          <w:b/>
-          <w:bCs/>
-          <w:sz w:val="20"/>
-          <w:szCs w:val="20"/>
-        </w:rPr>
-        <w:t>Champaign</w:t>
-      </w:r>
-      <w:r>
-        <w:rPr>
-          <w:rFonts w:cs="Arial" w:ascii="Arial" w:hAnsi="Arial"/>
-          <w:b/>
-          <w:bCs/>
-          <w:spacing w:val="-3"/>
-          <w:sz w:val="20"/>
-          <w:szCs w:val="20"/>
-        </w:rPr>
-        <w:t xml:space="preserve"> </w:t>
-      </w:r>
-      <w:r>
-        <w:rPr>
-          <w:rFonts w:cs="Arial" w:ascii="Arial" w:hAnsi="Arial"/>
-          <w:b/>
-          <w:bCs/>
-          <w:spacing w:val="-5"/>
-          <w:sz w:val="20"/>
-          <w:szCs w:val="20"/>
-        </w:rPr>
-        <w:t xml:space="preserve">IL </w:t>
-        <w:tab/>
-        <w:t>2017 - 2018</w:t>
-      </w:r>
-    </w:p>
-    <w:p>
-      <w:pPr>
-        <w:pStyle w:val="Normal"/>
-        <w:spacing w:lineRule="auto" w:line="240" w:before="0" w:after="0"/>
-        <w:jc w:val="both"/>
-        <w:rPr>
-          <w:rFonts w:ascii="Arial" w:hAnsi="Arial" w:cs="Arial"/>
-          <w:b/>
-          <w:bCs/>
-          <w:sz w:val="20"/>
-          <w:szCs w:val="20"/>
-        </w:rPr>
-      </w:pPr>
-      <w:hyperlink r:id="rId24">
+      <w:hyperlink r:id="rId25">
         <w:r>
           <w:rPr>
             <w:rStyle w:val="ListLabel84"/>
@@ -3951,7 +4212,62 @@
           <w:sz w:val="20"/>
           <w:szCs w:val="20"/>
         </w:rPr>
-        <w:t xml:space="preserve"> </w:t>
+        <w:t xml:space="preserve">                                      </w:t>
+      </w:r>
+      <w:r>
+        <w:rPr>
+          <w:rFonts w:cs="Arial" w:ascii="Arial" w:hAnsi="Arial"/>
+          <w:b/>
+          <w:bCs/>
+          <w:sz w:val="20"/>
+          <w:szCs w:val="20"/>
+        </w:rPr>
+        <w:t>Agrible/Nutrien</w:t>
+      </w:r>
+      <w:r>
+        <w:rPr>
+          <w:rFonts w:cs="Arial" w:ascii="Arial" w:hAnsi="Arial"/>
+          <w:b/>
+          <w:bCs/>
+          <w:spacing w:val="-4"/>
+          <w:sz w:val="20"/>
+          <w:szCs w:val="20"/>
+        </w:rPr>
+        <w:t xml:space="preserve"> </w:t>
+      </w:r>
+      <w:r>
+        <w:rPr>
+          <w:rFonts w:cs="Arial" w:ascii="Arial" w:hAnsi="Arial"/>
+          <w:b/>
+          <w:bCs/>
+          <w:sz w:val="20"/>
+          <w:szCs w:val="20"/>
+        </w:rPr>
+        <w:t>Champaign</w:t>
+      </w:r>
+      <w:r>
+        <w:rPr>
+          <w:rFonts w:cs="Arial" w:ascii="Arial" w:hAnsi="Arial"/>
+          <w:b/>
+          <w:bCs/>
+          <w:spacing w:val="-3"/>
+          <w:sz w:val="20"/>
+          <w:szCs w:val="20"/>
+        </w:rPr>
+        <w:t xml:space="preserve"> </w:t>
+      </w:r>
+      <w:r>
+        <w:rPr>
+          <w:rFonts w:cs="Arial" w:ascii="Arial" w:hAnsi="Arial"/>
+          <w:b/>
+          <w:bCs/>
+          <w:spacing w:val="-5"/>
+          <w:sz w:val="20"/>
+          <w:szCs w:val="20"/>
+        </w:rPr>
+        <w:t xml:space="preserve">IL </w:t>
+        <w:tab/>
+        <w:t>2017 - 2018</w:t>
       </w:r>
     </w:p>
     <w:p>
@@ -4422,7 +4738,7 @@
         </w:rPr>
         <w:t xml:space="preserve">Working as an ontologist for osthus.com on aligning bio/pharma ontologies to BFO to annotate masses of data in HDF5 files, for the </w:t>
       </w:r>
-      <w:hyperlink r:id="rId25">
+      <w:hyperlink r:id="rId26">
         <w:r>
           <w:rPr>
             <w:rStyle w:val="ListLabel82"/>
@@ -4675,183 +4991,7 @@
           <w:szCs w:val="20"/>
         </w:rPr>
       </w:pPr>
-      <w:r>
-        <w:rPr>
-          <w:rFonts w:cs="Arial" w:ascii="Arial" w:hAnsi="Arial"/>
-          <w:b/>
-          <w:sz w:val="20"/>
-          <w:szCs w:val="20"/>
-        </w:rPr>
-        <w:t>Apollo</w:t>
-      </w:r>
-      <w:r>
-        <w:rPr>
-          <w:rFonts w:cs="Arial" w:ascii="Arial" w:hAnsi="Arial"/>
-          <w:b/>
-          <w:spacing w:val="-4"/>
-          <w:sz w:val="20"/>
-          <w:szCs w:val="20"/>
-        </w:rPr>
-        <w:t xml:space="preserve"> </w:t>
-      </w:r>
-      <w:r>
-        <w:rPr>
-          <w:rFonts w:cs="Arial" w:ascii="Arial" w:hAnsi="Arial"/>
-          <w:b/>
-          <w:sz w:val="20"/>
-          <w:szCs w:val="20"/>
-        </w:rPr>
-        <w:t>Education</w:t>
-      </w:r>
-      <w:r>
-        <w:rPr>
-          <w:rFonts w:cs="Arial" w:ascii="Arial" w:hAnsi="Arial"/>
-          <w:b/>
-          <w:spacing w:val="-4"/>
-          <w:sz w:val="20"/>
-          <w:szCs w:val="20"/>
-        </w:rPr>
-        <w:t xml:space="preserve"> </w:t>
-      </w:r>
-      <w:r>
-        <w:rPr>
-          <w:rFonts w:cs="Arial" w:ascii="Arial" w:hAnsi="Arial"/>
-          <w:b/>
-          <w:sz w:val="20"/>
-          <w:szCs w:val="20"/>
-        </w:rPr>
-        <w:t>Group, San</w:t>
-      </w:r>
-      <w:r>
-        <w:rPr>
-          <w:rFonts w:cs="Arial" w:ascii="Arial" w:hAnsi="Arial"/>
-          <w:b/>
-          <w:spacing w:val="-4"/>
-          <w:sz w:val="20"/>
-          <w:szCs w:val="20"/>
-        </w:rPr>
-        <w:t xml:space="preserve"> </w:t>
-      </w:r>
-      <w:r>
-        <w:rPr>
-          <w:rFonts w:cs="Arial" w:ascii="Arial" w:hAnsi="Arial"/>
-          <w:b/>
-          <w:sz w:val="20"/>
-          <w:szCs w:val="20"/>
-        </w:rPr>
-        <w:t>Francisco,</w:t>
-      </w:r>
-      <w:r>
-        <w:rPr>
-          <w:rFonts w:cs="Arial" w:ascii="Arial" w:hAnsi="Arial"/>
-          <w:b/>
-          <w:spacing w:val="-3"/>
-          <w:sz w:val="20"/>
-          <w:szCs w:val="20"/>
-        </w:rPr>
-        <w:t xml:space="preserve"> </w:t>
-      </w:r>
-      <w:r>
-        <w:rPr>
-          <w:rFonts w:cs="Arial" w:ascii="Arial" w:hAnsi="Arial"/>
-          <w:b/>
-          <w:sz w:val="20"/>
-          <w:szCs w:val="20"/>
-        </w:rPr>
-        <w:t xml:space="preserve">CA </w:t>
-        <w:tab/>
-        <w:t>Oct</w:t>
-      </w:r>
-      <w:r>
-        <w:rPr>
-          <w:rFonts w:cs="Arial" w:ascii="Arial" w:hAnsi="Arial"/>
-          <w:b/>
-          <w:spacing w:val="-3"/>
-          <w:sz w:val="20"/>
-          <w:szCs w:val="20"/>
-        </w:rPr>
-        <w:t xml:space="preserve"> </w:t>
-      </w:r>
-      <w:r>
-        <w:rPr>
-          <w:rFonts w:cs="Arial" w:ascii="Arial" w:hAnsi="Arial"/>
-          <w:b/>
-          <w:sz w:val="20"/>
-          <w:szCs w:val="20"/>
-        </w:rPr>
-        <w:t>2010</w:t>
-      </w:r>
-      <w:r>
-        <w:rPr>
-          <w:rFonts w:cs="Arial" w:ascii="Arial" w:hAnsi="Arial"/>
-          <w:b/>
-          <w:spacing w:val="-4"/>
-          <w:sz w:val="20"/>
-          <w:szCs w:val="20"/>
-        </w:rPr>
-        <w:t xml:space="preserve"> </w:t>
-      </w:r>
-      <w:r>
-        <w:rPr>
-          <w:rFonts w:cs="Arial" w:ascii="Arial" w:hAnsi="Arial"/>
-          <w:b/>
-          <w:sz w:val="20"/>
-          <w:szCs w:val="20"/>
-        </w:rPr>
-        <w:t>-</w:t>
-      </w:r>
-      <w:r>
-        <w:rPr>
-          <w:rFonts w:cs="Arial" w:ascii="Arial" w:hAnsi="Arial"/>
-          <w:b/>
-          <w:spacing w:val="-5"/>
-          <w:sz w:val="20"/>
-          <w:szCs w:val="20"/>
-        </w:rPr>
-        <w:t xml:space="preserve"> </w:t>
-      </w:r>
-      <w:r>
-        <w:rPr>
-          <w:rFonts w:cs="Arial" w:ascii="Arial" w:hAnsi="Arial"/>
-          <w:b/>
-          <w:sz w:val="20"/>
-          <w:szCs w:val="20"/>
-        </w:rPr>
-        <w:t>Jul</w:t>
-      </w:r>
-      <w:r>
-        <w:rPr>
-          <w:rFonts w:cs="Arial" w:ascii="Arial" w:hAnsi="Arial"/>
-          <w:b/>
-          <w:spacing w:val="-3"/>
-          <w:sz w:val="20"/>
-          <w:szCs w:val="20"/>
-        </w:rPr>
-        <w:t xml:space="preserve"> </w:t>
-      </w:r>
-      <w:r>
-        <w:rPr>
-          <w:rFonts w:cs="Arial" w:ascii="Arial" w:hAnsi="Arial"/>
-          <w:b/>
-          <w:sz w:val="20"/>
-          <w:szCs w:val="20"/>
-        </w:rPr>
-        <w:t>2011</w:t>
-      </w:r>
-    </w:p>
-    <w:p>
-      <w:pPr>
-        <w:pStyle w:val="Normal"/>
-        <w:spacing w:lineRule="auto" w:line="240" w:before="0" w:after="0"/>
-        <w:jc w:val="both"/>
-        <w:rPr>
-          <w:rFonts w:ascii="Arial" w:hAnsi="Arial" w:cs="Arial"/>
-          <w:b/>
-          <w:sz w:val="20"/>
-          <w:szCs w:val="20"/>
-        </w:rPr>
-      </w:pPr>
-      <w:hyperlink r:id="rId26">
+      <w:hyperlink r:id="rId27">
         <w:r>
           <w:rPr>
             <w:rStyle w:val="ListLabel87"/>
@@ -4933,6 +5073,179 @@
           <w:t>Platform</w:t>
         </w:r>
       </w:hyperlink>
+      <w:r>
+        <w:rPr>
+          <w:rFonts w:cs="Arial" w:ascii="Arial" w:hAnsi="Arial"/>
+          <w:b/>
+          <w:sz w:val="20"/>
+          <w:szCs w:val="20"/>
+          <w:u w:val="none" w:color="0462C0"/>
+        </w:rPr>
+        <w:t xml:space="preserve">       </w:t>
+      </w:r>
+      <w:r>
+        <w:rPr>
+          <w:rFonts w:cs="Arial" w:ascii="Arial" w:hAnsi="Arial"/>
+          <w:b/>
+          <w:sz w:val="20"/>
+          <w:szCs w:val="20"/>
+        </w:rPr>
+        <w:t>Apollo</w:t>
+      </w:r>
+      <w:r>
+        <w:rPr>
+          <w:rFonts w:cs="Arial" w:ascii="Arial" w:hAnsi="Arial"/>
+          <w:b/>
+          <w:spacing w:val="-4"/>
+          <w:sz w:val="20"/>
+          <w:szCs w:val="20"/>
+        </w:rPr>
+        <w:t xml:space="preserve"> </w:t>
+      </w:r>
+      <w:r>
+        <w:rPr>
+          <w:rFonts w:cs="Arial" w:ascii="Arial" w:hAnsi="Arial"/>
+          <w:b/>
+          <w:sz w:val="20"/>
+          <w:szCs w:val="20"/>
+        </w:rPr>
+        <w:t>Education</w:t>
+      </w:r>
+      <w:r>
+        <w:rPr>
+          <w:rFonts w:cs="Arial" w:ascii="Arial" w:hAnsi="Arial"/>
+          <w:b/>
+          <w:spacing w:val="-4"/>
+          <w:sz w:val="20"/>
+          <w:szCs w:val="20"/>
+        </w:rPr>
+        <w:t xml:space="preserve"> </w:t>
+      </w:r>
+      <w:r>
+        <w:rPr>
+          <w:rFonts w:cs="Arial" w:ascii="Arial" w:hAnsi="Arial"/>
+          <w:b/>
+          <w:sz w:val="20"/>
+          <w:szCs w:val="20"/>
+        </w:rPr>
+        <w:t>Group, San</w:t>
+      </w:r>
+      <w:r>
+        <w:rPr>
+          <w:rFonts w:cs="Arial" w:ascii="Arial" w:hAnsi="Arial"/>
+          <w:b/>
+          <w:spacing w:val="-4"/>
+          <w:sz w:val="20"/>
+          <w:szCs w:val="20"/>
+        </w:rPr>
+        <w:t xml:space="preserve"> </w:t>
+      </w:r>
+      <w:r>
+        <w:rPr>
+          <w:rFonts w:cs="Arial" w:ascii="Arial" w:hAnsi="Arial"/>
+          <w:b/>
+          <w:sz w:val="20"/>
+          <w:szCs w:val="20"/>
+        </w:rPr>
+        <w:t>Francisco,</w:t>
+      </w:r>
+      <w:r>
+        <w:rPr>
+          <w:rFonts w:cs="Arial" w:ascii="Arial" w:hAnsi="Arial"/>
+          <w:b/>
+          <w:spacing w:val="-3"/>
+          <w:sz w:val="20"/>
+          <w:szCs w:val="20"/>
+        </w:rPr>
+        <w:t xml:space="preserve"> </w:t>
+      </w:r>
+      <w:r>
+        <w:rPr>
+          <w:rFonts w:cs="Arial" w:ascii="Arial" w:hAnsi="Arial"/>
+          <w:b/>
+          <w:sz w:val="20"/>
+          <w:szCs w:val="20"/>
+        </w:rPr>
+        <w:t xml:space="preserve">CA </w:t>
+        <w:tab/>
+        <w:t>Oct</w:t>
+      </w:r>
+      <w:r>
+        <w:rPr>
+          <w:rFonts w:cs="Arial" w:ascii="Arial" w:hAnsi="Arial"/>
+          <w:b/>
+          <w:spacing w:val="-3"/>
+          <w:sz w:val="20"/>
+          <w:szCs w:val="20"/>
+        </w:rPr>
+        <w:t xml:space="preserve"> </w:t>
+      </w:r>
+      <w:r>
+        <w:rPr>
+          <w:rFonts w:cs="Arial" w:ascii="Arial" w:hAnsi="Arial"/>
+          <w:b/>
+          <w:sz w:val="20"/>
+          <w:szCs w:val="20"/>
+        </w:rPr>
+        <w:t>2010</w:t>
+      </w:r>
+      <w:r>
+        <w:rPr>
+          <w:rFonts w:cs="Arial" w:ascii="Arial" w:hAnsi="Arial"/>
+          <w:b/>
+          <w:spacing w:val="-4"/>
+          <w:sz w:val="20"/>
+          <w:szCs w:val="20"/>
+        </w:rPr>
+        <w:t xml:space="preserve"> </w:t>
+      </w:r>
+      <w:r>
+        <w:rPr>
+          <w:rFonts w:cs="Arial" w:ascii="Arial" w:hAnsi="Arial"/>
+          <w:b/>
+          <w:sz w:val="20"/>
+          <w:szCs w:val="20"/>
+        </w:rPr>
+        <w:t>-</w:t>
+      </w:r>
+      <w:r>
+        <w:rPr>
+          <w:rFonts w:cs="Arial" w:ascii="Arial" w:hAnsi="Arial"/>
+          <w:b/>
+          <w:spacing w:val="-5"/>
+          <w:sz w:val="20"/>
+          <w:szCs w:val="20"/>
+        </w:rPr>
+        <w:t xml:space="preserve"> </w:t>
+      </w:r>
+      <w:r>
+        <w:rPr>
+          <w:rFonts w:cs="Arial" w:ascii="Arial" w:hAnsi="Arial"/>
+          <w:b/>
+          <w:sz w:val="20"/>
+          <w:szCs w:val="20"/>
+        </w:rPr>
+        <w:t>Jul</w:t>
+      </w:r>
+      <w:r>
+        <w:rPr>
+          <w:rFonts w:cs="Arial" w:ascii="Arial" w:hAnsi="Arial"/>
+          <w:b/>
+          <w:spacing w:val="-3"/>
+          <w:sz w:val="20"/>
+          <w:szCs w:val="20"/>
+        </w:rPr>
+        <w:t xml:space="preserve"> </w:t>
+      </w:r>
+      <w:r>
+        <w:rPr>
+          <w:rFonts w:cs="Arial" w:ascii="Arial" w:hAnsi="Arial"/>
+          <w:b/>
+          <w:sz w:val="20"/>
+          <w:szCs w:val="20"/>
+        </w:rPr>
+        <w:t>2011</w:t>
+      </w:r>
     </w:p>
     <w:p>
       <w:pPr>
@@ -4959,7 +5272,7 @@
         </w:rPr>
         <w:t xml:space="preserve">Conceptually annotate study material and tests for automated remediation, instrument classroom to learn from using: Hadoop, Lisp, </w:t>
       </w:r>
-      <w:hyperlink r:id="rId27">
+      <w:hyperlink r:id="rId28">
         <w:r>
           <w:rPr>
             <w:rStyle w:val="ListLabel90"/>
@@ -5020,7 +5333,30 @@
           <w:sz w:val="20"/>
           <w:szCs w:val="20"/>
         </w:rPr>
-        <w:t>UCSF San</w:t>
+        <w:t>Programmer/Analyst</w:t>
+      </w:r>
+      <w:r>
+        <w:rPr>
+          <w:rFonts w:cs="Arial" w:ascii="Arial" w:hAnsi="Arial"/>
+          <w:b/>
+          <w:bCs/>
+          <w:color w:val="auto"/>
+          <w:spacing w:val="-4"/>
+          <w:sz w:val="20"/>
+          <w:szCs w:val="20"/>
+        </w:rPr>
+        <w:t xml:space="preserve"> </w:t>
+      </w:r>
+      <w:r>
+        <w:rPr>
+          <w:rFonts w:cs="Arial" w:ascii="Arial" w:hAnsi="Arial"/>
+          <w:b/>
+          <w:bCs/>
+          <w:color w:val="auto"/>
+          <w:sz w:val="20"/>
+          <w:szCs w:val="20"/>
+        </w:rPr>
+        <w:t>III                          UCSF San</w:t>
       </w:r>
       <w:r>
         <w:rPr>
@@ -5128,21 +5464,6 @@
         </w:rPr>
         <w:t>2010</w:t>
       </w:r>
-    </w:p>
-    <w:p>
-      <w:pPr>
-        <w:pStyle w:val="Heading2"/>
-        <w:spacing w:lineRule="auto" w:line="240" w:before="0" w:after="0"/>
-        <w:jc w:val="both"/>
-        <w:rPr>
-          <w:rFonts w:ascii="Arial" w:hAnsi="Arial" w:cs="Arial"/>
-          <w:b/>
-          <w:bCs/>
-          <w:color w:val="auto"/>
-          <w:sz w:val="20"/>
-          <w:szCs w:val="20"/>
-        </w:rPr>
-      </w:pPr>
       <w:r>
         <w:rPr>
           <w:rFonts w:cs="Arial" w:ascii="Arial" w:hAnsi="Arial"/>
@@ -5154,40 +5475,6 @@
           <w:szCs w:val="20"/>
         </w:rPr>
         <w:t xml:space="preserve"> </w:t>
-      </w:r>
-      <w:r>
-        <w:rPr>
-          <w:rFonts w:cs="Arial" w:ascii="Arial" w:hAnsi="Arial"/>
-          <w:b/>
-          <w:bCs/>
-          <w:color w:val="auto"/>
-          <w:sz w:val="20"/>
-          <w:szCs w:val="20"/>
-        </w:rPr>
-        <w:t>Programmer/Analyst</w:t>
-      </w:r>
-      <w:r>
-        <w:rPr>
-          <w:rFonts w:cs="Arial" w:ascii="Arial" w:hAnsi="Arial"/>
-          <w:b/>
-          <w:bCs/>
-          <w:color w:val="auto"/>
-          <w:spacing w:val="-4"/>
-          <w:sz w:val="20"/>
-          <w:szCs w:val="20"/>
-        </w:rPr>
-        <w:t xml:space="preserve"> </w:t>
-      </w:r>
-      <w:r>
-        <w:rPr>
-          <w:rFonts w:cs="Arial" w:ascii="Arial" w:hAnsi="Arial"/>
-          <w:b/>
-          <w:bCs/>
-          <w:color w:val="auto"/>
-          <w:sz w:val="20"/>
-          <w:szCs w:val="20"/>
-        </w:rPr>
-        <w:t>III</w:t>
       </w:r>
     </w:p>
     <w:p>
@@ -5471,7 +5758,7 @@
         </w:rPr>
         <w:t xml:space="preserve">with Stanford </w:t>
       </w:r>
-      <w:hyperlink r:id="rId28">
+      <w:hyperlink r:id="rId29">
         <w:r>
           <w:rPr>
             <w:rStyle w:val="ListLabel91"/>
@@ -5521,7 +5808,7 @@
         </w:rPr>
         <w:t xml:space="preserve">dev/using: Lisp, </w:t>
       </w:r>
-      <w:hyperlink r:id="rId29">
+      <w:hyperlink r:id="rId30">
         <w:r>
           <w:rPr>
             <w:rStyle w:val="ListLabel90"/>
@@ -5609,7 +5896,7 @@
         <w:jc w:val="left"/>
         <w:rPr/>
       </w:pPr>
-      <w:hyperlink r:id="rId30" w:tgtFrame="_blank">
+      <w:hyperlink r:id="rId31" w:tgtFrame="_blank">
         <w:r>
           <w:rPr>
             <w:rStyle w:val="Hyperlink"/>
@@ -5654,7 +5941,7 @@
         </w:rPr>
         <w:t>3/02-10/02. (used Art*Enterprise) See: </w:t>
       </w:r>
-      <w:hyperlink r:id="rId31" w:tgtFrame="_blank">
+      <w:hyperlink r:id="rId32" w:tgtFrame="_blank">
         <w:r>
           <w:rPr>
             <w:rStyle w:val="Hyperlink"/>
@@ -5715,7 +6002,7 @@
         </w:rPr>
         <w:t>Worked up to half-time for </w:t>
       </w:r>
-      <w:hyperlink r:id="rId32" w:tgtFrame="_blank">
+      <w:hyperlink r:id="rId33" w:tgtFrame="_blank">
         <w:r>
           <w:rPr>
             <w:rStyle w:val="Hyperlink"/>
@@ -5772,42 +6059,10 @@
           <w:smallCaps w:val="false"/>
           <w:color w:val="333333"/>
           <w:spacing w:val="0"/>
-          <w:sz w:val="16"/>
-          <w:szCs w:val="16"/>
+          <w:sz w:val="18"/>
+          <w:szCs w:val="18"/>
         </w:rPr>
         <w:t>Worked full-time 8/03-~05(</w:t>
-      </w:r>
-      <w:hyperlink r:id="rId33" w:tgtFrame="_blank">
-        <w:r>
-          <w:rPr>
-            <w:rStyle w:val="Hyperlink"/>
-            <w:rFonts w:cs="Arial" w:ascii="PT Sans;sans-serif" w:hAnsi="PT Sans;sans-serif"/>
-            <w:b w:val="false"/>
-            <w:i w:val="false"/>
-            <w:caps w:val="false"/>
-            <w:smallCaps w:val="false"/>
-            <w:color w:val="0462C0"/>
-            <w:spacing w:val="0"/>
-            <w:sz w:val="16"/>
-            <w:szCs w:val="16"/>
-            <w:shd w:fill="FEFEFE" w:val="clear"/>
-          </w:rPr>
-          <w:t>verizon</w:t>
-        </w:r>
-      </w:hyperlink>
-      <w:r>
-        <w:rPr>
-          <w:rFonts w:cs="Arial" w:ascii="PT Sans;sans-serif" w:hAnsi="PT Sans;sans-serif"/>
-          <w:b w:val="false"/>
-          <w:i w:val="false"/>
-          <w:caps w:val="false"/>
-          <w:smallCaps w:val="false"/>
-          <w:color w:val="333333"/>
-          <w:spacing w:val="0"/>
-          <w:sz w:val="16"/>
-          <w:szCs w:val="16"/>
-        </w:rPr>
-        <w:t>)</w:t>
       </w:r>
       <w:hyperlink r:id="rId34" w:tgtFrame="_blank">
         <w:r>
@@ -5820,11 +6075,11 @@
             <w:smallCaps w:val="false"/>
             <w:color w:val="0462C0"/>
             <w:spacing w:val="0"/>
-            <w:sz w:val="16"/>
-            <w:szCs w:val="16"/>
+            <w:sz w:val="18"/>
+            <w:szCs w:val="18"/>
             <w:shd w:fill="FEFEFE" w:val="clear"/>
           </w:rPr>
-          <w:t>labs</w:t>
+          <w:t>verizon</w:t>
         </w:r>
       </w:hyperlink>
       <w:r>
@@ -5836,10 +6091,10 @@
           <w:smallCaps w:val="false"/>
           <w:color w:val="333333"/>
           <w:spacing w:val="0"/>
-          <w:sz w:val="16"/>
-          <w:szCs w:val="16"/>
-        </w:rPr>
-        <w:t>.</w:t>
+          <w:sz w:val="18"/>
+          <w:szCs w:val="18"/>
+        </w:rPr>
+        <w:t>)</w:t>
       </w:r>
       <w:hyperlink r:id="rId35" w:tgtFrame="_blank">
         <w:r>
@@ -5852,11 +6107,11 @@
             <w:smallCaps w:val="false"/>
             <w:color w:val="0462C0"/>
             <w:spacing w:val="0"/>
-            <w:sz w:val="16"/>
-            <w:szCs w:val="16"/>
+            <w:sz w:val="18"/>
+            <w:szCs w:val="18"/>
             <w:shd w:fill="FEFEFE" w:val="clear"/>
           </w:rPr>
-          <w:t>gte</w:t>
+          <w:t>labs</w:t>
         </w:r>
       </w:hyperlink>
       <w:r>
@@ -5868,10 +6123,10 @@
           <w:smallCaps w:val="false"/>
           <w:color w:val="333333"/>
           <w:spacing w:val="0"/>
-          <w:sz w:val="16"/>
-          <w:szCs w:val="16"/>
-        </w:rPr>
-        <w:t>.com, Model-Based-Diagnosis on a national scale. (Art *Enterprise) See: </w:t>
+          <w:sz w:val="18"/>
+          <w:szCs w:val="18"/>
+        </w:rPr>
+        <w:t>.</w:t>
       </w:r>
       <w:hyperlink r:id="rId36" w:tgtFrame="_blank">
         <w:r>
@@ -5884,8 +6139,40 @@
             <w:smallCaps w:val="false"/>
             <w:color w:val="0462C0"/>
             <w:spacing w:val="0"/>
-            <w:sz w:val="16"/>
-            <w:szCs w:val="16"/>
+            <w:sz w:val="18"/>
+            <w:szCs w:val="18"/>
+            <w:shd w:fill="FEFEFE" w:val="clear"/>
+          </w:rPr>
+          <w:t>gte</w:t>
+        </w:r>
+      </w:hyperlink>
+      <w:r>
+        <w:rPr>
+          <w:rFonts w:cs="Arial" w:ascii="PT Sans;sans-serif" w:hAnsi="PT Sans;sans-serif"/>
+          <w:b w:val="false"/>
+          <w:i w:val="false"/>
+          <w:caps w:val="false"/>
+          <w:smallCaps w:val="false"/>
+          <w:color w:val="333333"/>
+          <w:spacing w:val="0"/>
+          <w:sz w:val="18"/>
+          <w:szCs w:val="18"/>
+        </w:rPr>
+        <w:t>.com, Model-Based-Diagnosis on a national scale. (Art *Enterprise) See: </w:t>
+      </w:r>
+      <w:hyperlink r:id="rId37" w:tgtFrame="_blank">
+        <w:r>
+          <w:rPr>
+            <w:rStyle w:val="Hyperlink"/>
+            <w:rFonts w:cs="Arial" w:ascii="PT Sans;sans-serif" w:hAnsi="PT Sans;sans-serif"/>
+            <w:b w:val="false"/>
+            <w:i w:val="false"/>
+            <w:caps w:val="false"/>
+            <w:smallCaps w:val="false"/>
+            <w:color w:val="0462C0"/>
+            <w:spacing w:val="0"/>
+            <w:sz w:val="18"/>
+            <w:szCs w:val="18"/>
             <w:shd w:fill="FEFEFE" w:val="clear"/>
           </w:rPr>
           <w:t>aaai.org/Papers/IAAI/1996/IAAI96-287.pdf</w:t>
@@ -5899,8 +6186,8 @@
           <w:smallCaps w:val="false"/>
           <w:color w:val="333333"/>
           <w:spacing w:val="0"/>
-          <w:sz w:val="16"/>
-          <w:szCs w:val="16"/>
+          <w:sz w:val="18"/>
+          <w:szCs w:val="18"/>
         </w:rPr>
         <w:t> </w:t>
       </w:r>
@@ -5934,7 +6221,7 @@
         </w:rPr>
         <w:t>Bioinformatics/control </w:t>
       </w:r>
-      <w:hyperlink r:id="rId37" w:tgtFrame="_blank">
+      <w:hyperlink r:id="rId38" w:tgtFrame="_blank">
         <w:r>
           <w:rPr>
             <w:rStyle w:val="Hyperlink"/>
@@ -6064,10 +6351,24 @@
           <w:smallCaps w:val="false"/>
           <w:color w:val="333333"/>
           <w:spacing w:val="0"/>
+          <w:sz w:val="18"/>
+          <w:szCs w:val="18"/>
+        </w:rPr>
+        <w:t>Hospital Informatics/Machine-Learning ghx.com 02/07-05/07-(Lisp),</w:t>
+      </w:r>
+      <w:r>
+        <w:rPr>
+          <w:rFonts w:cs="Arial" w:ascii="PT Sans;sans-serif" w:hAnsi="PT Sans;sans-serif"/>
+          <w:b w:val="false"/>
+          <w:i w:val="false"/>
+          <w:caps w:val="false"/>
+          <w:smallCaps w:val="false"/>
+          <w:color w:val="333333"/>
+          <w:spacing w:val="0"/>
           <w:sz w:val="16"/>
           <w:szCs w:val="16"/>
         </w:rPr>
-        <w:t xml:space="preserve">Hospital Informatics/Machine-Learning ghx.com 02/07-05/07-(Lisp), </w:t>
+        <w:t xml:space="preserve"> </w:t>
       </w:r>
     </w:p>
     <w:p>
@@ -6120,6 +6421,7 @@
           <w:sz w:val="20"/>
           <w:szCs w:val="20"/>
         </w:rPr>
+        <w:t xml:space="preserve"> </w:t>
       </w:r>
     </w:p>
     <w:p>
@@ -6143,6 +6445,16 @@
         <w:rPr>
           <w:rFonts w:cs="Arial" w:ascii="Arial" w:hAnsi="Arial"/>
           <w:b/>
+          <w:color w:val="000009"/>
+          <w:sz w:val="20"/>
+          <w:szCs w:val="20"/>
+        </w:rPr>
+        <w:t xml:space="preserve">Senior Research Programmer    </w:t>
+      </w:r>
+      <w:r>
+        <w:rPr>
+          <w:rFonts w:cs="Arial" w:ascii="Arial" w:hAnsi="Arial"/>
+          <w:b/>
           <w:color w:val="00007E"/>
           <w:sz w:val="20"/>
           <w:szCs w:val="20"/>
@@ -6170,30 +6482,6 @@
         <w:t xml:space="preserve">, Urbana, IL </w:t>
         <w:tab/>
         <w:t>Jun 1998 - Feb 2001</w:t>
-      </w:r>
-    </w:p>
-    <w:p>
-      <w:pPr>
-        <w:pStyle w:val="BodyText"/>
-        <w:ind w:hanging="0" w:left="0"/>
-        <w:jc w:val="both"/>
-        <w:rPr>
-          <w:rFonts w:ascii="Arial" w:hAnsi="Arial" w:cs="Arial"/>
-          <w:b/>
-          <w:color w:val="000009"/>
-          <w:sz w:val="20"/>
-          <w:szCs w:val="20"/>
-        </w:rPr>
-      </w:pPr>
-      <w:r>
-        <w:rPr>
-          <w:rFonts w:cs="Arial" w:ascii="Arial" w:hAnsi="Arial"/>
-          <w:b/>
-          <w:color w:val="000009"/>
-          <w:sz w:val="20"/>
-          <w:szCs w:val="20"/>
-        </w:rPr>
-        <w:t>Senior Research Programmer</w:t>
       </w:r>
     </w:p>
     <w:p>
@@ -6205,17 +6493,16 @@
         </w:numPr>
         <w:jc w:val="both"/>
         <w:rPr>
-          <w:rFonts w:ascii="Arial" w:hAnsi="Arial" w:cs="Arial"/>
-          <w:sz w:val="20"/>
-          <w:szCs w:val="20"/>
-        </w:rPr>
-      </w:pPr>
-      <w:r>
-        <w:rPr>
-          <w:rFonts w:cs="Arial" w:ascii="Arial" w:hAnsi="Arial"/>
-          <w:color w:val="000009"/>
-          <w:sz w:val="20"/>
-          <w:szCs w:val="20"/>
+          <w:sz w:val="18"/>
+          <w:szCs w:val="18"/>
+        </w:rPr>
+      </w:pPr>
+      <w:r>
+        <w:rPr>
+          <w:rFonts w:cs="Arial" w:ascii="Arial" w:hAnsi="Arial"/>
+          <w:color w:val="000009"/>
+          <w:sz w:val="18"/>
+          <w:szCs w:val="18"/>
         </w:rPr>
         <w:t xml:space="preserve">Organized many levels of a very large knowledge-based simulation projects. Brought over 18 programmers together to deliver a coherent product. Ran weekly group meetings, down to help solving any problem. </w:t>
       </w:r>
@@ -6229,17 +6516,16 @@
         </w:numPr>
         <w:jc w:val="both"/>
         <w:rPr>
-          <w:rFonts w:ascii="Arial" w:hAnsi="Arial" w:cs="Arial"/>
-          <w:sz w:val="20"/>
-          <w:szCs w:val="20"/>
-        </w:rPr>
-      </w:pPr>
-      <w:r>
-        <w:rPr>
-          <w:rFonts w:cs="Arial" w:ascii="Arial" w:hAnsi="Arial"/>
-          <w:color w:val="000009"/>
-          <w:sz w:val="20"/>
-          <w:szCs w:val="20"/>
+          <w:sz w:val="18"/>
+          <w:szCs w:val="18"/>
+        </w:rPr>
+      </w:pPr>
+      <w:r>
+        <w:rPr>
+          <w:rFonts w:cs="Arial" w:ascii="Arial" w:hAnsi="Arial"/>
+          <w:color w:val="000009"/>
+          <w:sz w:val="18"/>
+          <w:szCs w:val="18"/>
         </w:rPr>
         <w:t>Hiring, demo, design, install trips, prototyping to lead project direction. Taught group of 6 how to use a Rule-Based-shell for a reasoner-rewrite in Art*Enterprise.</w:t>
       </w:r>
@@ -6248,8 +6534,8 @@
           <w:rFonts w:cs="Arial" w:ascii="Arial" w:hAnsi="Arial"/>
           <w:color w:val="000009"/>
           <w:spacing w:val="-6"/>
-          <w:sz w:val="20"/>
-          <w:szCs w:val="20"/>
+          <w:sz w:val="18"/>
+          <w:szCs w:val="18"/>
         </w:rPr>
         <w:t xml:space="preserve"> </w:t>
       </w:r>
@@ -6262,18 +6548,14 @@
           <w:numId w:val="3"/>
         </w:numPr>
         <w:jc w:val="both"/>
-        <w:rPr>
-          <w:rFonts w:ascii="Arial" w:hAnsi="Arial" w:cs="Arial"/>
-          <w:sz w:val="20"/>
-          <w:szCs w:val="20"/>
-        </w:rPr>
-      </w:pPr>
-      <w:r>
-        <w:rPr>
-          <w:rFonts w:cs="Arial" w:ascii="Arial" w:hAnsi="Arial"/>
-          <w:color w:val="000009"/>
-          <w:sz w:val="20"/>
-          <w:szCs w:val="20"/>
+        <w:rPr/>
+      </w:pPr>
+      <w:r>
+        <w:rPr>
+          <w:rFonts w:cs="Arial" w:ascii="Arial" w:hAnsi="Arial"/>
+          <w:color w:val="000009"/>
+          <w:sz w:val="18"/>
+          <w:szCs w:val="18"/>
         </w:rPr>
         <w:t>Projects</w:t>
       </w:r>
@@ -6282,17 +6564,17 @@
           <w:rFonts w:cs="Arial" w:ascii="Arial" w:hAnsi="Arial"/>
           <w:color w:val="000009"/>
           <w:spacing w:val="-6"/>
-          <w:sz w:val="20"/>
-          <w:szCs w:val="20"/>
-        </w:rPr>
-        <w:t xml:space="preserve"> </w:t>
-      </w:r>
-      <w:r>
-        <w:rPr>
-          <w:rFonts w:cs="Arial" w:ascii="Arial" w:hAnsi="Arial"/>
-          <w:color w:val="000009"/>
-          <w:sz w:val="20"/>
-          <w:szCs w:val="20"/>
+          <w:sz w:val="18"/>
+          <w:szCs w:val="18"/>
+        </w:rPr>
+        <w:t xml:space="preserve"> </w:t>
+      </w:r>
+      <w:r>
+        <w:rPr>
+          <w:rFonts w:cs="Arial" w:ascii="Arial" w:hAnsi="Arial"/>
+          <w:color w:val="000009"/>
+          <w:sz w:val="18"/>
+          <w:szCs w:val="18"/>
         </w:rPr>
         <w:t>included:</w:t>
       </w:r>
@@ -6301,17 +6583,17 @@
           <w:rFonts w:cs="Arial" w:ascii="Arial" w:hAnsi="Arial"/>
           <w:color w:val="000009"/>
           <w:spacing w:val="-6"/>
-          <w:sz w:val="20"/>
-          <w:szCs w:val="20"/>
-        </w:rPr>
-        <w:t xml:space="preserve"> </w:t>
-      </w:r>
-      <w:r>
-        <w:rPr>
-          <w:rFonts w:cs="Arial" w:ascii="Arial" w:hAnsi="Arial"/>
-          <w:color w:val="000009"/>
-          <w:sz w:val="20"/>
-          <w:szCs w:val="20"/>
+          <w:sz w:val="18"/>
+          <w:szCs w:val="18"/>
+        </w:rPr>
+        <w:t xml:space="preserve"> </w:t>
+      </w:r>
+      <w:r>
+        <w:rPr>
+          <w:rFonts w:cs="Arial" w:ascii="Arial" w:hAnsi="Arial"/>
+          <w:color w:val="000009"/>
+          <w:sz w:val="18"/>
+          <w:szCs w:val="18"/>
         </w:rPr>
         <w:t>Simulation-based,</w:t>
       </w:r>
@@ -6320,17 +6602,17 @@
           <w:rFonts w:cs="Arial" w:ascii="Arial" w:hAnsi="Arial"/>
           <w:color w:val="000009"/>
           <w:spacing w:val="-6"/>
-          <w:sz w:val="20"/>
-          <w:szCs w:val="20"/>
-        </w:rPr>
-        <w:t xml:space="preserve"> </w:t>
-      </w:r>
-      <w:r>
-        <w:rPr>
-          <w:rFonts w:cs="Arial" w:ascii="Arial" w:hAnsi="Arial"/>
-          <w:color w:val="000009"/>
-          <w:sz w:val="20"/>
-          <w:szCs w:val="20"/>
+          <w:sz w:val="18"/>
+          <w:szCs w:val="18"/>
+        </w:rPr>
+        <w:t xml:space="preserve"> </w:t>
+      </w:r>
+      <w:r>
+        <w:rPr>
+          <w:rFonts w:cs="Arial" w:ascii="Arial" w:hAnsi="Arial"/>
+          <w:color w:val="000009"/>
+          <w:sz w:val="18"/>
+          <w:szCs w:val="18"/>
         </w:rPr>
         <w:t>Intelligent</w:t>
       </w:r>
@@ -6339,17 +6621,17 @@
           <w:rFonts w:cs="Arial" w:ascii="Arial" w:hAnsi="Arial"/>
           <w:color w:val="000009"/>
           <w:spacing w:val="-9"/>
-          <w:sz w:val="20"/>
-          <w:szCs w:val="20"/>
-        </w:rPr>
-        <w:t xml:space="preserve"> </w:t>
-      </w:r>
-      <w:r>
-        <w:rPr>
-          <w:rFonts w:cs="Arial" w:ascii="Arial" w:hAnsi="Arial"/>
-          <w:color w:val="000009"/>
-          <w:sz w:val="20"/>
-          <w:szCs w:val="20"/>
+          <w:sz w:val="18"/>
+          <w:szCs w:val="18"/>
+        </w:rPr>
+        <w:t xml:space="preserve"> </w:t>
+      </w:r>
+      <w:r>
+        <w:rPr>
+          <w:rFonts w:cs="Arial" w:ascii="Arial" w:hAnsi="Arial"/>
+          <w:color w:val="000009"/>
+          <w:sz w:val="18"/>
+          <w:szCs w:val="18"/>
         </w:rPr>
         <w:t>Tutoring</w:t>
       </w:r>
@@ -6358,17 +6640,17 @@
           <w:rFonts w:cs="Arial" w:ascii="Arial" w:hAnsi="Arial"/>
           <w:color w:val="000009"/>
           <w:spacing w:val="-6"/>
-          <w:sz w:val="20"/>
-          <w:szCs w:val="20"/>
-        </w:rPr>
-        <w:t xml:space="preserve"> </w:t>
-      </w:r>
-      <w:r>
-        <w:rPr>
-          <w:rFonts w:cs="Arial" w:ascii="Arial" w:hAnsi="Arial"/>
-          <w:color w:val="000009"/>
-          <w:sz w:val="20"/>
-          <w:szCs w:val="20"/>
+          <w:sz w:val="18"/>
+          <w:szCs w:val="18"/>
+        </w:rPr>
+        <w:t xml:space="preserve"> </w:t>
+      </w:r>
+      <w:r>
+        <w:rPr>
+          <w:rFonts w:cs="Arial" w:ascii="Arial" w:hAnsi="Arial"/>
+          <w:color w:val="000009"/>
+          <w:sz w:val="18"/>
+          <w:szCs w:val="18"/>
         </w:rPr>
         <w:t>System</w:t>
       </w:r>
@@ -6377,17 +6659,17 @@
           <w:rFonts w:cs="Arial" w:ascii="Arial" w:hAnsi="Arial"/>
           <w:color w:val="000009"/>
           <w:spacing w:val="-5"/>
-          <w:sz w:val="20"/>
-          <w:szCs w:val="20"/>
-        </w:rPr>
-        <w:t xml:space="preserve"> </w:t>
-      </w:r>
-      <w:r>
-        <w:rPr>
-          <w:rFonts w:cs="Arial" w:ascii="Arial" w:hAnsi="Arial"/>
-          <w:color w:val="000009"/>
-          <w:sz w:val="20"/>
-          <w:szCs w:val="20"/>
+          <w:sz w:val="18"/>
+          <w:szCs w:val="18"/>
+        </w:rPr>
+        <w:t xml:space="preserve"> </w:t>
+      </w:r>
+      <w:r>
+        <w:rPr>
+          <w:rFonts w:cs="Arial" w:ascii="Arial" w:hAnsi="Arial"/>
+          <w:color w:val="000009"/>
+          <w:sz w:val="18"/>
+          <w:szCs w:val="18"/>
         </w:rPr>
         <w:t>(ITS)</w:t>
       </w:r>
@@ -6396,17 +6678,17 @@
           <w:rFonts w:cs="Arial" w:ascii="Arial" w:hAnsi="Arial"/>
           <w:color w:val="000009"/>
           <w:spacing w:val="-7"/>
-          <w:sz w:val="20"/>
-          <w:szCs w:val="20"/>
-        </w:rPr>
-        <w:t xml:space="preserve"> </w:t>
-      </w:r>
-      <w:r>
-        <w:rPr>
-          <w:rFonts w:cs="Arial" w:ascii="Arial" w:hAnsi="Arial"/>
-          <w:color w:val="000009"/>
-          <w:sz w:val="20"/>
-          <w:szCs w:val="20"/>
+          <w:sz w:val="18"/>
+          <w:szCs w:val="18"/>
+        </w:rPr>
+        <w:t xml:space="preserve"> </w:t>
+      </w:r>
+      <w:r>
+        <w:rPr>
+          <w:rFonts w:cs="Arial" w:ascii="Arial" w:hAnsi="Arial"/>
+          <w:color w:val="000009"/>
+          <w:sz w:val="18"/>
+          <w:szCs w:val="18"/>
         </w:rPr>
         <w:t>&amp;</w:t>
       </w:r>
@@ -6415,17 +6697,17 @@
           <w:rFonts w:cs="Arial" w:ascii="Arial" w:hAnsi="Arial"/>
           <w:color w:val="000009"/>
           <w:spacing w:val="-7"/>
-          <w:sz w:val="20"/>
-          <w:szCs w:val="20"/>
-        </w:rPr>
-        <w:t xml:space="preserve"> </w:t>
-      </w:r>
-      <w:r>
-        <w:rPr>
-          <w:rFonts w:cs="Arial" w:ascii="Arial" w:hAnsi="Arial"/>
-          <w:color w:val="000009"/>
-          <w:sz w:val="20"/>
-          <w:szCs w:val="20"/>
+          <w:sz w:val="18"/>
+          <w:szCs w:val="18"/>
+        </w:rPr>
+        <w:t xml:space="preserve"> </w:t>
+      </w:r>
+      <w:r>
+        <w:rPr>
+          <w:rFonts w:cs="Arial" w:ascii="Arial" w:hAnsi="Arial"/>
+          <w:color w:val="000009"/>
+          <w:sz w:val="18"/>
+          <w:szCs w:val="18"/>
         </w:rPr>
         <w:t>Real-</w:t>
       </w:r>
@@ -6434,17 +6716,17 @@
           <w:rFonts w:cs="Arial" w:ascii="Arial" w:hAnsi="Arial"/>
           <w:color w:val="000009"/>
           <w:spacing w:val="-8"/>
-          <w:sz w:val="20"/>
-          <w:szCs w:val="20"/>
-        </w:rPr>
-        <w:t xml:space="preserve"> </w:t>
-      </w:r>
-      <w:r>
-        <w:rPr>
-          <w:rFonts w:cs="Arial" w:ascii="Arial" w:hAnsi="Arial"/>
-          <w:color w:val="000009"/>
-          <w:sz w:val="20"/>
-          <w:szCs w:val="20"/>
+          <w:sz w:val="18"/>
+          <w:szCs w:val="18"/>
+        </w:rPr>
+        <w:t xml:space="preserve"> </w:t>
+      </w:r>
+      <w:r>
+        <w:rPr>
+          <w:rFonts w:cs="Arial" w:ascii="Arial" w:hAnsi="Arial"/>
+          <w:color w:val="000009"/>
+          <w:sz w:val="18"/>
+          <w:szCs w:val="18"/>
         </w:rPr>
         <w:t>Time</w:t>
       </w:r>
@@ -6453,17 +6735,17 @@
           <w:rFonts w:cs="Arial" w:ascii="Arial" w:hAnsi="Arial"/>
           <w:color w:val="000009"/>
           <w:spacing w:val="-6"/>
-          <w:sz w:val="20"/>
-          <w:szCs w:val="20"/>
-        </w:rPr>
-        <w:t xml:space="preserve"> </w:t>
-      </w:r>
-      <w:r>
-        <w:rPr>
-          <w:rFonts w:cs="Arial" w:ascii="Arial" w:hAnsi="Arial"/>
-          <w:color w:val="000009"/>
-          <w:sz w:val="20"/>
-          <w:szCs w:val="20"/>
+          <w:sz w:val="18"/>
+          <w:szCs w:val="18"/>
+        </w:rPr>
+        <w:t xml:space="preserve"> </w:t>
+      </w:r>
+      <w:r>
+        <w:rPr>
+          <w:rFonts w:cs="Arial" w:ascii="Arial" w:hAnsi="Arial"/>
+          <w:color w:val="000009"/>
+          <w:sz w:val="18"/>
+          <w:szCs w:val="18"/>
         </w:rPr>
         <w:t>control</w:t>
       </w:r>
@@ -6472,17 +6754,17 @@
           <w:rFonts w:cs="Arial" w:ascii="Arial" w:hAnsi="Arial"/>
           <w:color w:val="000009"/>
           <w:spacing w:val="-7"/>
-          <w:sz w:val="20"/>
-          <w:szCs w:val="20"/>
-        </w:rPr>
-        <w:t xml:space="preserve"> </w:t>
-      </w:r>
-      <w:r>
-        <w:rPr>
-          <w:rFonts w:cs="Arial" w:ascii="Arial" w:hAnsi="Arial"/>
-          <w:color w:val="000009"/>
-          <w:sz w:val="20"/>
-          <w:szCs w:val="20"/>
+          <w:sz w:val="18"/>
+          <w:szCs w:val="18"/>
+        </w:rPr>
+        <w:t xml:space="preserve"> </w:t>
+      </w:r>
+      <w:r>
+        <w:rPr>
+          <w:rFonts w:cs="Arial" w:ascii="Arial" w:hAnsi="Arial"/>
+          <w:color w:val="000009"/>
+          <w:sz w:val="18"/>
+          <w:szCs w:val="18"/>
         </w:rPr>
         <w:t>system.</w:t>
       </w:r>
@@ -6491,17 +6773,17 @@
           <w:rFonts w:cs="Arial" w:ascii="Arial" w:hAnsi="Arial"/>
           <w:color w:val="000009"/>
           <w:spacing w:val="-6"/>
-          <w:sz w:val="20"/>
-          <w:szCs w:val="20"/>
-        </w:rPr>
-        <w:t xml:space="preserve"> </w:t>
-      </w:r>
-      <w:r>
-        <w:rPr>
-          <w:rFonts w:cs="Arial" w:ascii="Arial" w:hAnsi="Arial"/>
-          <w:color w:val="000009"/>
-          <w:sz w:val="20"/>
-          <w:szCs w:val="20"/>
+          <w:sz w:val="18"/>
+          <w:szCs w:val="18"/>
+        </w:rPr>
+        <w:t xml:space="preserve"> </w:t>
+      </w:r>
+      <w:r>
+        <w:rPr>
+          <w:rFonts w:cs="Arial" w:ascii="Arial" w:hAnsi="Arial"/>
+          <w:color w:val="000009"/>
+          <w:sz w:val="18"/>
+          <w:szCs w:val="18"/>
         </w:rPr>
         <w:t>Being used in classroom, real life testing, presented at IAAI99 'Automated Instructor</w:t>
       </w:r>
@@ -6510,17 +6792,17 @@
           <w:rFonts w:cs="Arial" w:ascii="Arial" w:hAnsi="Arial"/>
           <w:color w:val="000009"/>
           <w:spacing w:val="-2"/>
-          <w:sz w:val="20"/>
-          <w:szCs w:val="20"/>
-        </w:rPr>
-        <w:t xml:space="preserve"> </w:t>
-      </w:r>
-      <w:r>
-        <w:rPr>
-          <w:rFonts w:cs="Arial" w:ascii="Arial" w:hAnsi="Arial"/>
-          <w:color w:val="000009"/>
-          <w:sz w:val="20"/>
-          <w:szCs w:val="20"/>
+          <w:sz w:val="18"/>
+          <w:szCs w:val="18"/>
+        </w:rPr>
+        <w:t xml:space="preserve"> </w:t>
+      </w:r>
+      <w:r>
+        <w:rPr>
+          <w:rFonts w:cs="Arial" w:ascii="Arial" w:hAnsi="Arial"/>
+          <w:color w:val="000009"/>
+          <w:sz w:val="18"/>
+          <w:szCs w:val="18"/>
         </w:rPr>
         <w:t>Assistant for Ship Damage Control' - The system teaches Navy officers how to save a simulated ship in crisis.</w:t>
       </w:r>
@@ -6529,17 +6811,17 @@
           <w:rFonts w:cs="Arial" w:ascii="Arial" w:hAnsi="Arial"/>
           <w:color w:val="000009"/>
           <w:spacing w:val="-8"/>
-          <w:sz w:val="20"/>
-          <w:szCs w:val="20"/>
-        </w:rPr>
-        <w:t xml:space="preserve"> </w:t>
-      </w:r>
-      <w:r>
-        <w:rPr>
-          <w:rFonts w:cs="Arial" w:ascii="Arial" w:hAnsi="Arial"/>
-          <w:color w:val="000009"/>
-          <w:sz w:val="20"/>
-          <w:szCs w:val="20"/>
+          <w:sz w:val="18"/>
+          <w:szCs w:val="18"/>
+        </w:rPr>
+        <w:t xml:space="preserve"> </w:t>
+      </w:r>
+      <w:r>
+        <w:rPr>
+          <w:rFonts w:cs="Arial" w:ascii="Arial" w:hAnsi="Arial"/>
+          <w:color w:val="000009"/>
+          <w:sz w:val="18"/>
+          <w:szCs w:val="18"/>
         </w:rPr>
         <w:t>A</w:t>
       </w:r>
@@ -6548,28 +6830,28 @@
           <w:rFonts w:cs="Arial" w:ascii="Arial" w:hAnsi="Arial"/>
           <w:color w:val="000009"/>
           <w:spacing w:val="-8"/>
-          <w:sz w:val="20"/>
-          <w:szCs w:val="20"/>
-        </w:rPr>
-        <w:t xml:space="preserve"> </w:t>
-      </w:r>
-      <w:r>
-        <w:rPr>
-          <w:rFonts w:cs="Arial" w:ascii="Arial" w:hAnsi="Arial"/>
-          <w:color w:val="000009"/>
-          <w:sz w:val="20"/>
-          <w:szCs w:val="20"/>
+          <w:sz w:val="18"/>
+          <w:szCs w:val="18"/>
+        </w:rPr>
+        <w:t xml:space="preserve"> </w:t>
+      </w:r>
+      <w:r>
+        <w:rPr>
+          <w:rFonts w:cs="Arial" w:ascii="Arial" w:hAnsi="Arial"/>
+          <w:color w:val="000009"/>
+          <w:sz w:val="18"/>
+          <w:szCs w:val="18"/>
         </w:rPr>
         <w:t xml:space="preserve">variant was developed to catch real-time crisis conditions and suggest solutions </w:t>
       </w:r>
-      <w:hyperlink r:id="rId38">
+      <w:hyperlink r:id="rId39">
         <w:r>
           <w:rPr>
             <w:rStyle w:val="ListLabel75"/>
             <w:rFonts w:cs="Arial" w:ascii="Arial" w:hAnsi="Arial"/>
             <w:color w:val="0462C0"/>
-            <w:sz w:val="20"/>
-            <w:szCs w:val="20"/>
+            <w:sz w:val="18"/>
+            <w:szCs w:val="18"/>
             <w:u w:val="single" w:color="0462C0"/>
           </w:rPr>
           <w:t>www.dwilkins.org/members.htm</w:t>
@@ -6619,6 +6901,40 @@
           <w:rFonts w:cs="Arial" w:ascii="Arial" w:hAnsi="Arial"/>
           <w:b/>
           <w:bCs/>
+          <w:color w:val="000009"/>
+          <w:sz w:val="20"/>
+          <w:szCs w:val="20"/>
+        </w:rPr>
+        <w:t>Knowledge</w:t>
+      </w:r>
+      <w:r>
+        <w:rPr>
+          <w:rFonts w:cs="Arial" w:ascii="Arial" w:hAnsi="Arial"/>
+          <w:b/>
+          <w:bCs/>
+          <w:color w:val="000009"/>
+          <w:spacing w:val="-7"/>
+          <w:sz w:val="20"/>
+          <w:szCs w:val="20"/>
+        </w:rPr>
+        <w:t xml:space="preserve"> </w:t>
+      </w:r>
+      <w:r>
+        <w:rPr>
+          <w:rFonts w:cs="Arial" w:ascii="Arial" w:hAnsi="Arial"/>
+          <w:b/>
+          <w:bCs/>
+          <w:color w:val="000009"/>
+          <w:sz w:val="20"/>
+          <w:szCs w:val="20"/>
+        </w:rPr>
+        <w:t xml:space="preserve">Engineer             </w:t>
+      </w:r>
+      <w:r>
+        <w:rPr>
+          <w:rFonts w:cs="Arial" w:ascii="Arial" w:hAnsi="Arial"/>
+          <w:b/>
+          <w:bCs/>
           <w:color w:val="00007E"/>
           <w:sz w:val="20"/>
           <w:szCs w:val="20"/>
@@ -6729,54 +7045,6 @@
           <w:szCs w:val="20"/>
         </w:rPr>
         <w:t>1998</w:t>
-      </w:r>
-    </w:p>
-    <w:p>
-      <w:pPr>
-        <w:pStyle w:val="Heading2"/>
-        <w:spacing w:lineRule="auto" w:line="240" w:before="0" w:after="0"/>
-        <w:jc w:val="both"/>
-        <w:rPr>
-          <w:rFonts w:ascii="Arial" w:hAnsi="Arial" w:cs="Arial"/>
-          <w:b/>
-          <w:bCs/>
-          <w:sz w:val="20"/>
-          <w:szCs w:val="20"/>
-        </w:rPr>
-      </w:pPr>
-      <w:r>
-        <w:rPr>
-          <w:rFonts w:cs="Arial" w:ascii="Arial" w:hAnsi="Arial"/>
-          <w:b/>
-          <w:bCs/>
-          <w:color w:val="000009"/>
-          <w:sz w:val="20"/>
-          <w:szCs w:val="20"/>
-        </w:rPr>
-        <w:t>Knowledge</w:t>
-      </w:r>
-      <w:r>
-        <w:rPr>
-          <w:rFonts w:cs="Arial" w:ascii="Arial" w:hAnsi="Arial"/>
-          <w:b/>
-          <w:bCs/>
-          <w:color w:val="000009"/>
-          <w:spacing w:val="-7"/>
-          <w:sz w:val="20"/>
-          <w:szCs w:val="20"/>
-        </w:rPr>
-        <w:t xml:space="preserve"> </w:t>
-      </w:r>
-      <w:r>
-        <w:rPr>
-          <w:rFonts w:cs="Arial" w:ascii="Arial" w:hAnsi="Arial"/>
-          <w:b/>
-          <w:bCs/>
-          <w:color w:val="000009"/>
-          <w:sz w:val="20"/>
-          <w:szCs w:val="20"/>
-        </w:rPr>
-        <w:t>Engineer</w:t>
       </w:r>
     </w:p>
     <w:p>
@@ -6786,18 +7054,14 @@
           <w:ilvl w:val="0"/>
           <w:numId w:val="4"/>
         </w:numPr>
-        <w:rPr>
-          <w:rFonts w:ascii="Arial" w:hAnsi="Arial" w:cs="Arial"/>
-          <w:sz w:val="20"/>
-          <w:szCs w:val="20"/>
-        </w:rPr>
-      </w:pPr>
-      <w:r>
-        <w:rPr>
-          <w:rFonts w:cs="Arial" w:ascii="Arial" w:hAnsi="Arial"/>
-          <w:color w:val="000009"/>
-          <w:sz w:val="20"/>
-          <w:szCs w:val="20"/>
+        <w:rPr/>
+      </w:pPr>
+      <w:r>
+        <w:rPr>
+          <w:rFonts w:cs="Arial" w:ascii="Arial" w:hAnsi="Arial"/>
+          <w:color w:val="000009"/>
+          <w:sz w:val="18"/>
+          <w:szCs w:val="18"/>
         </w:rPr>
         <w:t>Helped</w:t>
       </w:r>
@@ -6806,17 +7070,17 @@
           <w:rFonts w:cs="Arial" w:ascii="Arial" w:hAnsi="Arial"/>
           <w:color w:val="000009"/>
           <w:spacing w:val="-4"/>
-          <w:sz w:val="20"/>
-          <w:szCs w:val="20"/>
-        </w:rPr>
-        <w:t xml:space="preserve"> </w:t>
-      </w:r>
-      <w:r>
-        <w:rPr>
-          <w:rFonts w:cs="Arial" w:ascii="Arial" w:hAnsi="Arial"/>
-          <w:color w:val="000009"/>
-          <w:sz w:val="20"/>
-          <w:szCs w:val="20"/>
+          <w:sz w:val="18"/>
+          <w:szCs w:val="18"/>
+        </w:rPr>
+        <w:t xml:space="preserve"> </w:t>
+      </w:r>
+      <w:r>
+        <w:rPr>
+          <w:rFonts w:cs="Arial" w:ascii="Arial" w:hAnsi="Arial"/>
+          <w:color w:val="000009"/>
+          <w:sz w:val="18"/>
+          <w:szCs w:val="18"/>
         </w:rPr>
         <w:t>develop</w:t>
       </w:r>
@@ -6825,17 +7089,17 @@
           <w:rFonts w:cs="Arial" w:ascii="Arial" w:hAnsi="Arial"/>
           <w:color w:val="000009"/>
           <w:spacing w:val="-4"/>
-          <w:sz w:val="20"/>
-          <w:szCs w:val="20"/>
-        </w:rPr>
-        <w:t xml:space="preserve"> </w:t>
-      </w:r>
-      <w:r>
-        <w:rPr>
-          <w:rFonts w:cs="Arial" w:ascii="Arial" w:hAnsi="Arial"/>
-          <w:color w:val="000009"/>
-          <w:sz w:val="20"/>
-          <w:szCs w:val="20"/>
+          <w:sz w:val="18"/>
+          <w:szCs w:val="18"/>
+        </w:rPr>
+        <w:t xml:space="preserve"> </w:t>
+      </w:r>
+      <w:r>
+        <w:rPr>
+          <w:rFonts w:cs="Arial" w:ascii="Arial" w:hAnsi="Arial"/>
+          <w:color w:val="000009"/>
+          <w:sz w:val="18"/>
+          <w:szCs w:val="18"/>
         </w:rPr>
         <w:t>and</w:t>
       </w:r>
@@ -6844,17 +7108,17 @@
           <w:rFonts w:cs="Arial" w:ascii="Arial" w:hAnsi="Arial"/>
           <w:color w:val="000009"/>
           <w:spacing w:val="-5"/>
-          <w:sz w:val="20"/>
-          <w:szCs w:val="20"/>
-        </w:rPr>
-        <w:t xml:space="preserve"> </w:t>
-      </w:r>
-      <w:r>
-        <w:rPr>
-          <w:rFonts w:cs="Arial" w:ascii="Arial" w:hAnsi="Arial"/>
-          <w:color w:val="000009"/>
-          <w:sz w:val="20"/>
-          <w:szCs w:val="20"/>
+          <w:sz w:val="18"/>
+          <w:szCs w:val="18"/>
+        </w:rPr>
+        <w:t xml:space="preserve"> </w:t>
+      </w:r>
+      <w:r>
+        <w:rPr>
+          <w:rFonts w:cs="Arial" w:ascii="Arial" w:hAnsi="Arial"/>
+          <w:color w:val="000009"/>
+          <w:sz w:val="18"/>
+          <w:szCs w:val="18"/>
         </w:rPr>
         <w:t>install</w:t>
       </w:r>
@@ -6863,17 +7127,17 @@
           <w:rFonts w:cs="Arial" w:ascii="Arial" w:hAnsi="Arial"/>
           <w:color w:val="000009"/>
           <w:spacing w:val="-3"/>
-          <w:sz w:val="20"/>
-          <w:szCs w:val="20"/>
-        </w:rPr>
-        <w:t xml:space="preserve"> </w:t>
-      </w:r>
-      <w:r>
-        <w:rPr>
-          <w:rFonts w:cs="Arial" w:ascii="Arial" w:hAnsi="Arial"/>
-          <w:color w:val="000009"/>
-          <w:sz w:val="20"/>
-          <w:szCs w:val="20"/>
+          <w:sz w:val="18"/>
+          <w:szCs w:val="18"/>
+        </w:rPr>
+        <w:t xml:space="preserve"> </w:t>
+      </w:r>
+      <w:r>
+        <w:rPr>
+          <w:rFonts w:cs="Arial" w:ascii="Arial" w:hAnsi="Arial"/>
+          <w:color w:val="000009"/>
+          <w:sz w:val="18"/>
+          <w:szCs w:val="18"/>
         </w:rPr>
         <w:t>their</w:t>
       </w:r>
@@ -6882,17 +7146,17 @@
           <w:rFonts w:cs="Arial" w:ascii="Arial" w:hAnsi="Arial"/>
           <w:color w:val="000009"/>
           <w:spacing w:val="-5"/>
-          <w:sz w:val="20"/>
-          <w:szCs w:val="20"/>
-        </w:rPr>
-        <w:t xml:space="preserve"> </w:t>
-      </w:r>
-      <w:r>
-        <w:rPr>
-          <w:rFonts w:cs="Arial" w:ascii="Arial" w:hAnsi="Arial"/>
-          <w:color w:val="000009"/>
-          <w:sz w:val="20"/>
-          <w:szCs w:val="20"/>
+          <w:sz w:val="18"/>
+          <w:szCs w:val="18"/>
+        </w:rPr>
+        <w:t xml:space="preserve"> </w:t>
+      </w:r>
+      <w:r>
+        <w:rPr>
+          <w:rFonts w:cs="Arial" w:ascii="Arial" w:hAnsi="Arial"/>
+          <w:color w:val="000009"/>
+          <w:sz w:val="18"/>
+          <w:szCs w:val="18"/>
         </w:rPr>
         <w:t>very</w:t>
       </w:r>
@@ -6901,17 +7165,17 @@
           <w:rFonts w:cs="Arial" w:ascii="Arial" w:hAnsi="Arial"/>
           <w:color w:val="000009"/>
           <w:spacing w:val="-4"/>
-          <w:sz w:val="20"/>
-          <w:szCs w:val="20"/>
-        </w:rPr>
-        <w:t xml:space="preserve"> </w:t>
-      </w:r>
-      <w:r>
-        <w:rPr>
-          <w:rFonts w:cs="Arial" w:ascii="Arial" w:hAnsi="Arial"/>
-          <w:color w:val="000009"/>
-          <w:sz w:val="20"/>
-          <w:szCs w:val="20"/>
+          <w:sz w:val="18"/>
+          <w:szCs w:val="18"/>
+        </w:rPr>
+        <w:t xml:space="preserve"> </w:t>
+      </w:r>
+      <w:r>
+        <w:rPr>
+          <w:rFonts w:cs="Arial" w:ascii="Arial" w:hAnsi="Arial"/>
+          <w:color w:val="000009"/>
+          <w:sz w:val="18"/>
+          <w:szCs w:val="18"/>
         </w:rPr>
         <w:t>first</w:t>
       </w:r>
@@ -6920,17 +7184,17 @@
           <w:rFonts w:cs="Arial" w:ascii="Arial" w:hAnsi="Arial"/>
           <w:color w:val="000009"/>
           <w:spacing w:val="-6"/>
-          <w:sz w:val="20"/>
-          <w:szCs w:val="20"/>
-        </w:rPr>
-        <w:t xml:space="preserve"> </w:t>
-      </w:r>
-      <w:r>
-        <w:rPr>
-          <w:rFonts w:cs="Arial" w:ascii="Arial" w:hAnsi="Arial"/>
-          <w:color w:val="000009"/>
-          <w:sz w:val="20"/>
-          <w:szCs w:val="20"/>
+          <w:sz w:val="18"/>
+          <w:szCs w:val="18"/>
+        </w:rPr>
+        <w:t xml:space="preserve"> </w:t>
+      </w:r>
+      <w:r>
+        <w:rPr>
+          <w:rFonts w:cs="Arial" w:ascii="Arial" w:hAnsi="Arial"/>
+          <w:color w:val="000009"/>
+          <w:sz w:val="18"/>
+          <w:szCs w:val="18"/>
         </w:rPr>
         <w:t>product</w:t>
       </w:r>
@@ -6939,17 +7203,17 @@
           <w:rFonts w:cs="Arial" w:ascii="Arial" w:hAnsi="Arial"/>
           <w:color w:val="000009"/>
           <w:spacing w:val="-4"/>
-          <w:sz w:val="20"/>
-          <w:szCs w:val="20"/>
-        </w:rPr>
-        <w:t xml:space="preserve"> </w:t>
-      </w:r>
-      <w:r>
-        <w:rPr>
-          <w:rFonts w:cs="Arial" w:ascii="Arial" w:hAnsi="Arial"/>
-          <w:color w:val="000009"/>
-          <w:sz w:val="20"/>
-          <w:szCs w:val="20"/>
+          <w:sz w:val="18"/>
+          <w:szCs w:val="18"/>
+        </w:rPr>
+        <w:t xml:space="preserve"> </w:t>
+      </w:r>
+      <w:r>
+        <w:rPr>
+          <w:rFonts w:cs="Arial" w:ascii="Arial" w:hAnsi="Arial"/>
+          <w:color w:val="000009"/>
+          <w:sz w:val="18"/>
+          <w:szCs w:val="18"/>
         </w:rPr>
         <w:t>(intelligent</w:t>
       </w:r>
@@ -6958,17 +7222,17 @@
           <w:rFonts w:cs="Arial" w:ascii="Arial" w:hAnsi="Arial"/>
           <w:color w:val="000009"/>
           <w:spacing w:val="-4"/>
-          <w:sz w:val="20"/>
-          <w:szCs w:val="20"/>
-        </w:rPr>
-        <w:t xml:space="preserve"> </w:t>
-      </w:r>
-      <w:r>
-        <w:rPr>
-          <w:rFonts w:cs="Arial" w:ascii="Arial" w:hAnsi="Arial"/>
-          <w:color w:val="000009"/>
-          <w:sz w:val="20"/>
-          <w:szCs w:val="20"/>
+          <w:sz w:val="18"/>
+          <w:szCs w:val="18"/>
+        </w:rPr>
+        <w:t xml:space="preserve"> </w:t>
+      </w:r>
+      <w:r>
+        <w:rPr>
+          <w:rFonts w:cs="Arial" w:ascii="Arial" w:hAnsi="Arial"/>
+          <w:color w:val="000009"/>
+          <w:sz w:val="18"/>
+          <w:szCs w:val="18"/>
         </w:rPr>
         <w:t>email</w:t>
       </w:r>
@@ -6977,17 +7241,17 @@
           <w:rFonts w:cs="Arial" w:ascii="Arial" w:hAnsi="Arial"/>
           <w:color w:val="000009"/>
           <w:spacing w:val="-5"/>
-          <w:sz w:val="20"/>
-          <w:szCs w:val="20"/>
-        </w:rPr>
-        <w:t xml:space="preserve"> </w:t>
-      </w:r>
-      <w:r>
-        <w:rPr>
-          <w:rFonts w:cs="Arial" w:ascii="Arial" w:hAnsi="Arial"/>
-          <w:color w:val="000009"/>
-          <w:sz w:val="20"/>
-          <w:szCs w:val="20"/>
+          <w:sz w:val="18"/>
+          <w:szCs w:val="18"/>
+        </w:rPr>
+        <w:t xml:space="preserve"> </w:t>
+      </w:r>
+      <w:r>
+        <w:rPr>
+          <w:rFonts w:cs="Arial" w:ascii="Arial" w:hAnsi="Arial"/>
+          <w:color w:val="000009"/>
+          <w:sz w:val="18"/>
+          <w:szCs w:val="18"/>
         </w:rPr>
         <w:t>reply).</w:t>
       </w:r>
@@ -6996,17 +7260,17 @@
           <w:rFonts w:cs="Arial" w:ascii="Arial" w:hAnsi="Arial"/>
           <w:color w:val="000009"/>
           <w:spacing w:val="-4"/>
-          <w:sz w:val="20"/>
-          <w:szCs w:val="20"/>
-        </w:rPr>
-        <w:t xml:space="preserve"> </w:t>
-      </w:r>
-      <w:r>
-        <w:rPr>
-          <w:rFonts w:cs="Arial" w:ascii="Arial" w:hAnsi="Arial"/>
-          <w:color w:val="000009"/>
-          <w:sz w:val="20"/>
-          <w:szCs w:val="20"/>
+          <w:sz w:val="18"/>
+          <w:szCs w:val="18"/>
+        </w:rPr>
+        <w:t xml:space="preserve"> </w:t>
+      </w:r>
+      <w:r>
+        <w:rPr>
+          <w:rFonts w:cs="Arial" w:ascii="Arial" w:hAnsi="Arial"/>
+          <w:color w:val="000009"/>
+          <w:sz w:val="18"/>
+          <w:szCs w:val="18"/>
         </w:rPr>
         <w:t>Worked</w:t>
       </w:r>
@@ -7015,17 +7279,17 @@
           <w:rFonts w:cs="Arial" w:ascii="Arial" w:hAnsi="Arial"/>
           <w:color w:val="000009"/>
           <w:spacing w:val="-4"/>
-          <w:sz w:val="20"/>
-          <w:szCs w:val="20"/>
-        </w:rPr>
-        <w:t xml:space="preserve"> </w:t>
-      </w:r>
-      <w:r>
-        <w:rPr>
-          <w:rFonts w:cs="Arial" w:ascii="Arial" w:hAnsi="Arial"/>
-          <w:color w:val="000009"/>
-          <w:sz w:val="20"/>
-          <w:szCs w:val="20"/>
+          <w:sz w:val="18"/>
+          <w:szCs w:val="18"/>
+        </w:rPr>
+        <w:t xml:space="preserve"> </w:t>
+      </w:r>
+      <w:r>
+        <w:rPr>
+          <w:rFonts w:cs="Arial" w:ascii="Arial" w:hAnsi="Arial"/>
+          <w:color w:val="000009"/>
+          <w:sz w:val="18"/>
+          <w:szCs w:val="18"/>
         </w:rPr>
         <w:t>between</w:t>
       </w:r>
@@ -7034,17 +7298,17 @@
           <w:rFonts w:cs="Arial" w:ascii="Arial" w:hAnsi="Arial"/>
           <w:color w:val="000009"/>
           <w:spacing w:val="-4"/>
-          <w:sz w:val="20"/>
-          <w:szCs w:val="20"/>
-        </w:rPr>
-        <w:t xml:space="preserve"> </w:t>
-      </w:r>
-      <w:r>
-        <w:rPr>
-          <w:rFonts w:cs="Arial" w:ascii="Arial" w:hAnsi="Arial"/>
-          <w:color w:val="000009"/>
-          <w:sz w:val="20"/>
-          <w:szCs w:val="20"/>
+          <w:sz w:val="18"/>
+          <w:szCs w:val="18"/>
+        </w:rPr>
+        <w:t xml:space="preserve"> </w:t>
+      </w:r>
+      <w:r>
+        <w:rPr>
+          <w:rFonts w:cs="Arial" w:ascii="Arial" w:hAnsi="Arial"/>
+          <w:color w:val="000009"/>
+          <w:sz w:val="18"/>
+          <w:szCs w:val="18"/>
         </w:rPr>
         <w:t>development</w:t>
       </w:r>
@@ -7053,17 +7317,17 @@
           <w:rFonts w:cs="Arial" w:ascii="Arial" w:hAnsi="Arial"/>
           <w:color w:val="000009"/>
           <w:spacing w:val="-4"/>
-          <w:sz w:val="20"/>
-          <w:szCs w:val="20"/>
-        </w:rPr>
-        <w:t xml:space="preserve"> </w:t>
-      </w:r>
-      <w:r>
-        <w:rPr>
-          <w:rFonts w:cs="Arial" w:ascii="Arial" w:hAnsi="Arial"/>
-          <w:color w:val="000009"/>
-          <w:sz w:val="20"/>
-          <w:szCs w:val="20"/>
+          <w:sz w:val="18"/>
+          <w:szCs w:val="18"/>
+        </w:rPr>
+        <w:t xml:space="preserve"> </w:t>
+      </w:r>
+      <w:r>
+        <w:rPr>
+          <w:rFonts w:cs="Arial" w:ascii="Arial" w:hAnsi="Arial"/>
+          <w:color w:val="000009"/>
+          <w:sz w:val="18"/>
+          <w:szCs w:val="18"/>
         </w:rPr>
         <w:t>and</w:t>
       </w:r>
@@ -7072,28 +7336,28 @@
           <w:rFonts w:cs="Arial" w:ascii="Arial" w:hAnsi="Arial"/>
           <w:color w:val="000009"/>
           <w:spacing w:val="-5"/>
-          <w:sz w:val="20"/>
-          <w:szCs w:val="20"/>
-        </w:rPr>
-        <w:t xml:space="preserve"> </w:t>
-      </w:r>
-      <w:r>
-        <w:rPr>
-          <w:rFonts w:cs="Arial" w:ascii="Arial" w:hAnsi="Arial"/>
-          <w:color w:val="000009"/>
-          <w:sz w:val="20"/>
-          <w:szCs w:val="20"/>
+          <w:sz w:val="18"/>
+          <w:szCs w:val="18"/>
+        </w:rPr>
+        <w:t xml:space="preserve"> </w:t>
+      </w:r>
+      <w:r>
+        <w:rPr>
+          <w:rFonts w:cs="Arial" w:ascii="Arial" w:hAnsi="Arial"/>
+          <w:color w:val="000009"/>
+          <w:sz w:val="18"/>
+          <w:szCs w:val="18"/>
         </w:rPr>
         <w:t xml:space="preserve">consulting. Helped on several Knowledge-Based business applications. Helped with several deployed Knowledge-Based business applications (i.e. financial: mortgage, web based job finder). w/Art*Enterprise See: </w:t>
       </w:r>
-      <w:hyperlink r:id="rId39">
+      <w:hyperlink r:id="rId40">
         <w:r>
           <w:rPr>
             <w:rStyle w:val="ListLabel75"/>
             <w:rFonts w:cs="Arial" w:ascii="Arial" w:hAnsi="Arial"/>
             <w:color w:val="0462C0"/>
-            <w:sz w:val="20"/>
-            <w:szCs w:val="20"/>
+            <w:sz w:val="18"/>
+            <w:szCs w:val="18"/>
             <w:u w:val="single" w:color="0462C0"/>
           </w:rPr>
           <w:t>www.brightware.com/eservice_solutions</w:t>
@@ -7103,17 +7367,17 @@
         <w:rPr>
           <w:rFonts w:cs="Arial" w:ascii="Arial" w:hAnsi="Arial"/>
           <w:color w:val="0462C0"/>
-          <w:sz w:val="20"/>
-          <w:szCs w:val="20"/>
-        </w:rPr>
-        <w:t xml:space="preserve"> </w:t>
-      </w:r>
-      <w:r>
-        <w:rPr>
-          <w:rFonts w:cs="Arial" w:ascii="Arial" w:hAnsi="Arial"/>
-          <w:color w:val="000009"/>
-          <w:sz w:val="20"/>
-          <w:szCs w:val="20"/>
+          <w:sz w:val="18"/>
+          <w:szCs w:val="18"/>
+        </w:rPr>
+        <w:t xml:space="preserve"> </w:t>
+      </w:r>
+      <w:r>
+        <w:rPr>
+          <w:rFonts w:cs="Arial" w:ascii="Arial" w:hAnsi="Arial"/>
+          <w:color w:val="000009"/>
+          <w:sz w:val="18"/>
+          <w:szCs w:val="18"/>
         </w:rPr>
         <w:t>&amp;later 1/2 year for the new version of the company: Mindbox.</w:t>
       </w:r>
@@ -7121,24 +7385,20 @@
     <w:p>
       <w:pPr>
         <w:pStyle w:val="BodyText"/>
-        <w:ind w:hanging="0" w:left="0"/>
-        <w:jc w:val="both"/>
+        <w:numPr>
+          <w:ilvl w:val="0"/>
+          <w:numId w:val="0"/>
+        </w:numPr>
+        <w:ind w:hanging="0" w:left="360"/>
         <w:rPr>
           <w:rFonts w:ascii="Arial" w:hAnsi="Arial" w:cs="Arial"/>
-          <w:b/>
-          <w:bCs/>
-          <w:sz w:val="20"/>
-          <w:szCs w:val="20"/>
-        </w:rPr>
-      </w:pPr>
-      <w:r>
-        <w:rPr>
-          <w:rFonts w:cs="Arial" w:ascii="Arial" w:hAnsi="Arial"/>
-          <w:b/>
-          <w:bCs/>
-          <w:sz w:val="20"/>
-          <w:szCs w:val="20"/>
-        </w:rPr>
+          <w:color w:val="000009"/>
+          <w:sz w:val="18"/>
+          <w:szCs w:val="18"/>
+        </w:rPr>
+      </w:pPr>
+      <w:r>
+        <w:rPr/>
       </w:r>
     </w:p>
     <w:p>
@@ -7165,6 +7425,40 @@
           <w:rFonts w:cs="Arial" w:ascii="Arial" w:hAnsi="Arial"/>
           <w:b/>
           <w:bCs/>
+          <w:color w:val="000009"/>
+          <w:sz w:val="20"/>
+          <w:szCs w:val="20"/>
+        </w:rPr>
+        <w:t>Lead</w:t>
+      </w:r>
+      <w:r>
+        <w:rPr>
+          <w:rFonts w:cs="Arial" w:ascii="Arial" w:hAnsi="Arial"/>
+          <w:b/>
+          <w:bCs/>
+          <w:color w:val="000009"/>
+          <w:spacing w:val="-4"/>
+          <w:sz w:val="20"/>
+          <w:szCs w:val="20"/>
+        </w:rPr>
+        <w:t xml:space="preserve"> </w:t>
+      </w:r>
+      <w:r>
+        <w:rPr>
+          <w:rFonts w:cs="Arial" w:ascii="Arial" w:hAnsi="Arial"/>
+          <w:b/>
+          <w:bCs/>
+          <w:color w:val="000009"/>
+          <w:sz w:val="20"/>
+          <w:szCs w:val="20"/>
+        </w:rPr>
+        <w:t xml:space="preserve">Programmer/Analyst   </w:t>
+      </w:r>
+      <w:r>
+        <w:rPr>
+          <w:rFonts w:cs="Arial" w:ascii="Arial" w:hAnsi="Arial"/>
+          <w:b/>
+          <w:bCs/>
           <w:color w:val="0462C0"/>
           <w:sz w:val="20"/>
           <w:szCs w:val="20"/>
@@ -7356,54 +7650,6 @@
           <w:szCs w:val="20"/>
         </w:rPr>
         <w:t>1996</w:t>
-      </w:r>
-    </w:p>
-    <w:p>
-      <w:pPr>
-        <w:pStyle w:val="Heading2"/>
-        <w:spacing w:lineRule="auto" w:line="240" w:before="0" w:after="0"/>
-        <w:jc w:val="both"/>
-        <w:rPr>
-          <w:rFonts w:ascii="Arial" w:hAnsi="Arial" w:cs="Arial"/>
-          <w:b/>
-          <w:bCs/>
-          <w:sz w:val="20"/>
-          <w:szCs w:val="20"/>
-        </w:rPr>
-      </w:pPr>
-      <w:r>
-        <w:rPr>
-          <w:rFonts w:cs="Arial" w:ascii="Arial" w:hAnsi="Arial"/>
-          <w:b/>
-          <w:bCs/>
-          <w:color w:val="000009"/>
-          <w:sz w:val="20"/>
-          <w:szCs w:val="20"/>
-        </w:rPr>
-        <w:t>Lead</w:t>
-      </w:r>
-      <w:r>
-        <w:rPr>
-          <w:rFonts w:cs="Arial" w:ascii="Arial" w:hAnsi="Arial"/>
-          <w:b/>
-          <w:bCs/>
-          <w:color w:val="000009"/>
-          <w:spacing w:val="-4"/>
-          <w:sz w:val="20"/>
-          <w:szCs w:val="20"/>
-        </w:rPr>
-        <w:t xml:space="preserve"> </w:t>
-      </w:r>
-      <w:r>
-        <w:rPr>
-          <w:rFonts w:cs="Arial" w:ascii="Arial" w:hAnsi="Arial"/>
-          <w:b/>
-          <w:bCs/>
-          <w:color w:val="000009"/>
-          <w:sz w:val="20"/>
-          <w:szCs w:val="20"/>
-        </w:rPr>
-        <w:t>Programmer/Analyst</w:t>
       </w:r>
     </w:p>
     <w:p>
@@ -7415,17 +7661,16 @@
         </w:numPr>
         <w:jc w:val="both"/>
         <w:rPr>
-          <w:rFonts w:ascii="Arial" w:hAnsi="Arial" w:cs="Arial"/>
-          <w:sz w:val="20"/>
-          <w:szCs w:val="20"/>
-        </w:rPr>
-      </w:pPr>
-      <w:r>
-        <w:rPr>
-          <w:rFonts w:cs="Arial" w:ascii="Arial" w:hAnsi="Arial"/>
-          <w:color w:val="000009"/>
-          <w:sz w:val="20"/>
-          <w:szCs w:val="20"/>
+          <w:sz w:val="18"/>
+          <w:szCs w:val="18"/>
+        </w:rPr>
+      </w:pPr>
+      <w:r>
+        <w:rPr>
+          <w:rFonts w:cs="Arial" w:ascii="Arial" w:hAnsi="Arial"/>
+          <w:color w:val="000009"/>
+          <w:sz w:val="18"/>
+          <w:szCs w:val="18"/>
         </w:rPr>
         <w:t>Wrote</w:t>
       </w:r>
@@ -7434,17 +7679,17 @@
           <w:rFonts w:cs="Arial" w:ascii="Arial" w:hAnsi="Arial"/>
           <w:color w:val="000009"/>
           <w:spacing w:val="-6"/>
-          <w:sz w:val="20"/>
-          <w:szCs w:val="20"/>
-        </w:rPr>
-        <w:t xml:space="preserve"> </w:t>
-      </w:r>
-      <w:r>
-        <w:rPr>
-          <w:rFonts w:cs="Arial" w:ascii="Arial" w:hAnsi="Arial"/>
-          <w:color w:val="000009"/>
-          <w:sz w:val="20"/>
-          <w:szCs w:val="20"/>
+          <w:sz w:val="18"/>
+          <w:szCs w:val="18"/>
+        </w:rPr>
+        <w:t xml:space="preserve"> </w:t>
+      </w:r>
+      <w:r>
+        <w:rPr>
+          <w:rFonts w:cs="Arial" w:ascii="Arial" w:hAnsi="Arial"/>
+          <w:color w:val="000009"/>
+          <w:sz w:val="18"/>
+          <w:szCs w:val="18"/>
         </w:rPr>
         <w:t>Lisp</w:t>
       </w:r>
@@ -7453,17 +7698,17 @@
           <w:rFonts w:cs="Arial" w:ascii="Arial" w:hAnsi="Arial"/>
           <w:color w:val="000009"/>
           <w:spacing w:val="-5"/>
-          <w:sz w:val="20"/>
-          <w:szCs w:val="20"/>
-        </w:rPr>
-        <w:t xml:space="preserve"> </w:t>
-      </w:r>
-      <w:r>
-        <w:rPr>
-          <w:rFonts w:cs="Arial" w:ascii="Arial" w:hAnsi="Arial"/>
-          <w:color w:val="000009"/>
-          <w:sz w:val="20"/>
-          <w:szCs w:val="20"/>
+          <w:sz w:val="18"/>
+          <w:szCs w:val="18"/>
+        </w:rPr>
+        <w:t xml:space="preserve"> </w:t>
+      </w:r>
+      <w:r>
+        <w:rPr>
+          <w:rFonts w:cs="Arial" w:ascii="Arial" w:hAnsi="Arial"/>
+          <w:color w:val="000009"/>
+          <w:sz w:val="18"/>
+          <w:szCs w:val="18"/>
         </w:rPr>
         <w:t>code</w:t>
       </w:r>
@@ -7472,17 +7717,17 @@
           <w:rFonts w:cs="Arial" w:ascii="Arial" w:hAnsi="Arial"/>
           <w:color w:val="000009"/>
           <w:spacing w:val="-5"/>
-          <w:sz w:val="20"/>
-          <w:szCs w:val="20"/>
-        </w:rPr>
-        <w:t xml:space="preserve"> </w:t>
-      </w:r>
-      <w:r>
-        <w:rPr>
-          <w:rFonts w:cs="Arial" w:ascii="Arial" w:hAnsi="Arial"/>
-          <w:color w:val="000009"/>
-          <w:sz w:val="20"/>
-          <w:szCs w:val="20"/>
+          <w:sz w:val="18"/>
+          <w:szCs w:val="18"/>
+        </w:rPr>
+        <w:t xml:space="preserve"> </w:t>
+      </w:r>
+      <w:r>
+        <w:rPr>
+          <w:rFonts w:cs="Arial" w:ascii="Arial" w:hAnsi="Arial"/>
+          <w:color w:val="000009"/>
+          <w:sz w:val="18"/>
+          <w:szCs w:val="18"/>
         </w:rPr>
         <w:t>(mainly</w:t>
       </w:r>
@@ -7491,17 +7736,17 @@
           <w:rFonts w:cs="Arial" w:ascii="Arial" w:hAnsi="Arial"/>
           <w:color w:val="000009"/>
           <w:spacing w:val="-5"/>
-          <w:sz w:val="20"/>
-          <w:szCs w:val="20"/>
-        </w:rPr>
-        <w:t xml:space="preserve"> </w:t>
-      </w:r>
-      <w:r>
-        <w:rPr>
-          <w:rFonts w:cs="Arial" w:ascii="Arial" w:hAnsi="Arial"/>
-          <w:color w:val="000009"/>
-          <w:sz w:val="20"/>
-          <w:szCs w:val="20"/>
+          <w:sz w:val="18"/>
+          <w:szCs w:val="18"/>
+        </w:rPr>
+        <w:t xml:space="preserve"> </w:t>
+      </w:r>
+      <w:r>
+        <w:rPr>
+          <w:rFonts w:cs="Arial" w:ascii="Arial" w:hAnsi="Arial"/>
+          <w:color w:val="000009"/>
+          <w:sz w:val="18"/>
+          <w:szCs w:val="18"/>
         </w:rPr>
         <w:t>GUI)</w:t>
       </w:r>
@@ -7510,17 +7755,17 @@
           <w:rFonts w:cs="Arial" w:ascii="Arial" w:hAnsi="Arial"/>
           <w:color w:val="000009"/>
           <w:spacing w:val="-6"/>
-          <w:sz w:val="20"/>
-          <w:szCs w:val="20"/>
-        </w:rPr>
-        <w:t xml:space="preserve"> </w:t>
-      </w:r>
-      <w:r>
-        <w:rPr>
-          <w:rFonts w:cs="Arial" w:ascii="Arial" w:hAnsi="Arial"/>
-          <w:color w:val="000009"/>
-          <w:sz w:val="20"/>
-          <w:szCs w:val="20"/>
+          <w:sz w:val="18"/>
+          <w:szCs w:val="18"/>
+        </w:rPr>
+        <w:t xml:space="preserve"> </w:t>
+      </w:r>
+      <w:r>
+        <w:rPr>
+          <w:rFonts w:cs="Arial" w:ascii="Arial" w:hAnsi="Arial"/>
+          <w:color w:val="000009"/>
+          <w:sz w:val="18"/>
+          <w:szCs w:val="18"/>
         </w:rPr>
         <w:t>for</w:t>
       </w:r>
@@ -7529,17 +7774,17 @@
           <w:rFonts w:cs="Arial" w:ascii="Arial" w:hAnsi="Arial"/>
           <w:color w:val="000009"/>
           <w:spacing w:val="-6"/>
-          <w:sz w:val="20"/>
-          <w:szCs w:val="20"/>
-        </w:rPr>
-        <w:t xml:space="preserve"> </w:t>
-      </w:r>
-      <w:r>
-        <w:rPr>
-          <w:rFonts w:cs="Arial" w:ascii="Arial" w:hAnsi="Arial"/>
-          <w:color w:val="000009"/>
-          <w:sz w:val="20"/>
-          <w:szCs w:val="20"/>
+          <w:sz w:val="18"/>
+          <w:szCs w:val="18"/>
+        </w:rPr>
+        <w:t xml:space="preserve"> </w:t>
+      </w:r>
+      <w:r>
+        <w:rPr>
+          <w:rFonts w:cs="Arial" w:ascii="Arial" w:hAnsi="Arial"/>
+          <w:color w:val="000009"/>
+          <w:sz w:val="18"/>
+          <w:szCs w:val="18"/>
         </w:rPr>
         <w:t>Qualitative</w:t>
       </w:r>
@@ -7548,17 +7793,17 @@
           <w:rFonts w:cs="Arial" w:ascii="Arial" w:hAnsi="Arial"/>
           <w:color w:val="000009"/>
           <w:spacing w:val="-5"/>
-          <w:sz w:val="20"/>
-          <w:szCs w:val="20"/>
-        </w:rPr>
-        <w:t xml:space="preserve"> </w:t>
-      </w:r>
-      <w:r>
-        <w:rPr>
-          <w:rFonts w:cs="Arial" w:ascii="Arial" w:hAnsi="Arial"/>
-          <w:color w:val="000009"/>
-          <w:sz w:val="20"/>
-          <w:szCs w:val="20"/>
+          <w:sz w:val="18"/>
+          <w:szCs w:val="18"/>
+        </w:rPr>
+        <w:t xml:space="preserve"> </w:t>
+      </w:r>
+      <w:r>
+        <w:rPr>
+          <w:rFonts w:cs="Arial" w:ascii="Arial" w:hAnsi="Arial"/>
+          <w:color w:val="000009"/>
+          <w:sz w:val="18"/>
+          <w:szCs w:val="18"/>
         </w:rPr>
         <w:t>Research</w:t>
       </w:r>
@@ -7567,17 +7812,17 @@
           <w:rFonts w:cs="Arial" w:ascii="Arial" w:hAnsi="Arial"/>
           <w:color w:val="000009"/>
           <w:spacing w:val="-5"/>
-          <w:sz w:val="20"/>
-          <w:szCs w:val="20"/>
-        </w:rPr>
-        <w:t xml:space="preserve"> </w:t>
-      </w:r>
-      <w:r>
-        <w:rPr>
-          <w:rFonts w:cs="Arial" w:ascii="Arial" w:hAnsi="Arial"/>
-          <w:color w:val="000009"/>
-          <w:sz w:val="20"/>
-          <w:szCs w:val="20"/>
+          <w:sz w:val="18"/>
+          <w:szCs w:val="18"/>
+        </w:rPr>
+        <w:t xml:space="preserve"> </w:t>
+      </w:r>
+      <w:r>
+        <w:rPr>
+          <w:rFonts w:cs="Arial" w:ascii="Arial" w:hAnsi="Arial"/>
+          <w:color w:val="000009"/>
+          <w:sz w:val="18"/>
+          <w:szCs w:val="18"/>
         </w:rPr>
         <w:t>Group.</w:t>
       </w:r>
@@ -7586,17 +7831,17 @@
           <w:rFonts w:cs="Arial" w:ascii="Arial" w:hAnsi="Arial"/>
           <w:color w:val="000009"/>
           <w:spacing w:val="-5"/>
-          <w:sz w:val="20"/>
-          <w:szCs w:val="20"/>
-        </w:rPr>
-        <w:t xml:space="preserve"> </w:t>
-      </w:r>
-      <w:r>
-        <w:rPr>
-          <w:rFonts w:cs="Arial" w:ascii="Arial" w:hAnsi="Arial"/>
-          <w:color w:val="000009"/>
-          <w:sz w:val="20"/>
-          <w:szCs w:val="20"/>
+          <w:sz w:val="18"/>
+          <w:szCs w:val="18"/>
+        </w:rPr>
+        <w:t xml:space="preserve"> </w:t>
+      </w:r>
+      <w:r>
+        <w:rPr>
+          <w:rFonts w:cs="Arial" w:ascii="Arial" w:hAnsi="Arial"/>
+          <w:color w:val="000009"/>
+          <w:sz w:val="18"/>
+          <w:szCs w:val="18"/>
         </w:rPr>
         <w:t>Learned</w:t>
       </w:r>
@@ -7605,17 +7850,17 @@
           <w:rFonts w:cs="Arial" w:ascii="Arial" w:hAnsi="Arial"/>
           <w:color w:val="000009"/>
           <w:spacing w:val="-5"/>
-          <w:sz w:val="20"/>
-          <w:szCs w:val="20"/>
-        </w:rPr>
-        <w:t xml:space="preserve"> </w:t>
-      </w:r>
-      <w:r>
-        <w:rPr>
-          <w:rFonts w:cs="Arial" w:ascii="Arial" w:hAnsi="Arial"/>
-          <w:color w:val="000009"/>
-          <w:sz w:val="20"/>
-          <w:szCs w:val="20"/>
+          <w:sz w:val="18"/>
+          <w:szCs w:val="18"/>
+        </w:rPr>
+        <w:t xml:space="preserve"> </w:t>
+      </w:r>
+      <w:r>
+        <w:rPr>
+          <w:rFonts w:cs="Arial" w:ascii="Arial" w:hAnsi="Arial"/>
+          <w:color w:val="000009"/>
+          <w:sz w:val="18"/>
+          <w:szCs w:val="18"/>
         </w:rPr>
         <w:t>more</w:t>
       </w:r>
@@ -7624,17 +7869,17 @@
           <w:rFonts w:cs="Arial" w:ascii="Arial" w:hAnsi="Arial"/>
           <w:color w:val="000009"/>
           <w:spacing w:val="-5"/>
-          <w:sz w:val="20"/>
-          <w:szCs w:val="20"/>
-        </w:rPr>
-        <w:t xml:space="preserve"> </w:t>
-      </w:r>
-      <w:r>
-        <w:rPr>
-          <w:rFonts w:cs="Arial" w:ascii="Arial" w:hAnsi="Arial"/>
-          <w:color w:val="000009"/>
-          <w:sz w:val="20"/>
-          <w:szCs w:val="20"/>
+          <w:sz w:val="18"/>
+          <w:szCs w:val="18"/>
+        </w:rPr>
+        <w:t xml:space="preserve"> </w:t>
+      </w:r>
+      <w:r>
+        <w:rPr>
+          <w:rFonts w:cs="Arial" w:ascii="Arial" w:hAnsi="Arial"/>
+          <w:color w:val="000009"/>
+          <w:sz w:val="18"/>
+          <w:szCs w:val="18"/>
         </w:rPr>
         <w:t>about</w:t>
       </w:r>
@@ -7643,17 +7888,17 @@
           <w:rFonts w:cs="Arial" w:ascii="Arial" w:hAnsi="Arial"/>
           <w:color w:val="000009"/>
           <w:spacing w:val="-5"/>
-          <w:sz w:val="20"/>
-          <w:szCs w:val="20"/>
-        </w:rPr>
-        <w:t xml:space="preserve"> </w:t>
-      </w:r>
-      <w:r>
-        <w:rPr>
-          <w:rFonts w:cs="Arial" w:ascii="Arial" w:hAnsi="Arial"/>
-          <w:color w:val="000009"/>
-          <w:sz w:val="20"/>
-          <w:szCs w:val="20"/>
+          <w:sz w:val="18"/>
+          <w:szCs w:val="18"/>
+        </w:rPr>
+        <w:t xml:space="preserve"> </w:t>
+      </w:r>
+      <w:r>
+        <w:rPr>
+          <w:rFonts w:cs="Arial" w:ascii="Arial" w:hAnsi="Arial"/>
+          <w:color w:val="000009"/>
+          <w:sz w:val="18"/>
+          <w:szCs w:val="18"/>
         </w:rPr>
         <w:t>Qualitative/Quantitative</w:t>
       </w:r>
@@ -7662,17 +7907,17 @@
           <w:rFonts w:cs="Arial" w:ascii="Arial" w:hAnsi="Arial"/>
           <w:color w:val="000009"/>
           <w:spacing w:val="-5"/>
-          <w:sz w:val="20"/>
-          <w:szCs w:val="20"/>
-        </w:rPr>
-        <w:t xml:space="preserve"> </w:t>
-      </w:r>
-      <w:r>
-        <w:rPr>
-          <w:rFonts w:cs="Arial" w:ascii="Arial" w:hAnsi="Arial"/>
-          <w:color w:val="000009"/>
-          <w:sz w:val="20"/>
-          <w:szCs w:val="20"/>
+          <w:sz w:val="18"/>
+          <w:szCs w:val="18"/>
+        </w:rPr>
+        <w:t xml:space="preserve"> </w:t>
+      </w:r>
+      <w:r>
+        <w:rPr>
+          <w:rFonts w:cs="Arial" w:ascii="Arial" w:hAnsi="Arial"/>
+          <w:color w:val="000009"/>
+          <w:sz w:val="18"/>
+          <w:szCs w:val="18"/>
         </w:rPr>
         <w:t>Simulation, Model-Based Reasoning, Intelligent-Tutoring-Systems, and general Lisp programming.</w:t>
       </w:r>
@@ -7682,18 +7927,14 @@
         <w:pStyle w:val="BodyText"/>
         <w:ind w:hanging="0" w:left="0"/>
         <w:jc w:val="both"/>
-        <w:rPr>
-          <w:rFonts w:ascii="Arial" w:hAnsi="Arial" w:cs="Arial"/>
-          <w:sz w:val="20"/>
-          <w:szCs w:val="20"/>
-        </w:rPr>
-      </w:pPr>
-      <w:r>
-        <w:rPr>
-          <w:rFonts w:cs="Arial" w:ascii="Arial" w:hAnsi="Arial"/>
-          <w:color w:val="000009"/>
-          <w:sz w:val="20"/>
-          <w:szCs w:val="20"/>
+        <w:rPr/>
+      </w:pPr>
+      <w:r>
+        <w:rPr>
+          <w:rFonts w:cs="Arial" w:ascii="Arial" w:hAnsi="Arial"/>
+          <w:color w:val="000009"/>
+          <w:sz w:val="18"/>
+          <w:szCs w:val="18"/>
         </w:rPr>
         <w:t>See:</w:t>
       </w:r>
@@ -7702,20 +7943,20 @@
           <w:rFonts w:cs="Arial" w:ascii="Arial" w:hAnsi="Arial"/>
           <w:color w:val="000009"/>
           <w:spacing w:val="-3"/>
-          <w:sz w:val="20"/>
-          <w:szCs w:val="20"/>
-        </w:rPr>
-        <w:t xml:space="preserve"> </w:t>
-      </w:r>
-      <w:hyperlink r:id="rId40">
+          <w:sz w:val="18"/>
+          <w:szCs w:val="18"/>
+        </w:rPr>
+        <w:t xml:space="preserve"> </w:t>
+      </w:r>
+      <w:hyperlink r:id="rId42">
         <w:r>
           <w:rPr>
-            <w:rStyle w:val="ListLabel76"/>
+            <w:rStyle w:val="Hyperlink"/>
             <w:rFonts w:cs="Arial" w:ascii="Arial" w:hAnsi="Arial"/>
             <w:color w:val="0462C0"/>
             <w:spacing w:val="-2"/>
-            <w:sz w:val="20"/>
-            <w:szCs w:val="20"/>
+            <w:sz w:val="18"/>
+            <w:szCs w:val="18"/>
             <w:u w:val="single" w:color="0462C0"/>
           </w:rPr>
           <w:t>www.qrg.northwestern.edu/projects/NSF/Cyclepad/aboutcp.htm</w:t>
@@ -7729,16 +7970,15 @@
         <w:jc w:val="both"/>
         <w:rPr>
           <w:rFonts w:ascii="Arial" w:hAnsi="Arial" w:cs="Arial"/>
-          <w:sz w:val="20"/>
-          <w:szCs w:val="20"/>
-        </w:rPr>
-      </w:pPr>
-      <w:r>
-        <w:rPr>
-          <w:rFonts w:cs="Arial" w:ascii="Arial" w:hAnsi="Arial"/>
-          <w:sz w:val="20"/>
-          <w:szCs w:val="20"/>
-        </w:rPr>
+          <w:color w:val="0462C0"/>
+          <w:spacing w:val="-2"/>
+          <w:sz w:val="18"/>
+          <w:szCs w:val="18"/>
+          <w:u w:val="single" w:color="0462C0"/>
+        </w:rPr>
+      </w:pPr>
+      <w:r>
+        <w:rPr/>
       </w:r>
     </w:p>
     <w:p>
@@ -7760,7 +8000,41 @@
           <w:szCs w:val="20"/>
         </w:rPr>
       </w:pPr>
-      <w:hyperlink r:id="rId41">
+      <w:r>
+        <w:rPr>
+          <w:rFonts w:cs="Arial" w:ascii="Arial" w:hAnsi="Arial"/>
+          <w:b/>
+          <w:bCs/>
+          <w:color w:val="000009"/>
+          <w:sz w:val="20"/>
+          <w:szCs w:val="20"/>
+        </w:rPr>
+        <w:t>Software</w:t>
+      </w:r>
+      <w:r>
+        <w:rPr>
+          <w:rFonts w:cs="Arial" w:ascii="Arial" w:hAnsi="Arial"/>
+          <w:b/>
+          <w:bCs/>
+          <w:color w:val="000009"/>
+          <w:spacing w:val="-4"/>
+          <w:sz w:val="20"/>
+          <w:szCs w:val="20"/>
+        </w:rPr>
+        <w:t xml:space="preserve"> </w:t>
+      </w:r>
+      <w:r>
+        <w:rPr>
+          <w:rFonts w:cs="Arial" w:ascii="Arial" w:hAnsi="Arial"/>
+          <w:b/>
+          <w:bCs/>
+          <w:color w:val="000009"/>
+          <w:sz w:val="20"/>
+          <w:szCs w:val="20"/>
+        </w:rPr>
+        <w:t xml:space="preserve">Engineer                </w:t>
+      </w:r>
+      <w:hyperlink r:id="rId43">
         <w:r>
           <w:rPr>
             <w:rStyle w:val="ListLabel94"/>
@@ -7847,7 +8121,7 @@
         </w:rPr>
         <w:t>(</w:t>
       </w:r>
-      <w:hyperlink r:id="rId42">
+      <w:hyperlink r:id="rId44">
         <w:r>
           <w:rPr>
             <w:rStyle w:val="ListLabel94"/>
@@ -8016,50 +8290,493 @@
     <w:p>
       <w:pPr>
         <w:pStyle w:val="Heading2"/>
+        <w:numPr>
+          <w:ilvl w:val="0"/>
+          <w:numId w:val="4"/>
+        </w:numPr>
+        <w:tabs>
+          <w:tab w:val="clear" w:pos="720"/>
+          <w:tab w:val="left" w:pos="360" w:leader="none"/>
+        </w:tabs>
         <w:spacing w:lineRule="auto" w:line="240" w:before="0" w:after="0"/>
+        <w:ind w:hanging="0" w:left="0"/>
         <w:jc w:val="both"/>
-        <w:rPr>
-          <w:rFonts w:ascii="Arial" w:hAnsi="Arial" w:cs="Arial"/>
-          <w:b/>
-          <w:bCs/>
-          <w:color w:val="000009"/>
-          <w:sz w:val="20"/>
-          <w:szCs w:val="20"/>
-        </w:rPr>
-      </w:pPr>
-      <w:r>
-        <w:rPr>
-          <w:rFonts w:cs="Arial" w:ascii="Arial" w:hAnsi="Arial"/>
-          <w:b/>
-          <w:bCs/>
-          <w:color w:val="000009"/>
-          <w:sz w:val="20"/>
-          <w:szCs w:val="20"/>
-        </w:rPr>
-        <w:t>Software</w:t>
-      </w:r>
-      <w:r>
-        <w:rPr>
-          <w:rFonts w:cs="Arial" w:ascii="Arial" w:hAnsi="Arial"/>
-          <w:b/>
-          <w:bCs/>
+        <w:rPr/>
+      </w:pPr>
+      <w:r>
+        <w:rPr>
+          <w:rFonts w:cs="Arial" w:ascii="Arial" w:hAnsi="Arial"/>
+          <w:color w:val="000009"/>
+          <w:sz w:val="18"/>
+          <w:szCs w:val="18"/>
+        </w:rPr>
+        <w:t>Wrote</w:t>
+      </w:r>
+      <w:r>
+        <w:rPr>
+          <w:rFonts w:cs="Arial" w:ascii="Arial" w:hAnsi="Arial"/>
           <w:color w:val="000009"/>
           <w:spacing w:val="-4"/>
-          <w:sz w:val="20"/>
-          <w:szCs w:val="20"/>
-        </w:rPr>
-        <w:t xml:space="preserve"> </w:t>
-      </w:r>
-      <w:r>
-        <w:rPr>
-          <w:rFonts w:cs="Arial" w:ascii="Arial" w:hAnsi="Arial"/>
-          <w:b/>
-          <w:bCs/>
-          <w:color w:val="000009"/>
-          <w:sz w:val="20"/>
-          <w:szCs w:val="20"/>
-        </w:rPr>
-        <w:t>Engineer</w:t>
+          <w:sz w:val="18"/>
+          <w:szCs w:val="18"/>
+        </w:rPr>
+        <w:t xml:space="preserve"> </w:t>
+      </w:r>
+      <w:r>
+        <w:rPr>
+          <w:rFonts w:cs="Arial" w:ascii="Arial" w:hAnsi="Arial"/>
+          <w:color w:val="000009"/>
+          <w:sz w:val="18"/>
+          <w:szCs w:val="18"/>
+        </w:rPr>
+        <w:t>fielded</w:t>
+      </w:r>
+      <w:r>
+        <w:rPr>
+          <w:rFonts w:cs="Arial" w:ascii="Arial" w:hAnsi="Arial"/>
+          <w:color w:val="000009"/>
+          <w:spacing w:val="-3"/>
+          <w:sz w:val="18"/>
+          <w:szCs w:val="18"/>
+        </w:rPr>
+        <w:t xml:space="preserve"> </w:t>
+      </w:r>
+      <w:r>
+        <w:rPr>
+          <w:rFonts w:cs="Arial" w:ascii="Arial" w:hAnsi="Arial"/>
+          <w:color w:val="000009"/>
+          <w:sz w:val="18"/>
+          <w:szCs w:val="18"/>
+        </w:rPr>
+        <w:t>Expert</w:t>
+      </w:r>
+      <w:r>
+        <w:rPr>
+          <w:rFonts w:cs="Arial" w:ascii="Arial" w:hAnsi="Arial"/>
+          <w:color w:val="000009"/>
+          <w:spacing w:val="-3"/>
+          <w:sz w:val="18"/>
+          <w:szCs w:val="18"/>
+        </w:rPr>
+        <w:t xml:space="preserve"> </w:t>
+      </w:r>
+      <w:r>
+        <w:rPr>
+          <w:rFonts w:cs="Arial" w:ascii="Arial" w:hAnsi="Arial"/>
+          <w:color w:val="000009"/>
+          <w:sz w:val="18"/>
+          <w:szCs w:val="18"/>
+        </w:rPr>
+        <w:t>System</w:t>
+      </w:r>
+      <w:r>
+        <w:rPr>
+          <w:rFonts w:cs="Arial" w:ascii="Arial" w:hAnsi="Arial"/>
+          <w:color w:val="000009"/>
+          <w:spacing w:val="-2"/>
+          <w:sz w:val="18"/>
+          <w:szCs w:val="18"/>
+        </w:rPr>
+        <w:t xml:space="preserve"> </w:t>
+      </w:r>
+      <w:r>
+        <w:rPr>
+          <w:rFonts w:cs="Arial" w:ascii="Arial" w:hAnsi="Arial"/>
+          <w:color w:val="000009"/>
+          <w:sz w:val="18"/>
+          <w:szCs w:val="18"/>
+        </w:rPr>
+        <w:t>by</w:t>
+      </w:r>
+      <w:r>
+        <w:rPr>
+          <w:rFonts w:cs="Arial" w:ascii="Arial" w:hAnsi="Arial"/>
+          <w:color w:val="000009"/>
+          <w:spacing w:val="-5"/>
+          <w:sz w:val="18"/>
+          <w:szCs w:val="18"/>
+        </w:rPr>
+        <w:t xml:space="preserve"> </w:t>
+      </w:r>
+      <w:r>
+        <w:rPr>
+          <w:rFonts w:cs="Arial" w:ascii="Arial" w:hAnsi="Arial"/>
+          <w:color w:val="000009"/>
+          <w:sz w:val="18"/>
+          <w:szCs w:val="18"/>
+        </w:rPr>
+        <w:t>myself</w:t>
+      </w:r>
+      <w:r>
+        <w:rPr>
+          <w:rFonts w:cs="Arial" w:ascii="Arial" w:hAnsi="Arial"/>
+          <w:color w:val="000009"/>
+          <w:spacing w:val="-3"/>
+          <w:sz w:val="18"/>
+          <w:szCs w:val="18"/>
+        </w:rPr>
+        <w:t xml:space="preserve"> </w:t>
+      </w:r>
+      <w:r>
+        <w:rPr>
+          <w:rFonts w:cs="Arial" w:ascii="Arial" w:hAnsi="Arial"/>
+          <w:color w:val="000009"/>
+          <w:sz w:val="18"/>
+          <w:szCs w:val="18"/>
+        </w:rPr>
+        <w:t>at</w:t>
+      </w:r>
+      <w:r>
+        <w:rPr>
+          <w:rFonts w:cs="Arial" w:ascii="Arial" w:hAnsi="Arial"/>
+          <w:color w:val="000009"/>
+          <w:spacing w:val="-3"/>
+          <w:sz w:val="18"/>
+          <w:szCs w:val="18"/>
+        </w:rPr>
+        <w:t xml:space="preserve"> </w:t>
+      </w:r>
+      <w:r>
+        <w:rPr>
+          <w:rFonts w:cs="Arial" w:ascii="Arial" w:hAnsi="Arial"/>
+          <w:color w:val="000009"/>
+          <w:sz w:val="18"/>
+          <w:szCs w:val="18"/>
+        </w:rPr>
+        <w:t>the</w:t>
+      </w:r>
+      <w:r>
+        <w:rPr>
+          <w:rFonts w:cs="Arial" w:ascii="Arial" w:hAnsi="Arial"/>
+          <w:color w:val="000009"/>
+          <w:spacing w:val="-3"/>
+          <w:sz w:val="18"/>
+          <w:szCs w:val="18"/>
+        </w:rPr>
+        <w:t xml:space="preserve"> </w:t>
+      </w:r>
+      <w:r>
+        <w:rPr>
+          <w:rFonts w:cs="Arial" w:ascii="Arial" w:hAnsi="Arial"/>
+          <w:color w:val="000009"/>
+          <w:sz w:val="18"/>
+          <w:szCs w:val="18"/>
+        </w:rPr>
+        <w:t>end</w:t>
+      </w:r>
+      <w:r>
+        <w:rPr>
+          <w:rFonts w:cs="Arial" w:ascii="Arial" w:hAnsi="Arial"/>
+          <w:color w:val="000009"/>
+          <w:spacing w:val="-4"/>
+          <w:sz w:val="18"/>
+          <w:szCs w:val="18"/>
+        </w:rPr>
+        <w:t xml:space="preserve"> </w:t>
+      </w:r>
+      <w:r>
+        <w:rPr>
+          <w:rFonts w:cs="Arial" w:ascii="Arial" w:hAnsi="Arial"/>
+          <w:color w:val="000009"/>
+          <w:sz w:val="18"/>
+          <w:szCs w:val="18"/>
+        </w:rPr>
+        <w:t>of</w:t>
+      </w:r>
+      <w:r>
+        <w:rPr>
+          <w:rFonts w:cs="Arial" w:ascii="Arial" w:hAnsi="Arial"/>
+          <w:color w:val="000009"/>
+          <w:spacing w:val="-3"/>
+          <w:sz w:val="18"/>
+          <w:szCs w:val="18"/>
+        </w:rPr>
+        <w:t xml:space="preserve"> </w:t>
+      </w:r>
+      <w:r>
+        <w:rPr>
+          <w:rFonts w:cs="Arial" w:ascii="Arial" w:hAnsi="Arial"/>
+          <w:color w:val="000009"/>
+          <w:sz w:val="18"/>
+          <w:szCs w:val="18"/>
+        </w:rPr>
+        <w:t>grad-school.</w:t>
+      </w:r>
+      <w:r>
+        <w:rPr>
+          <w:rFonts w:cs="Arial" w:ascii="Arial" w:hAnsi="Arial"/>
+          <w:color w:val="000009"/>
+          <w:spacing w:val="-3"/>
+          <w:sz w:val="18"/>
+          <w:szCs w:val="18"/>
+        </w:rPr>
+        <w:t xml:space="preserve"> </w:t>
+      </w:r>
+      <w:r>
+        <w:rPr>
+          <w:rFonts w:cs="Arial" w:ascii="Arial" w:hAnsi="Arial"/>
+          <w:color w:val="000009"/>
+          <w:sz w:val="18"/>
+          <w:szCs w:val="18"/>
+        </w:rPr>
+        <w:t>in</w:t>
+      </w:r>
+      <w:r>
+        <w:rPr>
+          <w:rFonts w:cs="Arial" w:ascii="Arial" w:hAnsi="Arial"/>
+          <w:color w:val="000009"/>
+          <w:spacing w:val="-3"/>
+          <w:sz w:val="18"/>
+          <w:szCs w:val="18"/>
+        </w:rPr>
+        <w:t xml:space="preserve"> </w:t>
+      </w:r>
+      <w:r>
+        <w:rPr>
+          <w:rFonts w:cs="Arial" w:ascii="Arial" w:hAnsi="Arial"/>
+          <w:color w:val="000009"/>
+          <w:sz w:val="18"/>
+          <w:szCs w:val="18"/>
+        </w:rPr>
+        <w:t>Lisp</w:t>
+      </w:r>
+      <w:r>
+        <w:rPr>
+          <w:rFonts w:cs="Arial" w:ascii="Arial" w:hAnsi="Arial"/>
+          <w:color w:val="000009"/>
+          <w:spacing w:val="-3"/>
+          <w:sz w:val="18"/>
+          <w:szCs w:val="18"/>
+        </w:rPr>
+        <w:t xml:space="preserve"> </w:t>
+      </w:r>
+      <w:r>
+        <w:rPr>
+          <w:rFonts w:cs="Arial" w:ascii="Arial" w:hAnsi="Arial"/>
+          <w:color w:val="000009"/>
+          <w:sz w:val="18"/>
+          <w:szCs w:val="18"/>
+        </w:rPr>
+        <w:t>rule-shell</w:t>
+      </w:r>
+      <w:r>
+        <w:rPr>
+          <w:rFonts w:cs="Arial" w:ascii="Arial" w:hAnsi="Arial"/>
+          <w:color w:val="000009"/>
+          <w:spacing w:val="-4"/>
+          <w:sz w:val="18"/>
+          <w:szCs w:val="18"/>
+        </w:rPr>
+        <w:t xml:space="preserve"> </w:t>
+      </w:r>
+      <w:r>
+        <w:rPr>
+          <w:rFonts w:cs="Arial" w:ascii="Arial" w:hAnsi="Arial"/>
+          <w:color w:val="000009"/>
+          <w:sz w:val="18"/>
+          <w:szCs w:val="18"/>
+        </w:rPr>
+        <w:t>then</w:t>
+      </w:r>
+      <w:r>
+        <w:rPr>
+          <w:rFonts w:cs="Arial" w:ascii="Arial" w:hAnsi="Arial"/>
+          <w:color w:val="000009"/>
+          <w:spacing w:val="-3"/>
+          <w:sz w:val="18"/>
+          <w:szCs w:val="18"/>
+        </w:rPr>
+        <w:t xml:space="preserve"> </w:t>
+      </w:r>
+      <w:r>
+        <w:rPr>
+          <w:rFonts w:cs="Arial" w:ascii="Arial" w:hAnsi="Arial"/>
+          <w:color w:val="000009"/>
+          <w:sz w:val="18"/>
+          <w:szCs w:val="18"/>
+        </w:rPr>
+        <w:t>CLIPS</w:t>
+      </w:r>
+      <w:r>
+        <w:rPr>
+          <w:rFonts w:cs="Arial" w:ascii="Arial" w:hAnsi="Arial"/>
+          <w:color w:val="000009"/>
+          <w:spacing w:val="-5"/>
+          <w:sz w:val="18"/>
+          <w:szCs w:val="18"/>
+        </w:rPr>
+        <w:t xml:space="preserve"> </w:t>
+      </w:r>
+      <w:r>
+        <w:rPr>
+          <w:rFonts w:cs="Arial" w:ascii="Arial" w:hAnsi="Arial"/>
+          <w:color w:val="000009"/>
+          <w:sz w:val="18"/>
+          <w:szCs w:val="18"/>
+        </w:rPr>
+        <w:t>Prototyped</w:t>
+      </w:r>
+      <w:r>
+        <w:rPr>
+          <w:rFonts w:cs="Arial" w:ascii="Arial" w:hAnsi="Arial"/>
+          <w:color w:val="000009"/>
+          <w:spacing w:val="-3"/>
+          <w:sz w:val="18"/>
+          <w:szCs w:val="18"/>
+        </w:rPr>
+        <w:t xml:space="preserve"> </w:t>
+      </w:r>
+      <w:r>
+        <w:rPr>
+          <w:rFonts w:cs="Arial" w:ascii="Arial" w:hAnsi="Arial"/>
+          <w:color w:val="000009"/>
+          <w:sz w:val="18"/>
+          <w:szCs w:val="18"/>
+        </w:rPr>
+        <w:t>communication and</w:t>
+      </w:r>
+      <w:r>
+        <w:rPr>
+          <w:rFonts w:cs="Arial" w:ascii="Arial" w:hAnsi="Arial"/>
+          <w:color w:val="000009"/>
+          <w:spacing w:val="-2"/>
+          <w:sz w:val="18"/>
+          <w:szCs w:val="18"/>
+        </w:rPr>
+        <w:t xml:space="preserve"> </w:t>
+      </w:r>
+      <w:r>
+        <w:rPr>
+          <w:rFonts w:cs="Arial" w:ascii="Arial" w:hAnsi="Arial"/>
+          <w:color w:val="000009"/>
+          <w:sz w:val="18"/>
+          <w:szCs w:val="18"/>
+        </w:rPr>
+        <w:t>control</w:t>
+      </w:r>
+      <w:r>
+        <w:rPr>
+          <w:rFonts w:cs="Arial" w:ascii="Arial" w:hAnsi="Arial"/>
+          <w:color w:val="000009"/>
+          <w:spacing w:val="-3"/>
+          <w:sz w:val="18"/>
+          <w:szCs w:val="18"/>
+        </w:rPr>
+        <w:t xml:space="preserve"> </w:t>
+      </w:r>
+      <w:r>
+        <w:rPr>
+          <w:rFonts w:cs="Arial" w:ascii="Arial" w:hAnsi="Arial"/>
+          <w:color w:val="000009"/>
+          <w:sz w:val="18"/>
+          <w:szCs w:val="18"/>
+        </w:rPr>
+        <w:t>of</w:t>
+      </w:r>
+      <w:r>
+        <w:rPr>
+          <w:rFonts w:cs="Arial" w:ascii="Arial" w:hAnsi="Arial"/>
+          <w:color w:val="000009"/>
+          <w:spacing w:val="-2"/>
+          <w:sz w:val="18"/>
+          <w:szCs w:val="18"/>
+        </w:rPr>
+        <w:t xml:space="preserve"> </w:t>
+      </w:r>
+      <w:r>
+        <w:rPr>
+          <w:rFonts w:cs="Arial" w:ascii="Arial" w:hAnsi="Arial"/>
+          <w:color w:val="000009"/>
+          <w:sz w:val="18"/>
+          <w:szCs w:val="18"/>
+        </w:rPr>
+        <w:t>distributed</w:t>
+      </w:r>
+      <w:r>
+        <w:rPr>
+          <w:rFonts w:cs="Arial" w:ascii="Arial" w:hAnsi="Arial"/>
+          <w:color w:val="000009"/>
+          <w:spacing w:val="-2"/>
+          <w:sz w:val="18"/>
+          <w:szCs w:val="18"/>
+        </w:rPr>
+        <w:t xml:space="preserve"> </w:t>
+      </w:r>
+      <w:r>
+        <w:rPr>
+          <w:rFonts w:cs="Arial" w:ascii="Arial" w:hAnsi="Arial"/>
+          <w:color w:val="000009"/>
+          <w:sz w:val="18"/>
+          <w:szCs w:val="18"/>
+        </w:rPr>
+        <w:t>simulation.</w:t>
+      </w:r>
+      <w:r>
+        <w:rPr>
+          <w:rFonts w:cs="Arial" w:ascii="Arial" w:hAnsi="Arial"/>
+          <w:color w:val="000009"/>
+          <w:spacing w:val="-4"/>
+          <w:sz w:val="18"/>
+          <w:szCs w:val="18"/>
+        </w:rPr>
+        <w:t xml:space="preserve"> </w:t>
+      </w:r>
+      <w:r>
+        <w:rPr>
+          <w:rFonts w:cs="Arial" w:ascii="Arial" w:hAnsi="Arial"/>
+          <w:color w:val="000009"/>
+          <w:sz w:val="18"/>
+          <w:szCs w:val="18"/>
+        </w:rPr>
+        <w:t>w/CLIPS</w:t>
+      </w:r>
+      <w:r>
+        <w:rPr>
+          <w:rFonts w:cs="Arial" w:ascii="Arial" w:hAnsi="Arial"/>
+          <w:color w:val="000009"/>
+          <w:spacing w:val="-2"/>
+          <w:sz w:val="18"/>
+          <w:szCs w:val="18"/>
+        </w:rPr>
+        <w:t xml:space="preserve"> </w:t>
+      </w:r>
+      <w:r>
+        <w:rPr>
+          <w:rFonts w:cs="Arial" w:ascii="Arial" w:hAnsi="Arial"/>
+          <w:color w:val="000009"/>
+          <w:sz w:val="18"/>
+          <w:szCs w:val="18"/>
+        </w:rPr>
+        <w:t>PVM</w:t>
+      </w:r>
+      <w:r>
+        <w:rPr>
+          <w:rFonts w:cs="Arial" w:ascii="Arial" w:hAnsi="Arial"/>
+          <w:color w:val="000009"/>
+          <w:spacing w:val="-5"/>
+          <w:sz w:val="18"/>
+          <w:szCs w:val="18"/>
+        </w:rPr>
+        <w:t xml:space="preserve"> </w:t>
+      </w:r>
+      <w:r>
+        <w:rPr>
+          <w:rFonts w:cs="Arial" w:ascii="Arial" w:hAnsi="Arial"/>
+          <w:color w:val="000009"/>
+          <w:sz w:val="18"/>
+          <w:szCs w:val="18"/>
+        </w:rPr>
+        <w:t>etc.</w:t>
+      </w:r>
+      <w:r>
+        <w:rPr>
+          <w:rFonts w:cs="Arial" w:ascii="Arial" w:hAnsi="Arial"/>
+          <w:color w:val="000009"/>
+          <w:spacing w:val="-14"/>
+          <w:sz w:val="18"/>
+          <w:szCs w:val="18"/>
+        </w:rPr>
+        <w:t xml:space="preserve"> </w:t>
       </w:r>
     </w:p>
     <w:p>
@@ -8076,1077 +8793,529 @@
         <w:spacing w:lineRule="auto" w:line="240" w:before="0" w:after="0"/>
         <w:ind w:hanging="0" w:left="0"/>
         <w:jc w:val="both"/>
-        <w:rPr>
-          <w:rFonts w:ascii="Arial" w:hAnsi="Arial" w:cs="Arial"/>
-          <w:color w:val="000009"/>
-          <w:sz w:val="20"/>
-          <w:szCs w:val="20"/>
-        </w:rPr>
-      </w:pPr>
-      <w:r>
-        <w:rPr>
-          <w:rFonts w:cs="Arial" w:ascii="Arial" w:hAnsi="Arial"/>
-          <w:color w:val="000009"/>
-          <w:sz w:val="20"/>
-          <w:szCs w:val="20"/>
-        </w:rPr>
-        <w:t>Wrote</w:t>
+        <w:rPr/>
+      </w:pPr>
+      <w:r>
+        <w:rPr>
+          <w:rFonts w:cs="Arial" w:ascii="Arial" w:hAnsi="Arial"/>
+          <w:color w:val="000009"/>
+          <w:sz w:val="18"/>
+          <w:szCs w:val="18"/>
+        </w:rPr>
+        <w:t>Agent</w:t>
+      </w:r>
+      <w:r>
+        <w:rPr>
+          <w:rFonts w:cs="Arial" w:ascii="Arial" w:hAnsi="Arial"/>
+          <w:color w:val="000009"/>
+          <w:spacing w:val="-2"/>
+          <w:sz w:val="18"/>
+          <w:szCs w:val="18"/>
+        </w:rPr>
+        <w:t xml:space="preserve"> </w:t>
+      </w:r>
+      <w:r>
+        <w:rPr>
+          <w:rFonts w:cs="Arial" w:ascii="Arial" w:hAnsi="Arial"/>
+          <w:color w:val="000009"/>
+          <w:sz w:val="18"/>
+          <w:szCs w:val="18"/>
+        </w:rPr>
+        <w:t>wrapping</w:t>
+      </w:r>
+      <w:r>
+        <w:rPr>
+          <w:rFonts w:cs="Arial" w:ascii="Arial" w:hAnsi="Arial"/>
+          <w:color w:val="000009"/>
+          <w:spacing w:val="-3"/>
+          <w:sz w:val="18"/>
+          <w:szCs w:val="18"/>
+        </w:rPr>
+        <w:t xml:space="preserve"> </w:t>
+      </w:r>
+      <w:r>
+        <w:rPr>
+          <w:rFonts w:cs="Arial" w:ascii="Arial" w:hAnsi="Arial"/>
+          <w:color w:val="000009"/>
+          <w:sz w:val="18"/>
+          <w:szCs w:val="18"/>
+        </w:rPr>
+        <w:t>of</w:t>
+      </w:r>
+      <w:r>
+        <w:rPr>
+          <w:rFonts w:cs="Arial" w:ascii="Arial" w:hAnsi="Arial"/>
+          <w:color w:val="000009"/>
+          <w:spacing w:val="-2"/>
+          <w:sz w:val="18"/>
+          <w:szCs w:val="18"/>
+        </w:rPr>
+        <w:t xml:space="preserve"> </w:t>
+      </w:r>
+      <w:r>
+        <w:rPr>
+          <w:rFonts w:cs="Arial" w:ascii="Arial" w:hAnsi="Arial"/>
+          <w:color w:val="000009"/>
+          <w:sz w:val="18"/>
+          <w:szCs w:val="18"/>
+        </w:rPr>
+        <w:t>simulations</w:t>
+      </w:r>
+      <w:r>
+        <w:rPr>
+          <w:rFonts w:cs="Arial" w:ascii="Arial" w:hAnsi="Arial"/>
+          <w:color w:val="000009"/>
+          <w:spacing w:val="-2"/>
+          <w:sz w:val="18"/>
+          <w:szCs w:val="18"/>
+        </w:rPr>
+        <w:t xml:space="preserve"> </w:t>
+      </w:r>
+      <w:r>
+        <w:rPr>
+          <w:rFonts w:cs="Arial" w:ascii="Arial" w:hAnsi="Arial"/>
+          <w:color w:val="000009"/>
+          <w:sz w:val="18"/>
+          <w:szCs w:val="18"/>
+        </w:rPr>
+        <w:t>with</w:t>
+      </w:r>
+      <w:r>
+        <w:rPr>
+          <w:rFonts w:cs="Arial" w:ascii="Arial" w:hAnsi="Arial"/>
+          <w:color w:val="000009"/>
+          <w:spacing w:val="-2"/>
+          <w:sz w:val="18"/>
+          <w:szCs w:val="18"/>
+        </w:rPr>
+        <w:t xml:space="preserve"> </w:t>
+      </w:r>
+      <w:r>
+        <w:rPr>
+          <w:rFonts w:cs="Arial" w:ascii="Arial" w:hAnsi="Arial"/>
+          <w:color w:val="000009"/>
+          <w:sz w:val="18"/>
+          <w:szCs w:val="18"/>
+        </w:rPr>
+        <w:t>CLIPS+PVM,</w:t>
+      </w:r>
+      <w:r>
+        <w:rPr>
+          <w:rFonts w:cs="Arial" w:ascii="Arial" w:hAnsi="Arial"/>
+          <w:color w:val="000009"/>
+          <w:spacing w:val="-2"/>
+          <w:sz w:val="18"/>
+          <w:szCs w:val="18"/>
+        </w:rPr>
+        <w:t xml:space="preserve"> </w:t>
+      </w:r>
+      <w:r>
+        <w:rPr>
+          <w:rFonts w:cs="Arial" w:ascii="Arial" w:hAnsi="Arial"/>
+          <w:color w:val="000009"/>
+          <w:sz w:val="18"/>
+          <w:szCs w:val="18"/>
+        </w:rPr>
+        <w:t>to</w:t>
+      </w:r>
+      <w:r>
+        <w:rPr>
+          <w:rFonts w:cs="Arial" w:ascii="Arial" w:hAnsi="Arial"/>
+          <w:color w:val="000009"/>
+          <w:spacing w:val="-3"/>
+          <w:sz w:val="18"/>
+          <w:szCs w:val="18"/>
+        </w:rPr>
+        <w:t xml:space="preserve"> </w:t>
+      </w:r>
+      <w:r>
+        <w:rPr>
+          <w:rFonts w:cs="Arial" w:ascii="Arial" w:hAnsi="Arial"/>
+          <w:color w:val="000009"/>
+          <w:sz w:val="18"/>
+          <w:szCs w:val="18"/>
+        </w:rPr>
+        <w:t>describe</w:t>
+      </w:r>
+      <w:r>
+        <w:rPr>
+          <w:rFonts w:cs="Arial" w:ascii="Arial" w:hAnsi="Arial"/>
+          <w:color w:val="000009"/>
+          <w:spacing w:val="-2"/>
+          <w:sz w:val="18"/>
+          <w:szCs w:val="18"/>
+        </w:rPr>
+        <w:t xml:space="preserve"> </w:t>
+      </w:r>
+      <w:r>
+        <w:rPr>
+          <w:rFonts w:cs="Arial" w:ascii="Arial" w:hAnsi="Arial"/>
+          <w:color w:val="000009"/>
+          <w:sz w:val="18"/>
+          <w:szCs w:val="18"/>
+        </w:rPr>
+        <w:t>then mix</w:t>
+      </w:r>
+      <w:r>
+        <w:rPr>
+          <w:rFonts w:cs="Arial" w:ascii="Arial" w:hAnsi="Arial"/>
+          <w:color w:val="000009"/>
+          <w:spacing w:val="-5"/>
+          <w:sz w:val="18"/>
+          <w:szCs w:val="18"/>
+        </w:rPr>
+        <w:t xml:space="preserve"> </w:t>
+      </w:r>
+      <w:r>
+        <w:rPr>
+          <w:rFonts w:cs="Arial" w:ascii="Arial" w:hAnsi="Arial"/>
+          <w:color w:val="000009"/>
+          <w:sz w:val="18"/>
+          <w:szCs w:val="18"/>
+        </w:rPr>
+        <w:t>and</w:t>
+      </w:r>
+      <w:r>
+        <w:rPr>
+          <w:rFonts w:cs="Arial" w:ascii="Arial" w:hAnsi="Arial"/>
+          <w:color w:val="000009"/>
+          <w:spacing w:val="-5"/>
+          <w:sz w:val="18"/>
+          <w:szCs w:val="18"/>
+        </w:rPr>
+        <w:t xml:space="preserve"> </w:t>
+      </w:r>
+      <w:r>
+        <w:rPr>
+          <w:rFonts w:cs="Arial" w:ascii="Arial" w:hAnsi="Arial"/>
+          <w:color w:val="000009"/>
+          <w:sz w:val="18"/>
+          <w:szCs w:val="18"/>
+        </w:rPr>
+        <w:t>match</w:t>
       </w:r>
       <w:r>
         <w:rPr>
           <w:rFonts w:cs="Arial" w:ascii="Arial" w:hAnsi="Arial"/>
           <w:color w:val="000009"/>
           <w:spacing w:val="-4"/>
-          <w:sz w:val="20"/>
-          <w:szCs w:val="20"/>
-        </w:rPr>
-        <w:t xml:space="preserve"> </w:t>
-      </w:r>
-      <w:r>
-        <w:rPr>
-          <w:rFonts w:cs="Arial" w:ascii="Arial" w:hAnsi="Arial"/>
-          <w:color w:val="000009"/>
-          <w:sz w:val="20"/>
-          <w:szCs w:val="20"/>
-        </w:rPr>
-        <w:t>fielded</w:t>
-      </w:r>
-      <w:r>
-        <w:rPr>
-          <w:rFonts w:cs="Arial" w:ascii="Arial" w:hAnsi="Arial"/>
-          <w:color w:val="000009"/>
-          <w:spacing w:val="-3"/>
-          <w:sz w:val="20"/>
-          <w:szCs w:val="20"/>
-        </w:rPr>
-        <w:t xml:space="preserve"> </w:t>
-      </w:r>
-      <w:r>
-        <w:rPr>
-          <w:rFonts w:cs="Arial" w:ascii="Arial" w:hAnsi="Arial"/>
-          <w:color w:val="000009"/>
-          <w:sz w:val="20"/>
-          <w:szCs w:val="20"/>
-        </w:rPr>
-        <w:t>Expert</w:t>
-      </w:r>
-      <w:r>
-        <w:rPr>
-          <w:rFonts w:cs="Arial" w:ascii="Arial" w:hAnsi="Arial"/>
-          <w:color w:val="000009"/>
-          <w:spacing w:val="-3"/>
-          <w:sz w:val="20"/>
-          <w:szCs w:val="20"/>
-        </w:rPr>
-        <w:t xml:space="preserve"> </w:t>
-      </w:r>
-      <w:r>
-        <w:rPr>
-          <w:rFonts w:cs="Arial" w:ascii="Arial" w:hAnsi="Arial"/>
-          <w:color w:val="000009"/>
-          <w:sz w:val="20"/>
-          <w:szCs w:val="20"/>
-        </w:rPr>
-        <w:t>System</w:t>
+          <w:sz w:val="18"/>
+          <w:szCs w:val="18"/>
+        </w:rPr>
+        <w:t xml:space="preserve"> </w:t>
+      </w:r>
+      <w:r>
+        <w:rPr>
+          <w:rFonts w:cs="Arial" w:ascii="Arial" w:hAnsi="Arial"/>
+          <w:color w:val="000009"/>
+          <w:sz w:val="18"/>
+          <w:szCs w:val="18"/>
+        </w:rPr>
+        <w:t>them.</w:t>
+      </w:r>
+      <w:r>
+        <w:rPr>
+          <w:rFonts w:cs="Arial" w:ascii="Arial" w:hAnsi="Arial"/>
+          <w:color w:val="000009"/>
+          <w:spacing w:val="-14"/>
+          <w:sz w:val="18"/>
+          <w:szCs w:val="18"/>
+        </w:rPr>
+        <w:t xml:space="preserve"> </w:t>
+      </w:r>
+      <w:r>
+        <w:rPr>
+          <w:rFonts w:cs="Arial" w:ascii="Arial" w:hAnsi="Arial"/>
+          <w:color w:val="000009"/>
+          <w:sz w:val="18"/>
+          <w:szCs w:val="18"/>
+        </w:rPr>
+        <w:t>Also</w:t>
+      </w:r>
+      <w:r>
+        <w:rPr>
+          <w:rFonts w:cs="Arial" w:ascii="Arial" w:hAnsi="Arial"/>
+          <w:color w:val="000009"/>
+          <w:spacing w:val="-4"/>
+          <w:sz w:val="18"/>
+          <w:szCs w:val="18"/>
+        </w:rPr>
+        <w:t xml:space="preserve"> </w:t>
+      </w:r>
+      <w:r>
+        <w:rPr>
+          <w:rFonts w:cs="Arial" w:ascii="Arial" w:hAnsi="Arial"/>
+          <w:color w:val="000009"/>
+          <w:sz w:val="18"/>
+          <w:szCs w:val="18"/>
+        </w:rPr>
+        <w:t>used</w:t>
+      </w:r>
+      <w:r>
+        <w:rPr>
+          <w:rFonts w:cs="Arial" w:ascii="Arial" w:hAnsi="Arial"/>
+          <w:color w:val="000009"/>
+          <w:spacing w:val="-4"/>
+          <w:sz w:val="18"/>
+          <w:szCs w:val="18"/>
+        </w:rPr>
+        <w:t xml:space="preserve"> </w:t>
+      </w:r>
+      <w:r>
+        <w:rPr>
+          <w:rFonts w:cs="Arial" w:ascii="Arial" w:hAnsi="Arial"/>
+          <w:color w:val="000009"/>
+          <w:sz w:val="18"/>
+          <w:szCs w:val="18"/>
+        </w:rPr>
+        <w:t>C++,</w:t>
+      </w:r>
+      <w:r>
+        <w:rPr>
+          <w:rFonts w:cs="Arial" w:ascii="Arial" w:hAnsi="Arial"/>
+          <w:color w:val="000009"/>
+          <w:spacing w:val="-4"/>
+          <w:sz w:val="18"/>
+          <w:szCs w:val="18"/>
+        </w:rPr>
+        <w:t xml:space="preserve"> </w:t>
+      </w:r>
+      <w:r>
+        <w:rPr>
+          <w:rFonts w:cs="Arial" w:ascii="Arial" w:hAnsi="Arial"/>
+          <w:color w:val="000009"/>
+          <w:sz w:val="18"/>
+          <w:szCs w:val="18"/>
+        </w:rPr>
+        <w:t>Smalltalk,</w:t>
+      </w:r>
+      <w:r>
+        <w:rPr>
+          <w:rFonts w:cs="Arial" w:ascii="Arial" w:hAnsi="Arial"/>
+          <w:color w:val="000009"/>
+          <w:spacing w:val="-4"/>
+          <w:sz w:val="18"/>
+          <w:szCs w:val="18"/>
+        </w:rPr>
+        <w:t xml:space="preserve"> </w:t>
+      </w:r>
+      <w:r>
+        <w:rPr>
+          <w:rFonts w:cs="Arial" w:ascii="Arial" w:hAnsi="Arial"/>
+          <w:color w:val="000009"/>
+          <w:sz w:val="18"/>
+          <w:szCs w:val="18"/>
+        </w:rPr>
+        <w:t>FORTRAN</w:t>
+      </w:r>
+      <w:r>
+        <w:rPr>
+          <w:rFonts w:cs="Arial" w:ascii="Arial" w:hAnsi="Arial"/>
+          <w:color w:val="000009"/>
+          <w:spacing w:val="-5"/>
+          <w:sz w:val="18"/>
+          <w:szCs w:val="18"/>
+        </w:rPr>
+        <w:t xml:space="preserve"> </w:t>
+      </w:r>
+      <w:r>
+        <w:rPr>
+          <w:rFonts w:cs="Arial" w:ascii="Arial" w:hAnsi="Arial"/>
+          <w:color w:val="000009"/>
+          <w:sz w:val="18"/>
+          <w:szCs w:val="18"/>
+        </w:rPr>
+        <w:t>with</w:t>
+      </w:r>
+      <w:r>
+        <w:rPr>
+          <w:rFonts w:cs="Arial" w:ascii="Arial" w:hAnsi="Arial"/>
+          <w:color w:val="000009"/>
+          <w:spacing w:val="-4"/>
+          <w:sz w:val="18"/>
+          <w:szCs w:val="18"/>
+        </w:rPr>
+        <w:t xml:space="preserve"> </w:t>
+      </w:r>
+      <w:r>
+        <w:rPr>
+          <w:rFonts w:cs="Arial" w:ascii="Arial" w:hAnsi="Arial"/>
+          <w:color w:val="000009"/>
+          <w:sz w:val="18"/>
+          <w:szCs w:val="18"/>
+        </w:rPr>
+        <w:t>PVM;</w:t>
+      </w:r>
+      <w:r>
+        <w:rPr>
+          <w:rFonts w:cs="Arial" w:ascii="Arial" w:hAnsi="Arial"/>
+          <w:color w:val="000009"/>
+          <w:spacing w:val="-4"/>
+          <w:sz w:val="18"/>
+          <w:szCs w:val="18"/>
+        </w:rPr>
+        <w:t xml:space="preserve"> </w:t>
+      </w:r>
+      <w:r>
+        <w:rPr>
+          <w:rFonts w:cs="Arial" w:ascii="Arial" w:hAnsi="Arial"/>
+          <w:color w:val="000009"/>
+          <w:sz w:val="18"/>
+          <w:szCs w:val="18"/>
+        </w:rPr>
+        <w:t>Other</w:t>
+      </w:r>
+      <w:r>
+        <w:rPr>
+          <w:rFonts w:cs="Arial" w:ascii="Arial" w:hAnsi="Arial"/>
+          <w:color w:val="000009"/>
+          <w:spacing w:val="-5"/>
+          <w:sz w:val="18"/>
+          <w:szCs w:val="18"/>
+        </w:rPr>
+        <w:t xml:space="preserve"> </w:t>
+      </w:r>
+      <w:r>
+        <w:rPr>
+          <w:rFonts w:cs="Arial" w:ascii="Arial" w:hAnsi="Arial"/>
+          <w:color w:val="000009"/>
+          <w:sz w:val="18"/>
+          <w:szCs w:val="18"/>
+        </w:rPr>
+        <w:t>work</w:t>
       </w:r>
       <w:r>
         <w:rPr>
           <w:rFonts w:cs="Arial" w:ascii="Arial" w:hAnsi="Arial"/>
           <w:color w:val="000009"/>
           <w:spacing w:val="-2"/>
-          <w:sz w:val="20"/>
-          <w:szCs w:val="20"/>
-        </w:rPr>
-        <w:t xml:space="preserve"> </w:t>
-      </w:r>
-      <w:r>
-        <w:rPr>
-          <w:rFonts w:cs="Arial" w:ascii="Arial" w:hAnsi="Arial"/>
-          <w:color w:val="000009"/>
-          <w:sz w:val="20"/>
-          <w:szCs w:val="20"/>
-        </w:rPr>
-        <w:t>by</w:t>
+          <w:sz w:val="18"/>
+          <w:szCs w:val="18"/>
+        </w:rPr>
+        <w:t xml:space="preserve"> </w:t>
+      </w:r>
+      <w:r>
+        <w:rPr>
+          <w:rFonts w:cs="Arial" w:ascii="Arial" w:hAnsi="Arial"/>
+          <w:color w:val="000009"/>
+          <w:sz w:val="18"/>
+          <w:szCs w:val="18"/>
+        </w:rPr>
+        <w:t>as</w:t>
+      </w:r>
+      <w:r>
+        <w:rPr>
+          <w:rFonts w:cs="Arial" w:ascii="Arial" w:hAnsi="Arial"/>
+          <w:color w:val="000009"/>
+          <w:spacing w:val="-4"/>
+          <w:sz w:val="18"/>
+          <w:szCs w:val="18"/>
+        </w:rPr>
+        <w:t xml:space="preserve"> </w:t>
+      </w:r>
+      <w:r>
+        <w:rPr>
+          <w:rFonts w:cs="Arial" w:ascii="Arial" w:hAnsi="Arial"/>
+          <w:color w:val="000009"/>
+          <w:sz w:val="18"/>
+          <w:szCs w:val="18"/>
+        </w:rPr>
+        <w:t>needed.</w:t>
+      </w:r>
+      <w:r>
+        <w:rPr>
+          <w:rFonts w:cs="Arial" w:ascii="Arial" w:hAnsi="Arial"/>
+          <w:color w:val="000009"/>
+          <w:spacing w:val="-14"/>
+          <w:sz w:val="18"/>
+          <w:szCs w:val="18"/>
+        </w:rPr>
+        <w:t xml:space="preserve"> </w:t>
+      </w:r>
+      <w:r>
+        <w:rPr>
+          <w:rFonts w:cs="Arial" w:ascii="Arial" w:hAnsi="Arial"/>
+          <w:color w:val="000009"/>
+          <w:sz w:val="18"/>
+          <w:szCs w:val="18"/>
+        </w:rPr>
+        <w:t>Algo/Viz/Etc.</w:t>
+      </w:r>
+      <w:r>
+        <w:rPr>
+          <w:rFonts w:cs="Arial" w:ascii="Arial" w:hAnsi="Arial"/>
+          <w:color w:val="000009"/>
+          <w:spacing w:val="-4"/>
+          <w:sz w:val="18"/>
+          <w:szCs w:val="18"/>
+        </w:rPr>
+        <w:t xml:space="preserve"> </w:t>
+      </w:r>
+      <w:r>
+        <w:rPr>
+          <w:rFonts w:cs="Arial" w:ascii="Arial" w:hAnsi="Arial"/>
+          <w:color w:val="000009"/>
+          <w:sz w:val="18"/>
+          <w:szCs w:val="18"/>
+        </w:rPr>
+        <w:t>Written</w:t>
+      </w:r>
+      <w:r>
+        <w:rPr>
+          <w:rFonts w:cs="Arial" w:ascii="Arial" w:hAnsi="Arial"/>
+          <w:color w:val="000009"/>
+          <w:spacing w:val="-4"/>
+          <w:sz w:val="18"/>
+          <w:szCs w:val="18"/>
+        </w:rPr>
+        <w:t xml:space="preserve"> </w:t>
+      </w:r>
+      <w:r>
+        <w:rPr>
+          <w:rFonts w:cs="Arial" w:ascii="Arial" w:hAnsi="Arial"/>
+          <w:color w:val="000009"/>
+          <w:sz w:val="18"/>
+          <w:szCs w:val="18"/>
+        </w:rPr>
+        <w:t>up</w:t>
       </w:r>
       <w:r>
         <w:rPr>
           <w:rFonts w:cs="Arial" w:ascii="Arial" w:hAnsi="Arial"/>
           <w:color w:val="000009"/>
           <w:spacing w:val="-5"/>
-          <w:sz w:val="20"/>
-          <w:szCs w:val="20"/>
-        </w:rPr>
-        <w:t xml:space="preserve"> </w:t>
-      </w:r>
-      <w:r>
-        <w:rPr>
-          <w:rFonts w:cs="Arial" w:ascii="Arial" w:hAnsi="Arial"/>
-          <w:color w:val="000009"/>
-          <w:sz w:val="20"/>
-          <w:szCs w:val="20"/>
-        </w:rPr>
-        <w:t>myself</w:t>
-      </w:r>
-      <w:r>
-        <w:rPr>
-          <w:rFonts w:cs="Arial" w:ascii="Arial" w:hAnsi="Arial"/>
-          <w:color w:val="000009"/>
-          <w:spacing w:val="-3"/>
-          <w:sz w:val="20"/>
-          <w:szCs w:val="20"/>
-        </w:rPr>
-        <w:t xml:space="preserve"> </w:t>
-      </w:r>
-      <w:r>
-        <w:rPr>
-          <w:rFonts w:cs="Arial" w:ascii="Arial" w:hAnsi="Arial"/>
-          <w:color w:val="000009"/>
-          <w:sz w:val="20"/>
-          <w:szCs w:val="20"/>
-        </w:rPr>
-        <w:t>at</w:t>
-      </w:r>
-      <w:r>
-        <w:rPr>
-          <w:rFonts w:cs="Arial" w:ascii="Arial" w:hAnsi="Arial"/>
-          <w:color w:val="000009"/>
-          <w:spacing w:val="-3"/>
-          <w:sz w:val="20"/>
-          <w:szCs w:val="20"/>
-        </w:rPr>
-        <w:t xml:space="preserve"> </w:t>
-      </w:r>
-      <w:r>
-        <w:rPr>
-          <w:rFonts w:cs="Arial" w:ascii="Arial" w:hAnsi="Arial"/>
-          <w:color w:val="000009"/>
-          <w:sz w:val="20"/>
-          <w:szCs w:val="20"/>
-        </w:rPr>
-        <w:t>the</w:t>
-      </w:r>
-      <w:r>
-        <w:rPr>
-          <w:rFonts w:cs="Arial" w:ascii="Arial" w:hAnsi="Arial"/>
-          <w:color w:val="000009"/>
-          <w:spacing w:val="-3"/>
-          <w:sz w:val="20"/>
-          <w:szCs w:val="20"/>
-        </w:rPr>
-        <w:t xml:space="preserve"> </w:t>
-      </w:r>
-      <w:r>
-        <w:rPr>
-          <w:rFonts w:cs="Arial" w:ascii="Arial" w:hAnsi="Arial"/>
-          <w:color w:val="000009"/>
-          <w:sz w:val="20"/>
-          <w:szCs w:val="20"/>
-        </w:rPr>
-        <w:t>end</w:t>
+          <w:sz w:val="18"/>
+          <w:szCs w:val="18"/>
+        </w:rPr>
+        <w:t xml:space="preserve"> </w:t>
+      </w:r>
+      <w:r>
+        <w:rPr>
+          <w:rFonts w:cs="Arial" w:ascii="Arial" w:hAnsi="Arial"/>
+          <w:color w:val="000009"/>
+          <w:sz w:val="18"/>
+          <w:szCs w:val="18"/>
+        </w:rPr>
+        <w:t>in</w:t>
       </w:r>
       <w:r>
         <w:rPr>
           <w:rFonts w:cs="Arial" w:ascii="Arial" w:hAnsi="Arial"/>
           <w:color w:val="000009"/>
           <w:spacing w:val="-4"/>
-          <w:sz w:val="20"/>
-          <w:szCs w:val="20"/>
-        </w:rPr>
-        <w:t xml:space="preserve"> </w:t>
-      </w:r>
-      <w:r>
-        <w:rPr>
-          <w:rFonts w:cs="Arial" w:ascii="Arial" w:hAnsi="Arial"/>
-          <w:color w:val="000009"/>
-          <w:sz w:val="20"/>
-          <w:szCs w:val="20"/>
-        </w:rPr>
-        <w:t>of</w:t>
-      </w:r>
-      <w:r>
-        <w:rPr>
-          <w:rFonts w:cs="Arial" w:ascii="Arial" w:hAnsi="Arial"/>
-          <w:color w:val="000009"/>
-          <w:spacing w:val="-3"/>
-          <w:sz w:val="20"/>
-          <w:szCs w:val="20"/>
-        </w:rPr>
-        <w:t xml:space="preserve"> </w:t>
-      </w:r>
-      <w:r>
-        <w:rPr>
-          <w:rFonts w:cs="Arial" w:ascii="Arial" w:hAnsi="Arial"/>
-          <w:color w:val="000009"/>
-          <w:sz w:val="20"/>
-          <w:szCs w:val="20"/>
-        </w:rPr>
-        <w:t>grad-school.</w:t>
-      </w:r>
-      <w:r>
-        <w:rPr>
-          <w:rFonts w:cs="Arial" w:ascii="Arial" w:hAnsi="Arial"/>
-          <w:color w:val="000009"/>
-          <w:spacing w:val="-3"/>
-          <w:sz w:val="20"/>
-          <w:szCs w:val="20"/>
-        </w:rPr>
-        <w:t xml:space="preserve"> </w:t>
-      </w:r>
-      <w:r>
-        <w:rPr>
-          <w:rFonts w:cs="Arial" w:ascii="Arial" w:hAnsi="Arial"/>
-          <w:color w:val="000009"/>
-          <w:sz w:val="20"/>
-          <w:szCs w:val="20"/>
-        </w:rPr>
-        <w:t>in</w:t>
-      </w:r>
-      <w:r>
-        <w:rPr>
-          <w:rFonts w:cs="Arial" w:ascii="Arial" w:hAnsi="Arial"/>
-          <w:color w:val="000009"/>
-          <w:spacing w:val="-3"/>
-          <w:sz w:val="20"/>
-          <w:szCs w:val="20"/>
-        </w:rPr>
-        <w:t xml:space="preserve"> </w:t>
-      </w:r>
-      <w:r>
-        <w:rPr>
-          <w:rFonts w:cs="Arial" w:ascii="Arial" w:hAnsi="Arial"/>
-          <w:color w:val="000009"/>
-          <w:sz w:val="20"/>
-          <w:szCs w:val="20"/>
-        </w:rPr>
-        <w:t>Lisp</w:t>
-      </w:r>
-      <w:r>
-        <w:rPr>
-          <w:rFonts w:cs="Arial" w:ascii="Arial" w:hAnsi="Arial"/>
-          <w:color w:val="000009"/>
-          <w:spacing w:val="-3"/>
-          <w:sz w:val="20"/>
-          <w:szCs w:val="20"/>
-        </w:rPr>
-        <w:t xml:space="preserve"> </w:t>
-      </w:r>
-      <w:r>
-        <w:rPr>
-          <w:rFonts w:cs="Arial" w:ascii="Arial" w:hAnsi="Arial"/>
-          <w:color w:val="000009"/>
-          <w:sz w:val="20"/>
-          <w:szCs w:val="20"/>
-        </w:rPr>
-        <w:t>rule-shell</w:t>
-      </w:r>
-      <w:r>
-        <w:rPr>
-          <w:rFonts w:cs="Arial" w:ascii="Arial" w:hAnsi="Arial"/>
-          <w:color w:val="000009"/>
-          <w:spacing w:val="-4"/>
-          <w:sz w:val="20"/>
-          <w:szCs w:val="20"/>
-        </w:rPr>
-        <w:t xml:space="preserve"> </w:t>
-      </w:r>
-      <w:r>
-        <w:rPr>
-          <w:rFonts w:cs="Arial" w:ascii="Arial" w:hAnsi="Arial"/>
-          <w:color w:val="000009"/>
-          <w:sz w:val="20"/>
-          <w:szCs w:val="20"/>
-        </w:rPr>
-        <w:t>then</w:t>
-      </w:r>
-      <w:r>
-        <w:rPr>
-          <w:rFonts w:cs="Arial" w:ascii="Arial" w:hAnsi="Arial"/>
-          <w:color w:val="000009"/>
-          <w:spacing w:val="-3"/>
-          <w:sz w:val="20"/>
-          <w:szCs w:val="20"/>
-        </w:rPr>
-        <w:t xml:space="preserve"> </w:t>
-      </w:r>
-      <w:r>
-        <w:rPr>
-          <w:rFonts w:cs="Arial" w:ascii="Arial" w:hAnsi="Arial"/>
-          <w:color w:val="000009"/>
-          <w:sz w:val="20"/>
-          <w:szCs w:val="20"/>
-        </w:rPr>
-        <w:t>CLIPS</w:t>
-      </w:r>
-      <w:r>
-        <w:rPr>
-          <w:rFonts w:cs="Arial" w:ascii="Arial" w:hAnsi="Arial"/>
-          <w:color w:val="000009"/>
-          <w:spacing w:val="-5"/>
-          <w:sz w:val="20"/>
-          <w:szCs w:val="20"/>
-        </w:rPr>
-        <w:t xml:space="preserve"> </w:t>
-      </w:r>
-      <w:r>
-        <w:rPr>
-          <w:rFonts w:cs="Arial" w:ascii="Arial" w:hAnsi="Arial"/>
-          <w:color w:val="000009"/>
-          <w:sz w:val="20"/>
-          <w:szCs w:val="20"/>
-        </w:rPr>
-        <w:t>Prototyped</w:t>
-      </w:r>
-      <w:r>
-        <w:rPr>
-          <w:rFonts w:cs="Arial" w:ascii="Arial" w:hAnsi="Arial"/>
-          <w:color w:val="000009"/>
-          <w:spacing w:val="-3"/>
-          <w:sz w:val="20"/>
-          <w:szCs w:val="20"/>
-        </w:rPr>
-        <w:t xml:space="preserve"> </w:t>
-      </w:r>
-      <w:r>
-        <w:rPr>
-          <w:rFonts w:cs="Arial" w:ascii="Arial" w:hAnsi="Arial"/>
-          <w:color w:val="000009"/>
-          <w:sz w:val="20"/>
-          <w:szCs w:val="20"/>
-        </w:rPr>
-        <w:t>communication and</w:t>
-      </w:r>
-      <w:r>
-        <w:rPr>
-          <w:rFonts w:cs="Arial" w:ascii="Arial" w:hAnsi="Arial"/>
-          <w:color w:val="000009"/>
-          <w:spacing w:val="-2"/>
-          <w:sz w:val="20"/>
-          <w:szCs w:val="20"/>
-        </w:rPr>
-        <w:t xml:space="preserve"> </w:t>
-      </w:r>
-      <w:r>
-        <w:rPr>
-          <w:rFonts w:cs="Arial" w:ascii="Arial" w:hAnsi="Arial"/>
-          <w:color w:val="000009"/>
-          <w:sz w:val="20"/>
-          <w:szCs w:val="20"/>
-        </w:rPr>
-        <w:t>control</w:t>
-      </w:r>
-      <w:r>
-        <w:rPr>
-          <w:rFonts w:cs="Arial" w:ascii="Arial" w:hAnsi="Arial"/>
-          <w:color w:val="000009"/>
-          <w:spacing w:val="-3"/>
-          <w:sz w:val="20"/>
-          <w:szCs w:val="20"/>
-        </w:rPr>
-        <w:t xml:space="preserve"> </w:t>
-      </w:r>
-      <w:r>
-        <w:rPr>
-          <w:rFonts w:cs="Arial" w:ascii="Arial" w:hAnsi="Arial"/>
-          <w:color w:val="000009"/>
-          <w:sz w:val="20"/>
-          <w:szCs w:val="20"/>
-        </w:rPr>
-        <w:t>of</w:t>
-      </w:r>
-      <w:r>
-        <w:rPr>
-          <w:rFonts w:cs="Arial" w:ascii="Arial" w:hAnsi="Arial"/>
-          <w:color w:val="000009"/>
-          <w:spacing w:val="-2"/>
-          <w:sz w:val="20"/>
-          <w:szCs w:val="20"/>
-        </w:rPr>
-        <w:t xml:space="preserve"> </w:t>
-      </w:r>
-      <w:r>
-        <w:rPr>
-          <w:rFonts w:cs="Arial" w:ascii="Arial" w:hAnsi="Arial"/>
-          <w:color w:val="000009"/>
-          <w:sz w:val="20"/>
-          <w:szCs w:val="20"/>
-        </w:rPr>
-        <w:t>distributed</w:t>
-      </w:r>
-      <w:r>
-        <w:rPr>
-          <w:rFonts w:cs="Arial" w:ascii="Arial" w:hAnsi="Arial"/>
-          <w:color w:val="000009"/>
-          <w:spacing w:val="-2"/>
-          <w:sz w:val="20"/>
-          <w:szCs w:val="20"/>
-        </w:rPr>
-        <w:t xml:space="preserve"> </w:t>
-      </w:r>
-      <w:r>
-        <w:rPr>
-          <w:rFonts w:cs="Arial" w:ascii="Arial" w:hAnsi="Arial"/>
-          <w:color w:val="000009"/>
-          <w:sz w:val="20"/>
-          <w:szCs w:val="20"/>
-        </w:rPr>
-        <w:t>simulation.</w:t>
-      </w:r>
-      <w:r>
-        <w:rPr>
-          <w:rFonts w:cs="Arial" w:ascii="Arial" w:hAnsi="Arial"/>
-          <w:color w:val="000009"/>
-          <w:spacing w:val="-4"/>
-          <w:sz w:val="20"/>
-          <w:szCs w:val="20"/>
-        </w:rPr>
-        <w:t xml:space="preserve"> </w:t>
-      </w:r>
-      <w:r>
-        <w:rPr>
-          <w:rFonts w:cs="Arial" w:ascii="Arial" w:hAnsi="Arial"/>
-          <w:color w:val="000009"/>
-          <w:sz w:val="20"/>
-          <w:szCs w:val="20"/>
-        </w:rPr>
-        <w:t>w/CLIPS</w:t>
-      </w:r>
-      <w:r>
-        <w:rPr>
-          <w:rFonts w:cs="Arial" w:ascii="Arial" w:hAnsi="Arial"/>
-          <w:color w:val="000009"/>
-          <w:spacing w:val="-2"/>
-          <w:sz w:val="20"/>
-          <w:szCs w:val="20"/>
-        </w:rPr>
-        <w:t xml:space="preserve"> </w:t>
-      </w:r>
-      <w:r>
-        <w:rPr>
-          <w:rFonts w:cs="Arial" w:ascii="Arial" w:hAnsi="Arial"/>
-          <w:color w:val="000009"/>
-          <w:sz w:val="20"/>
-          <w:szCs w:val="20"/>
-        </w:rPr>
-        <w:t>PVM</w:t>
-      </w:r>
-      <w:r>
-        <w:rPr>
-          <w:rFonts w:cs="Arial" w:ascii="Arial" w:hAnsi="Arial"/>
-          <w:color w:val="000009"/>
-          <w:spacing w:val="-5"/>
-          <w:sz w:val="20"/>
-          <w:szCs w:val="20"/>
-        </w:rPr>
-        <w:t xml:space="preserve"> </w:t>
-      </w:r>
-      <w:r>
-        <w:rPr>
-          <w:rFonts w:cs="Arial" w:ascii="Arial" w:hAnsi="Arial"/>
-          <w:color w:val="000009"/>
-          <w:sz w:val="20"/>
-          <w:szCs w:val="20"/>
-        </w:rPr>
-        <w:t>etc.</w:t>
-      </w:r>
-      <w:r>
-        <w:rPr>
-          <w:rFonts w:cs="Arial" w:ascii="Arial" w:hAnsi="Arial"/>
-          <w:color w:val="000009"/>
-          <w:spacing w:val="-14"/>
-          <w:sz w:val="20"/>
-          <w:szCs w:val="20"/>
-        </w:rPr>
-        <w:t xml:space="preserve"> </w:t>
-      </w:r>
-    </w:p>
-    <w:p>
-      <w:pPr>
-        <w:pStyle w:val="Heading2"/>
-        <w:numPr>
-          <w:ilvl w:val="0"/>
-          <w:numId w:val="4"/>
-        </w:numPr>
-        <w:tabs>
-          <w:tab w:val="clear" w:pos="720"/>
-          <w:tab w:val="left" w:pos="360" w:leader="none"/>
-        </w:tabs>
-        <w:spacing w:lineRule="auto" w:line="240" w:before="0" w:after="0"/>
-        <w:ind w:hanging="0" w:left="0"/>
-        <w:jc w:val="both"/>
-        <w:rPr>
-          <w:rFonts w:ascii="Arial" w:hAnsi="Arial" w:cs="Arial"/>
-          <w:color w:val="000009"/>
-          <w:sz w:val="20"/>
-          <w:szCs w:val="20"/>
-        </w:rPr>
-      </w:pPr>
-      <w:r>
-        <w:rPr>
-          <w:rFonts w:cs="Arial" w:ascii="Arial" w:hAnsi="Arial"/>
-          <w:color w:val="000009"/>
-          <w:sz w:val="20"/>
-          <w:szCs w:val="20"/>
-        </w:rPr>
-        <w:t>Agent</w:t>
-      </w:r>
-      <w:r>
-        <w:rPr>
-          <w:rFonts w:cs="Arial" w:ascii="Arial" w:hAnsi="Arial"/>
-          <w:color w:val="000009"/>
-          <w:spacing w:val="-2"/>
-          <w:sz w:val="20"/>
-          <w:szCs w:val="20"/>
-        </w:rPr>
-        <w:t xml:space="preserve"> </w:t>
-      </w:r>
-      <w:r>
-        <w:rPr>
-          <w:rFonts w:cs="Arial" w:ascii="Arial" w:hAnsi="Arial"/>
-          <w:color w:val="000009"/>
-          <w:sz w:val="20"/>
-          <w:szCs w:val="20"/>
-        </w:rPr>
-        <w:t>wrapping</w:t>
-      </w:r>
-      <w:r>
-        <w:rPr>
-          <w:rFonts w:cs="Arial" w:ascii="Arial" w:hAnsi="Arial"/>
-          <w:color w:val="000009"/>
-          <w:spacing w:val="-3"/>
-          <w:sz w:val="20"/>
-          <w:szCs w:val="20"/>
-        </w:rPr>
-        <w:t xml:space="preserve"> </w:t>
-      </w:r>
-      <w:r>
-        <w:rPr>
-          <w:rFonts w:cs="Arial" w:ascii="Arial" w:hAnsi="Arial"/>
-          <w:color w:val="000009"/>
-          <w:sz w:val="20"/>
-          <w:szCs w:val="20"/>
-        </w:rPr>
-        <w:t>of</w:t>
-      </w:r>
-      <w:r>
-        <w:rPr>
-          <w:rFonts w:cs="Arial" w:ascii="Arial" w:hAnsi="Arial"/>
-          <w:color w:val="000009"/>
-          <w:spacing w:val="-2"/>
-          <w:sz w:val="20"/>
-          <w:szCs w:val="20"/>
-        </w:rPr>
-        <w:t xml:space="preserve"> </w:t>
-      </w:r>
-      <w:r>
-        <w:rPr>
-          <w:rFonts w:cs="Arial" w:ascii="Arial" w:hAnsi="Arial"/>
-          <w:color w:val="000009"/>
-          <w:sz w:val="20"/>
-          <w:szCs w:val="20"/>
-        </w:rPr>
-        <w:t>simulations</w:t>
-      </w:r>
-      <w:r>
-        <w:rPr>
-          <w:rFonts w:cs="Arial" w:ascii="Arial" w:hAnsi="Arial"/>
-          <w:color w:val="000009"/>
-          <w:spacing w:val="-2"/>
-          <w:sz w:val="20"/>
-          <w:szCs w:val="20"/>
-        </w:rPr>
-        <w:t xml:space="preserve"> </w:t>
-      </w:r>
-      <w:r>
-        <w:rPr>
-          <w:rFonts w:cs="Arial" w:ascii="Arial" w:hAnsi="Arial"/>
-          <w:color w:val="000009"/>
-          <w:sz w:val="20"/>
-          <w:szCs w:val="20"/>
-        </w:rPr>
-        <w:t>with</w:t>
-      </w:r>
-      <w:r>
-        <w:rPr>
-          <w:rFonts w:cs="Arial" w:ascii="Arial" w:hAnsi="Arial"/>
-          <w:color w:val="000009"/>
-          <w:spacing w:val="-2"/>
-          <w:sz w:val="20"/>
-          <w:szCs w:val="20"/>
-        </w:rPr>
-        <w:t xml:space="preserve"> </w:t>
-      </w:r>
-      <w:r>
-        <w:rPr>
-          <w:rFonts w:cs="Arial" w:ascii="Arial" w:hAnsi="Arial"/>
-          <w:color w:val="000009"/>
-          <w:sz w:val="20"/>
-          <w:szCs w:val="20"/>
-        </w:rPr>
-        <w:t>CLIPS+PVM,</w:t>
-      </w:r>
-      <w:r>
-        <w:rPr>
-          <w:rFonts w:cs="Arial" w:ascii="Arial" w:hAnsi="Arial"/>
-          <w:color w:val="000009"/>
-          <w:spacing w:val="-2"/>
-          <w:sz w:val="20"/>
-          <w:szCs w:val="20"/>
-        </w:rPr>
-        <w:t xml:space="preserve"> </w:t>
-      </w:r>
-      <w:r>
-        <w:rPr>
-          <w:rFonts w:cs="Arial" w:ascii="Arial" w:hAnsi="Arial"/>
-          <w:color w:val="000009"/>
-          <w:sz w:val="20"/>
-          <w:szCs w:val="20"/>
-        </w:rPr>
-        <w:t>to</w:t>
-      </w:r>
-      <w:r>
-        <w:rPr>
-          <w:rFonts w:cs="Arial" w:ascii="Arial" w:hAnsi="Arial"/>
-          <w:color w:val="000009"/>
-          <w:spacing w:val="-3"/>
-          <w:sz w:val="20"/>
-          <w:szCs w:val="20"/>
-        </w:rPr>
-        <w:t xml:space="preserve"> </w:t>
-      </w:r>
-      <w:r>
-        <w:rPr>
-          <w:rFonts w:cs="Arial" w:ascii="Arial" w:hAnsi="Arial"/>
-          <w:color w:val="000009"/>
-          <w:sz w:val="20"/>
-          <w:szCs w:val="20"/>
-        </w:rPr>
-        <w:t>describe</w:t>
-      </w:r>
-      <w:r>
-        <w:rPr>
-          <w:rFonts w:cs="Arial" w:ascii="Arial" w:hAnsi="Arial"/>
-          <w:color w:val="000009"/>
-          <w:spacing w:val="-2"/>
-          <w:sz w:val="20"/>
-          <w:szCs w:val="20"/>
-        </w:rPr>
-        <w:t xml:space="preserve"> </w:t>
-      </w:r>
-      <w:r>
-        <w:rPr>
-          <w:rFonts w:cs="Arial" w:ascii="Arial" w:hAnsi="Arial"/>
-          <w:color w:val="000009"/>
-          <w:sz w:val="20"/>
-          <w:szCs w:val="20"/>
-        </w:rPr>
-        <w:t>then mix</w:t>
-      </w:r>
-      <w:r>
-        <w:rPr>
-          <w:rFonts w:cs="Arial" w:ascii="Arial" w:hAnsi="Arial"/>
-          <w:color w:val="000009"/>
-          <w:spacing w:val="-5"/>
-          <w:sz w:val="20"/>
-          <w:szCs w:val="20"/>
-        </w:rPr>
-        <w:t xml:space="preserve"> </w:t>
-      </w:r>
-      <w:r>
-        <w:rPr>
-          <w:rFonts w:cs="Arial" w:ascii="Arial" w:hAnsi="Arial"/>
-          <w:color w:val="000009"/>
-          <w:sz w:val="20"/>
-          <w:szCs w:val="20"/>
-        </w:rPr>
-        <w:t>and</w:t>
-      </w:r>
-      <w:r>
-        <w:rPr>
-          <w:rFonts w:cs="Arial" w:ascii="Arial" w:hAnsi="Arial"/>
-          <w:color w:val="000009"/>
-          <w:spacing w:val="-5"/>
-          <w:sz w:val="20"/>
-          <w:szCs w:val="20"/>
-        </w:rPr>
-        <w:t xml:space="preserve"> </w:t>
-      </w:r>
-      <w:r>
-        <w:rPr>
-          <w:rFonts w:cs="Arial" w:ascii="Arial" w:hAnsi="Arial"/>
-          <w:color w:val="000009"/>
-          <w:sz w:val="20"/>
-          <w:szCs w:val="20"/>
-        </w:rPr>
-        <w:t>match</w:t>
-      </w:r>
-      <w:r>
-        <w:rPr>
-          <w:rFonts w:cs="Arial" w:ascii="Arial" w:hAnsi="Arial"/>
-          <w:color w:val="000009"/>
-          <w:spacing w:val="-4"/>
-          <w:sz w:val="20"/>
-          <w:szCs w:val="20"/>
-        </w:rPr>
-        <w:t xml:space="preserve"> </w:t>
-      </w:r>
-      <w:r>
-        <w:rPr>
-          <w:rFonts w:cs="Arial" w:ascii="Arial" w:hAnsi="Arial"/>
-          <w:color w:val="000009"/>
-          <w:sz w:val="20"/>
-          <w:szCs w:val="20"/>
-        </w:rPr>
-        <w:t>them.</w:t>
-      </w:r>
-      <w:r>
-        <w:rPr>
-          <w:rFonts w:cs="Arial" w:ascii="Arial" w:hAnsi="Arial"/>
-          <w:color w:val="000009"/>
-          <w:spacing w:val="-14"/>
-          <w:sz w:val="20"/>
-          <w:szCs w:val="20"/>
-        </w:rPr>
-        <w:t xml:space="preserve"> </w:t>
-      </w:r>
-      <w:r>
-        <w:rPr>
-          <w:rFonts w:cs="Arial" w:ascii="Arial" w:hAnsi="Arial"/>
-          <w:color w:val="000009"/>
-          <w:sz w:val="20"/>
-          <w:szCs w:val="20"/>
-        </w:rPr>
-        <w:t>Also</w:t>
-      </w:r>
-      <w:r>
-        <w:rPr>
-          <w:rFonts w:cs="Arial" w:ascii="Arial" w:hAnsi="Arial"/>
-          <w:color w:val="000009"/>
-          <w:spacing w:val="-4"/>
-          <w:sz w:val="20"/>
-          <w:szCs w:val="20"/>
-        </w:rPr>
-        <w:t xml:space="preserve"> </w:t>
-      </w:r>
-      <w:r>
-        <w:rPr>
-          <w:rFonts w:cs="Arial" w:ascii="Arial" w:hAnsi="Arial"/>
-          <w:color w:val="000009"/>
-          <w:sz w:val="20"/>
-          <w:szCs w:val="20"/>
-        </w:rPr>
-        <w:t>used</w:t>
-      </w:r>
-      <w:r>
-        <w:rPr>
-          <w:rFonts w:cs="Arial" w:ascii="Arial" w:hAnsi="Arial"/>
-          <w:color w:val="000009"/>
-          <w:spacing w:val="-4"/>
-          <w:sz w:val="20"/>
-          <w:szCs w:val="20"/>
-        </w:rPr>
-        <w:t xml:space="preserve"> </w:t>
-      </w:r>
-      <w:r>
-        <w:rPr>
-          <w:rFonts w:cs="Arial" w:ascii="Arial" w:hAnsi="Arial"/>
-          <w:color w:val="000009"/>
-          <w:sz w:val="20"/>
-          <w:szCs w:val="20"/>
-        </w:rPr>
-        <w:t>C++,</w:t>
-      </w:r>
-      <w:r>
-        <w:rPr>
-          <w:rFonts w:cs="Arial" w:ascii="Arial" w:hAnsi="Arial"/>
-          <w:color w:val="000009"/>
-          <w:spacing w:val="-4"/>
-          <w:sz w:val="20"/>
-          <w:szCs w:val="20"/>
-        </w:rPr>
-        <w:t xml:space="preserve"> </w:t>
-      </w:r>
-      <w:r>
-        <w:rPr>
-          <w:rFonts w:cs="Arial" w:ascii="Arial" w:hAnsi="Arial"/>
-          <w:color w:val="000009"/>
-          <w:sz w:val="20"/>
-          <w:szCs w:val="20"/>
-        </w:rPr>
-        <w:t>Smalltalk,</w:t>
-      </w:r>
-      <w:r>
-        <w:rPr>
-          <w:rFonts w:cs="Arial" w:ascii="Arial" w:hAnsi="Arial"/>
-          <w:color w:val="000009"/>
-          <w:spacing w:val="-4"/>
-          <w:sz w:val="20"/>
-          <w:szCs w:val="20"/>
-        </w:rPr>
-        <w:t xml:space="preserve"> </w:t>
-      </w:r>
-      <w:r>
-        <w:rPr>
-          <w:rFonts w:cs="Arial" w:ascii="Arial" w:hAnsi="Arial"/>
-          <w:color w:val="000009"/>
-          <w:sz w:val="20"/>
-          <w:szCs w:val="20"/>
-        </w:rPr>
-        <w:t>FORTRAN</w:t>
-      </w:r>
-      <w:r>
-        <w:rPr>
-          <w:rFonts w:cs="Arial" w:ascii="Arial" w:hAnsi="Arial"/>
-          <w:color w:val="000009"/>
-          <w:spacing w:val="-5"/>
-          <w:sz w:val="20"/>
-          <w:szCs w:val="20"/>
-        </w:rPr>
-        <w:t xml:space="preserve"> </w:t>
-      </w:r>
-      <w:r>
-        <w:rPr>
-          <w:rFonts w:cs="Arial" w:ascii="Arial" w:hAnsi="Arial"/>
-          <w:color w:val="000009"/>
-          <w:sz w:val="20"/>
-          <w:szCs w:val="20"/>
-        </w:rPr>
-        <w:t>with</w:t>
-      </w:r>
-      <w:r>
-        <w:rPr>
-          <w:rFonts w:cs="Arial" w:ascii="Arial" w:hAnsi="Arial"/>
-          <w:color w:val="000009"/>
-          <w:spacing w:val="-4"/>
-          <w:sz w:val="20"/>
-          <w:szCs w:val="20"/>
-        </w:rPr>
-        <w:t xml:space="preserve"> </w:t>
-      </w:r>
-      <w:r>
-        <w:rPr>
-          <w:rFonts w:cs="Arial" w:ascii="Arial" w:hAnsi="Arial"/>
-          <w:color w:val="000009"/>
-          <w:sz w:val="20"/>
-          <w:szCs w:val="20"/>
-        </w:rPr>
-        <w:t>PVM;</w:t>
-      </w:r>
-      <w:r>
-        <w:rPr>
-          <w:rFonts w:cs="Arial" w:ascii="Arial" w:hAnsi="Arial"/>
-          <w:color w:val="000009"/>
-          <w:spacing w:val="-4"/>
-          <w:sz w:val="20"/>
-          <w:szCs w:val="20"/>
-        </w:rPr>
-        <w:t xml:space="preserve"> </w:t>
-      </w:r>
-      <w:r>
-        <w:rPr>
-          <w:rFonts w:cs="Arial" w:ascii="Arial" w:hAnsi="Arial"/>
-          <w:color w:val="000009"/>
-          <w:sz w:val="20"/>
-          <w:szCs w:val="20"/>
-        </w:rPr>
-        <w:t>Other</w:t>
-      </w:r>
-      <w:r>
-        <w:rPr>
-          <w:rFonts w:cs="Arial" w:ascii="Arial" w:hAnsi="Arial"/>
-          <w:color w:val="000009"/>
-          <w:spacing w:val="-5"/>
-          <w:sz w:val="20"/>
-          <w:szCs w:val="20"/>
-        </w:rPr>
-        <w:t xml:space="preserve"> </w:t>
-      </w:r>
-      <w:r>
-        <w:rPr>
-          <w:rFonts w:cs="Arial" w:ascii="Arial" w:hAnsi="Arial"/>
-          <w:color w:val="000009"/>
-          <w:sz w:val="20"/>
-          <w:szCs w:val="20"/>
-        </w:rPr>
-        <w:t>work</w:t>
-      </w:r>
-      <w:r>
-        <w:rPr>
-          <w:rFonts w:cs="Arial" w:ascii="Arial" w:hAnsi="Arial"/>
-          <w:color w:val="000009"/>
-          <w:spacing w:val="-2"/>
-          <w:sz w:val="20"/>
-          <w:szCs w:val="20"/>
-        </w:rPr>
-        <w:t xml:space="preserve"> </w:t>
-      </w:r>
-      <w:r>
-        <w:rPr>
-          <w:rFonts w:cs="Arial" w:ascii="Arial" w:hAnsi="Arial"/>
-          <w:color w:val="000009"/>
-          <w:sz w:val="20"/>
-          <w:szCs w:val="20"/>
-        </w:rPr>
-        <w:t>as</w:t>
-      </w:r>
-      <w:r>
-        <w:rPr>
-          <w:rFonts w:cs="Arial" w:ascii="Arial" w:hAnsi="Arial"/>
-          <w:color w:val="000009"/>
-          <w:spacing w:val="-4"/>
-          <w:sz w:val="20"/>
-          <w:szCs w:val="20"/>
-        </w:rPr>
-        <w:t xml:space="preserve"> </w:t>
-      </w:r>
-      <w:r>
-        <w:rPr>
-          <w:rFonts w:cs="Arial" w:ascii="Arial" w:hAnsi="Arial"/>
-          <w:color w:val="000009"/>
-          <w:sz w:val="20"/>
-          <w:szCs w:val="20"/>
-        </w:rPr>
-        <w:t>needed.</w:t>
-      </w:r>
-      <w:r>
-        <w:rPr>
-          <w:rFonts w:cs="Arial" w:ascii="Arial" w:hAnsi="Arial"/>
-          <w:color w:val="000009"/>
-          <w:spacing w:val="-14"/>
-          <w:sz w:val="20"/>
-          <w:szCs w:val="20"/>
-        </w:rPr>
-        <w:t xml:space="preserve"> </w:t>
-      </w:r>
-      <w:r>
-        <w:rPr>
-          <w:rFonts w:cs="Arial" w:ascii="Arial" w:hAnsi="Arial"/>
-          <w:color w:val="000009"/>
-          <w:sz w:val="20"/>
-          <w:szCs w:val="20"/>
-        </w:rPr>
-        <w:t>Algo/Viz/Etc.</w:t>
-      </w:r>
-      <w:r>
-        <w:rPr>
-          <w:rFonts w:cs="Arial" w:ascii="Arial" w:hAnsi="Arial"/>
-          <w:color w:val="000009"/>
-          <w:spacing w:val="-4"/>
-          <w:sz w:val="20"/>
-          <w:szCs w:val="20"/>
-        </w:rPr>
-        <w:t xml:space="preserve"> </w:t>
-      </w:r>
-      <w:r>
-        <w:rPr>
-          <w:rFonts w:cs="Arial" w:ascii="Arial" w:hAnsi="Arial"/>
-          <w:color w:val="000009"/>
-          <w:sz w:val="20"/>
-          <w:szCs w:val="20"/>
-        </w:rPr>
-        <w:t>Written</w:t>
-      </w:r>
-      <w:r>
-        <w:rPr>
-          <w:rFonts w:cs="Arial" w:ascii="Arial" w:hAnsi="Arial"/>
-          <w:color w:val="000009"/>
-          <w:spacing w:val="-4"/>
-          <w:sz w:val="20"/>
-          <w:szCs w:val="20"/>
-        </w:rPr>
-        <w:t xml:space="preserve"> </w:t>
-      </w:r>
-      <w:r>
-        <w:rPr>
-          <w:rFonts w:cs="Arial" w:ascii="Arial" w:hAnsi="Arial"/>
-          <w:color w:val="000009"/>
-          <w:sz w:val="20"/>
-          <w:szCs w:val="20"/>
-        </w:rPr>
-        <w:t>up</w:t>
-      </w:r>
-      <w:r>
-        <w:rPr>
-          <w:rFonts w:cs="Arial" w:ascii="Arial" w:hAnsi="Arial"/>
-          <w:color w:val="000009"/>
-          <w:spacing w:val="-5"/>
-          <w:sz w:val="20"/>
-          <w:szCs w:val="20"/>
-        </w:rPr>
-        <w:t xml:space="preserve"> </w:t>
-      </w:r>
-      <w:r>
-        <w:rPr>
-          <w:rFonts w:cs="Arial" w:ascii="Arial" w:hAnsi="Arial"/>
-          <w:color w:val="000009"/>
-          <w:sz w:val="20"/>
-          <w:szCs w:val="20"/>
-        </w:rPr>
-        <w:t>in</w:t>
-      </w:r>
-      <w:r>
-        <w:rPr>
-          <w:rFonts w:cs="Arial" w:ascii="Arial" w:hAnsi="Arial"/>
-          <w:color w:val="000009"/>
-          <w:spacing w:val="-4"/>
-          <w:sz w:val="20"/>
-          <w:szCs w:val="20"/>
-        </w:rPr>
-        <w:t xml:space="preserve"> </w:t>
-      </w:r>
-      <w:r>
-        <w:rPr>
-          <w:rFonts w:cs="Arial" w:ascii="Arial" w:hAnsi="Arial"/>
-          <w:color w:val="000009"/>
-          <w:sz w:val="20"/>
-          <w:szCs w:val="20"/>
+          <w:sz w:val="18"/>
+          <w:szCs w:val="18"/>
+        </w:rPr>
+        <w:t xml:space="preserve"> </w:t>
+      </w:r>
+      <w:r>
+        <w:rPr>
+          <w:rFonts w:cs="Arial" w:ascii="Arial" w:hAnsi="Arial"/>
+          <w:color w:val="000009"/>
+          <w:sz w:val="18"/>
+          <w:szCs w:val="18"/>
         </w:rPr>
         <w:t xml:space="preserve">a book about innovative distributed object application. See: </w:t>
-      </w:r>
-      <w:hyperlink r:id="rId43">
-        <w:r>
-          <w:rPr>
-            <w:rStyle w:val="ListLabel75"/>
-            <w:rFonts w:cs="Arial" w:ascii="Arial" w:hAnsi="Arial"/>
-            <w:color w:val="0462C0"/>
-            <w:sz w:val="20"/>
-            <w:szCs w:val="20"/>
-            <w:u w:val="single" w:color="0462C0"/>
-          </w:rPr>
-          <w:t>www.dis.anl.gov/DEEM</w:t>
-        </w:r>
-      </w:hyperlink>
-      <w:r>
-        <w:rPr>
-          <w:rFonts w:cs="Arial" w:ascii="Arial" w:hAnsi="Arial"/>
-          <w:color w:val="0462C0"/>
-          <w:sz w:val="20"/>
-          <w:szCs w:val="20"/>
-          <w:u w:val="single" w:color="0462C0"/>
-        </w:rPr>
-        <w:t xml:space="preserve"> </w:t>
-      </w:r>
-      <w:hyperlink r:id="rId44">
-        <w:r>
-          <w:rPr>
-            <w:rStyle w:val="ListLabel75"/>
-            <w:rFonts w:cs="Arial" w:ascii="Arial" w:hAnsi="Arial"/>
-            <w:color w:val="0462C0"/>
-            <w:sz w:val="20"/>
-            <w:szCs w:val="20"/>
-            <w:u w:val="single" w:color="0462C0"/>
-          </w:rPr>
-          <w:t>HLAsim</w:t>
-        </w:r>
-      </w:hyperlink>
-      <w:r>
-        <w:rPr>
-          <w:rFonts w:cs="Arial" w:ascii="Arial" w:hAnsi="Arial"/>
-          <w:color w:val="0462C0"/>
-          <w:sz w:val="20"/>
-          <w:szCs w:val="20"/>
-          <w:u w:val="single" w:color="0462C0"/>
-        </w:rPr>
-        <w:t xml:space="preserve"> </w:t>
       </w:r>
       <w:hyperlink r:id="rId45">
         <w:r>
@@ -9154,19 +9323,20 @@
             <w:rStyle w:val="ListLabel75"/>
             <w:rFonts w:cs="Arial" w:ascii="Arial" w:hAnsi="Arial"/>
             <w:color w:val="0462C0"/>
-            <w:sz w:val="20"/>
-            <w:szCs w:val="20"/>
+            <w:sz w:val="18"/>
+            <w:szCs w:val="18"/>
             <w:u w:val="single" w:color="0462C0"/>
           </w:rPr>
-          <w:t>www.dis.anl.gov/DEEM/DIAS</w:t>
+          <w:t>www.dis.anl.gov/DEEM</w:t>
         </w:r>
       </w:hyperlink>
       <w:r>
         <w:rPr>
           <w:rFonts w:cs="Arial" w:ascii="Arial" w:hAnsi="Arial"/>
           <w:color w:val="0462C0"/>
-          <w:sz w:val="20"/>
-          <w:szCs w:val="20"/>
+          <w:sz w:val="18"/>
+          <w:szCs w:val="18"/>
+          <w:u w:val="single" w:color="0462C0"/>
         </w:rPr>
         <w:t xml:space="preserve"> </w:t>
       </w:r>
@@ -9176,8 +9346,53 @@
             <w:rStyle w:val="ListLabel75"/>
             <w:rFonts w:cs="Arial" w:ascii="Arial" w:hAnsi="Arial"/>
             <w:color w:val="0462C0"/>
-            <w:sz w:val="20"/>
-            <w:szCs w:val="20"/>
+            <w:sz w:val="18"/>
+            <w:szCs w:val="18"/>
+            <w:u w:val="single" w:color="0462C0"/>
+          </w:rPr>
+          <w:t>HLAsim</w:t>
+        </w:r>
+      </w:hyperlink>
+      <w:r>
+        <w:rPr>
+          <w:rFonts w:cs="Arial" w:ascii="Arial" w:hAnsi="Arial"/>
+          <w:color w:val="0462C0"/>
+          <w:sz w:val="18"/>
+          <w:szCs w:val="18"/>
+          <w:u w:val="single" w:color="0462C0"/>
+        </w:rPr>
+        <w:t xml:space="preserve"> </w:t>
+      </w:r>
+      <w:hyperlink r:id="rId47">
+        <w:r>
+          <w:rPr>
+            <w:rStyle w:val="ListLabel75"/>
+            <w:rFonts w:cs="Arial" w:ascii="Arial" w:hAnsi="Arial"/>
+            <w:color w:val="0462C0"/>
+            <w:sz w:val="18"/>
+            <w:szCs w:val="18"/>
+            <w:u w:val="single" w:color="0462C0"/>
+          </w:rPr>
+          <w:t>www.dis.anl.gov/DEEM/DIAS</w:t>
+        </w:r>
+      </w:hyperlink>
+      <w:r>
+        <w:rPr>
+          <w:rFonts w:cs="Arial" w:ascii="Arial" w:hAnsi="Arial"/>
+          <w:color w:val="0462C0"/>
+          <w:sz w:val="18"/>
+          <w:szCs w:val="18"/>
+        </w:rPr>
+        <w:t xml:space="preserve"> </w:t>
+      </w:r>
+      <w:hyperlink r:id="rId48">
+        <w:r>
+          <w:rPr>
+            <w:rStyle w:val="ListLabel75"/>
+            <w:rFonts w:cs="Arial" w:ascii="Arial" w:hAnsi="Arial"/>
+            <w:color w:val="0462C0"/>
+            <w:sz w:val="18"/>
+            <w:szCs w:val="18"/>
             <w:u w:val="single" w:color="0462C0"/>
           </w:rPr>
           <w:t>diaswp.pdf</w:t>
@@ -9187,17 +9402,17 @@
         <w:rPr>
           <w:rFonts w:cs="Arial" w:ascii="Arial" w:hAnsi="Arial"/>
           <w:color w:val="0462C0"/>
-          <w:sz w:val="20"/>
-          <w:szCs w:val="20"/>
-        </w:rPr>
-        <w:t xml:space="preserve"> </w:t>
-      </w:r>
-      <w:r>
-        <w:rPr>
-          <w:rFonts w:cs="Arial" w:ascii="Arial" w:hAnsi="Arial"/>
-          <w:color w:val="000009"/>
-          <w:sz w:val="20"/>
-          <w:szCs w:val="20"/>
+          <w:sz w:val="18"/>
+          <w:szCs w:val="18"/>
+        </w:rPr>
+        <w:t xml:space="preserve"> </w:t>
+      </w:r>
+      <w:r>
+        <w:rPr>
+          <w:rFonts w:cs="Arial" w:ascii="Arial" w:hAnsi="Arial"/>
+          <w:color w:val="000009"/>
+          <w:sz w:val="18"/>
+          <w:szCs w:val="18"/>
         </w:rPr>
         <w:t xml:space="preserve">Later some work for new subgroup of dis: </w:t>
       </w:r>
@@ -9205,8 +9420,8 @@
         <w:rPr>
           <w:rFonts w:cs="Arial" w:ascii="Arial" w:hAnsi="Arial"/>
           <w:color w:val="0462C0"/>
-          <w:sz w:val="20"/>
-          <w:szCs w:val="20"/>
+          <w:sz w:val="18"/>
+          <w:szCs w:val="18"/>
           <w:u w:val="single" w:color="0462C0"/>
         </w:rPr>
         <w:t>cas.dis.anl.gov</w:t>
@@ -9215,16 +9430,16 @@
         <w:rPr>
           <w:rFonts w:cs="Arial" w:ascii="Arial" w:hAnsi="Arial"/>
           <w:color w:val="000009"/>
-          <w:sz w:val="20"/>
-          <w:szCs w:val="20"/>
+          <w:sz w:val="18"/>
+          <w:szCs w:val="18"/>
         </w:rPr>
         <w:t>.</w:t>
       </w:r>
     </w:p>
     <w:sectPr>
-      <w:headerReference w:type="even" r:id="rId47"/>
-      <w:headerReference w:type="default" r:id="rId48"/>
-      <w:headerReference w:type="first" r:id="rId49"/>
+      <w:headerReference w:type="even" r:id="rId49"/>
+      <w:headerReference w:type="default" r:id="rId50"/>
+      <w:headerReference w:type="first" r:id="rId51"/>
       <w:type w:val="nextPage"/>
       <w:pgSz w:w="12240" w:h="15840"/>
       <w:pgMar w:left="720" w:right="720" w:gutter="0" w:header="708" w:top="765" w:footer="0" w:bottom="720"/>

--- a/Michael_Bobak.docx
+++ b/Michael_Bobak.docx
@@ -1,6 +1,6 @@
 
 <file path=word/document.xml><?xml version="1.0" encoding="utf-8"?>
-<w:document xmlns:o="urn:schemas-microsoft-com:office:office" xmlns:r="http://schemas.openxmlformats.org/officeDocument/2006/relationships" xmlns:v="urn:schemas-microsoft-com:vml" xmlns:w="http://schemas.openxmlformats.org/wordprocessingml/2006/main" xmlns:w10="urn:schemas-microsoft-com:office:word" xmlns:wp="http://schemas.openxmlformats.org/drawingml/2006/wordprocessingDrawing" xmlns:wps="http://schemas.microsoft.com/office/word/2010/wordprocessingShape" xmlns:wpg="http://schemas.microsoft.com/office/word/2010/wordprocessingGroup" xmlns:mc="http://schemas.openxmlformats.org/markup-compatibility/2006" xmlns:wp14="http://schemas.microsoft.com/office/word/2010/wordprocessingDrawing" xmlns:w14="http://schemas.microsoft.com/office/word/2010/wordml" xmlns:w15="http://schemas.microsoft.com/office/word/2012/wordml" mc:Ignorable="w14 wp14 w15">
+<w:document xmlns:o="urn:schemas-microsoft-com:office:office" xmlns:r="http://schemas.openxmlformats.org/officeDocument/2006/relationships" xmlns:v="urn:schemas-microsoft-com:vml" xmlns:w="http://schemas.openxmlformats.org/wordprocessingml/2006/main" xmlns:w10="urn:schemas-microsoft-com:office:word" xmlns:wp="http://schemas.openxmlformats.org/drawingml/2006/wordprocessingDrawing" xmlns:pic="http://schemas.openxmlformats.org/drawingml/2006/picture" xmlns:wps="http://schemas.microsoft.com/office/word/2010/wordprocessingShape" xmlns:wpg="http://schemas.microsoft.com/office/word/2010/wordprocessingGroup" xmlns:mc="http://schemas.openxmlformats.org/markup-compatibility/2006" xmlns:wp14="http://schemas.microsoft.com/office/word/2010/wordprocessingDrawing" xmlns:w14="http://schemas.microsoft.com/office/word/2010/wordml" xmlns:w15="http://schemas.microsoft.com/office/word/2012/wordml" mc:Ignorable="w14 wp14 w15">
   <w:body>
     <w:p>
       <w:pPr>
@@ -133,34 +133,7 @@
             <w:sz w:val="20"/>
             <w:szCs w:val="20"/>
           </w:rPr>
-          <w:t>M</w:t>
-        </w:r>
-        <w:r>
-          <w:rPr>
-            <w:rStyle w:val="Hyperlink"/>
-            <w:rFonts w:cs="Arial" w:ascii="Arial" w:hAnsi="Arial"/>
-            <w:sz w:val="20"/>
-            <w:szCs w:val="20"/>
-          </w:rPr>
-          <w:t>B</w:t>
-        </w:r>
-        <w:r>
-          <w:rPr>
-            <w:rStyle w:val="Hyperlink"/>
-            <w:rFonts w:cs="Arial" w:ascii="Arial" w:hAnsi="Arial"/>
-            <w:sz w:val="20"/>
-            <w:szCs w:val="20"/>
-          </w:rPr>
-          <w:t>code.</w:t>
-        </w:r>
-        <w:r>
-          <w:rPr>
-            <w:rStyle w:val="Hyperlink"/>
-            <w:rFonts w:cs="Arial" w:ascii="Arial" w:hAnsi="Arial"/>
-            <w:sz w:val="20"/>
-            <w:szCs w:val="20"/>
-          </w:rPr>
-          <w:t>github.io</w:t>
+          <w:t>MBcode.github.io</w:t>
         </w:r>
       </w:hyperlink>
     </w:p>
@@ -791,7 +764,7 @@
       <w:hyperlink r:id="rId5">
         <w:r>
           <w:rPr>
-            <w:rStyle w:val="ListLabel74"/>
+            <w:rStyle w:val="Style"/>
             <w:rFonts w:cs="Arial" w:ascii="Arial" w:hAnsi="Arial"/>
             <w:b/>
             <w:color w:val="0462C0"/>
@@ -1097,7 +1070,7 @@
       <w:hyperlink r:id="rId6">
         <w:r>
           <w:rPr>
-            <w:rStyle w:val="ListLabel75"/>
+            <w:rStyle w:val="Style"/>
             <w:rFonts w:cs="Arial" w:ascii="Arial" w:hAnsi="Arial"/>
             <w:color w:val="0462C0"/>
             <w:sz w:val="20"/>
@@ -1284,7 +1257,7 @@
       <w:hyperlink r:id="rId7">
         <w:r>
           <w:rPr>
-            <w:rStyle w:val="ListLabel75"/>
+            <w:rStyle w:val="Style"/>
             <w:rFonts w:cs="Arial" w:ascii="Arial" w:hAnsi="Arial"/>
             <w:color w:val="0462C0"/>
             <w:sz w:val="20"/>
@@ -1580,7 +1553,7 @@
       <w:hyperlink r:id="rId8">
         <w:r>
           <w:rPr>
-            <w:rStyle w:val="ListLabel75"/>
+            <w:rStyle w:val="Style"/>
             <w:rFonts w:cs="Arial" w:ascii="Arial" w:hAnsi="Arial"/>
             <w:color w:val="0462C0"/>
             <w:sz w:val="20"/>
@@ -1603,7 +1576,7 @@
       <w:hyperlink r:id="rId9">
         <w:r>
           <w:rPr>
-            <w:rStyle w:val="ListLabel75"/>
+            <w:rStyle w:val="Style"/>
             <w:rFonts w:cs="Arial" w:ascii="Arial" w:hAnsi="Arial"/>
             <w:color w:val="0462C0"/>
             <w:sz w:val="20"/>
@@ -1635,7 +1608,7 @@
       <w:hyperlink r:id="rId10">
         <w:r>
           <w:rPr>
-            <w:rStyle w:val="ListLabel75"/>
+            <w:rStyle w:val="Style"/>
             <w:rFonts w:cs="Arial" w:ascii="Arial" w:hAnsi="Arial"/>
             <w:color w:val="0462C0"/>
             <w:sz w:val="20"/>
@@ -1657,7 +1630,7 @@
       <w:hyperlink r:id="rId11">
         <w:r>
           <w:rPr>
-            <w:rStyle w:val="ListLabel76"/>
+            <w:rStyle w:val="Style"/>
             <w:rFonts w:cs="Arial" w:ascii="Arial" w:hAnsi="Arial"/>
             <w:color w:val="0462C0"/>
             <w:spacing w:val="-2"/>
@@ -1704,7 +1677,7 @@
       <w:hyperlink r:id="rId12">
         <w:r>
           <w:rPr>
-            <w:rStyle w:val="ListLabel75"/>
+            <w:rStyle w:val="Style"/>
             <w:rFonts w:cs="Arial" w:ascii="Arial" w:hAnsi="Arial"/>
             <w:color w:val="0462C0"/>
             <w:sz w:val="20"/>
@@ -1727,7 +1700,7 @@
       <w:hyperlink r:id="rId13">
         <w:r>
           <w:rPr>
-            <w:rStyle w:val="ListLabel76"/>
+            <w:rStyle w:val="Style"/>
             <w:rFonts w:cs="Arial" w:ascii="Arial" w:hAnsi="Arial"/>
             <w:color w:val="0462C0"/>
             <w:spacing w:val="-2"/>
@@ -1769,7 +1742,7 @@
       <w:hyperlink r:id="rId14">
         <w:r>
           <w:rPr>
-            <w:rStyle w:val="ListLabel76"/>
+            <w:rStyle w:val="Style"/>
             <w:rFonts w:cs="Arial" w:ascii="Arial" w:hAnsi="Arial"/>
             <w:color w:val="0462C0"/>
             <w:spacing w:val="-2"/>
@@ -2019,63 +1992,7 @@
           <w:szCs w:val="20"/>
           <w:u w:val="none" w:color="0462C0"/>
         </w:rPr>
-        <w:t xml:space="preserve">Similar to </w:t>
-      </w:r>
-      <w:r>
-        <w:rPr>
-          <w:rStyle w:val="Hyperlink"/>
-          <w:rFonts w:cs="Arial" w:ascii="Arial" w:hAnsi="Arial"/>
-          <w:b w:val="false"/>
-          <w:bCs w:val="false"/>
-          <w:color w:val="000009"/>
-          <w:spacing w:val="-2"/>
-          <w:sz w:val="20"/>
-          <w:szCs w:val="20"/>
-          <w:u w:val="none" w:color="0462C0"/>
-        </w:rPr>
-        <w:t>the vertex</w:t>
-      </w:r>
-      <w:r>
-        <w:rPr>
-          <w:rStyle w:val="Hyperlink"/>
-          <w:rFonts w:cs="Arial" w:ascii="Arial" w:hAnsi="Arial"/>
-          <w:b w:val="false"/>
-          <w:bCs w:val="false"/>
-          <w:color w:val="000009"/>
-          <w:spacing w:val="-2"/>
-          <w:sz w:val="20"/>
-          <w:szCs w:val="20"/>
-          <w:u w:val="none" w:color="0462C0"/>
-        </w:rPr>
-        <w:t xml:space="preserve"> work, but more healthcare </w:t>
-      </w:r>
-      <w:r>
-        <w:rPr>
-          <w:rStyle w:val="Hyperlink"/>
-          <w:rFonts w:cs="Arial" w:ascii="Arial" w:hAnsi="Arial"/>
-          <w:b w:val="false"/>
-          <w:bCs w:val="false"/>
-          <w:color w:val="000009"/>
-          <w:spacing w:val="-2"/>
-          <w:sz w:val="20"/>
-          <w:szCs w:val="20"/>
-          <w:u w:val="none" w:color="0462C0"/>
-        </w:rPr>
-        <w:t xml:space="preserve">focused </w:t>
-      </w:r>
-      <w:r>
-        <w:rPr>
-          <w:rStyle w:val="Hyperlink"/>
-          <w:rFonts w:cs="Arial" w:ascii="Arial" w:hAnsi="Arial"/>
-          <w:b w:val="false"/>
-          <w:bCs w:val="false"/>
-          <w:color w:val="000009"/>
-          <w:spacing w:val="-2"/>
-          <w:sz w:val="20"/>
-          <w:szCs w:val="20"/>
-          <w:u w:val="none" w:color="0462C0"/>
-        </w:rPr>
-        <w:t>and at a larger scale</w:t>
+        <w:t>Similar to the vertex work, but more healthcare focused and at a larger scale</w:t>
       </w:r>
     </w:p>
     <w:p>
@@ -2098,7 +2015,15 @@
         </w:rPr>
       </w:pPr>
       <w:r>
-        <w:rPr/>
+        <w:rPr>
+          <w:rFonts w:cs="Arial" w:ascii="Arial" w:hAnsi="Arial"/>
+          <w:b/>
+          <w:bCs/>
+          <w:color w:val="0462C0"/>
+          <w:spacing w:val="-6"/>
+          <w:sz w:val="20"/>
+          <w:szCs w:val="20"/>
+        </w:rPr>
       </w:r>
     </w:p>
     <w:p>
@@ -2160,21 +2085,7 @@
           <w:szCs w:val="20"/>
           <w:u w:val="none"/>
         </w:rPr>
-        <w:t xml:space="preserve">bjectMatterExpert       </w:t>
-      </w:r>
-      <w:r>
-        <w:rPr>
-          <w:rStyle w:val="Hyperlink"/>
-          <w:rFonts w:cs="Arial" w:ascii="Arial" w:hAnsi="Arial"/>
-          <w:b/>
-          <w:bCs/>
-          <w:color w:val="0462C0"/>
-          <w:spacing w:val="-2"/>
-          <w:sz w:val="20"/>
-          <w:szCs w:val="20"/>
-          <w:u w:val="none"/>
-        </w:rPr>
-        <w:t xml:space="preserve">                                    </w:t>
+        <w:t xml:space="preserve">bjectMatterExpert                                           </w:t>
       </w:r>
       <w:hyperlink r:id="rId16">
         <w:r>
@@ -2227,7 +2138,19 @@
           <w:sz w:val="20"/>
           <w:szCs w:val="20"/>
         </w:rPr>
-        <w:t>2026 – present</w:t>
+        <w:t xml:space="preserve">2026 </w:t>
+      </w:r>
+      <w:r>
+        <w:rPr>
+          <w:rFonts w:cs="Arial" w:ascii="Arial" w:hAnsi="Arial"/>
+          <w:b/>
+          <w:bCs/>
+          <w:color w:val="000009"/>
+          <w:spacing w:val="-2"/>
+          <w:sz w:val="20"/>
+          <w:szCs w:val="20"/>
+        </w:rPr>
+        <w:t>cdjo</w:t>
       </w:r>
     </w:p>
     <w:p>
@@ -2728,7 +2651,7 @@
       <w:hyperlink r:id="rId18">
         <w:r>
           <w:rPr>
-            <w:rStyle w:val="ListLabel75"/>
+            <w:rStyle w:val="Style"/>
             <w:rFonts w:cs="Arial" w:ascii="Arial" w:hAnsi="Arial"/>
             <w:color w:val="0462C0"/>
             <w:sz w:val="20"/>
@@ -3194,7 +3117,7 @@
       <w:hyperlink r:id="rId19">
         <w:r>
           <w:rPr>
-            <w:rStyle w:val="ListLabel81"/>
+            <w:rStyle w:val="Style"/>
             <w:rFonts w:cs="Arial" w:ascii="Arial" w:hAnsi="Arial"/>
             <w:b/>
             <w:bCs/>
@@ -3275,7 +3198,7 @@
       <w:hyperlink r:id="rId20">
         <w:r>
           <w:rPr>
-            <w:rStyle w:val="ListLabel82"/>
+            <w:rStyle w:val="Style"/>
             <w:rFonts w:cs="Arial" w:ascii="Arial" w:hAnsi="Arial"/>
             <w:color w:val="000009"/>
             <w:sz w:val="20"/>
@@ -3467,7 +3390,7 @@
       <w:hyperlink r:id="rId21">
         <w:r>
           <w:rPr>
-            <w:rStyle w:val="ListLabel75"/>
+            <w:rStyle w:val="Style"/>
             <w:rFonts w:cs="Arial" w:ascii="Arial" w:hAnsi="Arial"/>
             <w:color w:val="0462C0"/>
             <w:sz w:val="20"/>
@@ -3556,7 +3479,7 @@
       <w:hyperlink r:id="rId22">
         <w:r>
           <w:rPr>
-            <w:rStyle w:val="ListLabel75"/>
+            <w:rStyle w:val="Style"/>
             <w:rFonts w:cs="Arial" w:ascii="Arial" w:hAnsi="Arial"/>
             <w:color w:val="0462C0"/>
             <w:sz w:val="20"/>
@@ -3567,7 +3490,7 @@
         </w:r>
         <w:r>
           <w:rPr>
-            <w:rStyle w:val="ListLabel75"/>
+            <w:rStyle w:val="Style"/>
             <w:rFonts w:cs="Arial" w:ascii="Arial" w:hAnsi="Arial"/>
             <w:color w:val="0462C0"/>
             <w:spacing w:val="-5"/>
@@ -3579,7 +3502,7 @@
         </w:r>
         <w:r>
           <w:rPr>
-            <w:rStyle w:val="ListLabel75"/>
+            <w:rStyle w:val="Style"/>
             <w:rFonts w:cs="Arial" w:ascii="Arial" w:hAnsi="Arial"/>
             <w:color w:val="0462C0"/>
             <w:sz w:val="20"/>
@@ -3603,7 +3526,7 @@
       <w:hyperlink r:id="rId23">
         <w:r>
           <w:rPr>
-            <w:rStyle w:val="ListLabel75"/>
+            <w:rStyle w:val="Style"/>
             <w:rFonts w:cs="Arial" w:ascii="Arial" w:hAnsi="Arial"/>
             <w:color w:val="0462C0"/>
             <w:sz w:val="20"/>
@@ -3654,7 +3577,7 @@
       <w:hyperlink r:id="rId24">
         <w:r>
           <w:rPr>
-            <w:rStyle w:val="ListLabel84"/>
+            <w:rStyle w:val="Style"/>
             <w:rFonts w:cs="Arial" w:ascii="Arial" w:hAnsi="Arial"/>
             <w:b/>
             <w:bCs/>
@@ -3666,7 +3589,7 @@
         </w:r>
         <w:r>
           <w:rPr>
-            <w:rStyle w:val="ListLabel84"/>
+            <w:rStyle w:val="Style"/>
             <w:rFonts w:cs="Arial" w:ascii="Arial" w:hAnsi="Arial"/>
             <w:b/>
             <w:bCs/>
@@ -3679,7 +3602,7 @@
         </w:r>
         <w:r>
           <w:rPr>
-            <w:rStyle w:val="ListLabel84"/>
+            <w:rStyle w:val="Style"/>
             <w:rFonts w:cs="Arial" w:ascii="Arial" w:hAnsi="Arial"/>
             <w:b/>
             <w:bCs/>
@@ -4142,7 +4065,7 @@
       <w:hyperlink r:id="rId25">
         <w:r>
           <w:rPr>
-            <w:rStyle w:val="ListLabel84"/>
+            <w:rStyle w:val="Style"/>
             <w:rFonts w:cs="Arial" w:ascii="Arial" w:hAnsi="Arial"/>
             <w:b/>
             <w:bCs/>
@@ -4154,7 +4077,7 @@
         </w:r>
         <w:r>
           <w:rPr>
-            <w:rStyle w:val="ListLabel84"/>
+            <w:rStyle w:val="Style"/>
             <w:rFonts w:cs="Arial" w:ascii="Arial" w:hAnsi="Arial"/>
             <w:b/>
             <w:bCs/>
@@ -4167,7 +4090,7 @@
         </w:r>
         <w:r>
           <w:rPr>
-            <w:rStyle w:val="ListLabel84"/>
+            <w:rStyle w:val="Style"/>
             <w:rFonts w:cs="Arial" w:ascii="Arial" w:hAnsi="Arial"/>
             <w:b/>
             <w:bCs/>
@@ -4179,7 +4102,7 @@
         </w:r>
         <w:r>
           <w:rPr>
-            <w:rStyle w:val="ListLabel84"/>
+            <w:rStyle w:val="Style"/>
             <w:rFonts w:cs="Arial" w:ascii="Arial" w:hAnsi="Arial"/>
             <w:b/>
             <w:bCs/>
@@ -4192,7 +4115,7 @@
         </w:r>
         <w:r>
           <w:rPr>
-            <w:rStyle w:val="ListLabel84"/>
+            <w:rStyle w:val="Style"/>
             <w:rFonts w:cs="Arial" w:ascii="Arial" w:hAnsi="Arial"/>
             <w:b/>
             <w:bCs/>
@@ -4741,7 +4664,7 @@
       <w:hyperlink r:id="rId26">
         <w:r>
           <w:rPr>
-            <w:rStyle w:val="ListLabel82"/>
+            <w:rStyle w:val="Style"/>
             <w:rFonts w:cs="Arial" w:ascii="Arial" w:hAnsi="Arial"/>
             <w:color w:val="000009"/>
             <w:sz w:val="20"/>
@@ -4994,7 +4917,7 @@
       <w:hyperlink r:id="rId27">
         <w:r>
           <w:rPr>
-            <w:rStyle w:val="ListLabel87"/>
+            <w:rStyle w:val="Style"/>
             <w:rFonts w:cs="Arial" w:ascii="Arial" w:hAnsi="Arial"/>
             <w:b/>
             <w:sz w:val="20"/>
@@ -5005,7 +4928,7 @@
         </w:r>
         <w:r>
           <w:rPr>
-            <w:rStyle w:val="ListLabel87"/>
+            <w:rStyle w:val="Style"/>
             <w:rFonts w:cs="Arial" w:ascii="Arial" w:hAnsi="Arial"/>
             <w:b/>
             <w:spacing w:val="-13"/>
@@ -5017,7 +4940,7 @@
         </w:r>
         <w:r>
           <w:rPr>
-            <w:rStyle w:val="ListLabel87"/>
+            <w:rStyle w:val="Style"/>
             <w:rFonts w:cs="Arial" w:ascii="Arial" w:hAnsi="Arial"/>
             <w:b/>
             <w:sz w:val="20"/>
@@ -5028,7 +4951,7 @@
         </w:r>
         <w:r>
           <w:rPr>
-            <w:rStyle w:val="ListLabel87"/>
+            <w:rStyle w:val="Style"/>
             <w:rFonts w:cs="Arial" w:ascii="Arial" w:hAnsi="Arial"/>
             <w:b/>
             <w:spacing w:val="-4"/>
@@ -5040,7 +4963,7 @@
         </w:r>
         <w:r>
           <w:rPr>
-            <w:rStyle w:val="ListLabel87"/>
+            <w:rStyle w:val="Style"/>
             <w:rFonts w:cs="Arial" w:ascii="Arial" w:hAnsi="Arial"/>
             <w:b/>
             <w:sz w:val="20"/>
@@ -5051,7 +4974,7 @@
         </w:r>
         <w:r>
           <w:rPr>
-            <w:rStyle w:val="ListLabel87"/>
+            <w:rStyle w:val="Style"/>
             <w:rFonts w:cs="Arial" w:ascii="Arial" w:hAnsi="Arial"/>
             <w:b/>
             <w:spacing w:val="-4"/>
@@ -5063,7 +4986,7 @@
         </w:r>
         <w:r>
           <w:rPr>
-            <w:rStyle w:val="ListLabel87"/>
+            <w:rStyle w:val="Style"/>
             <w:rFonts w:cs="Arial" w:ascii="Arial" w:hAnsi="Arial"/>
             <w:b/>
             <w:sz w:val="20"/>
@@ -5275,7 +5198,7 @@
       <w:hyperlink r:id="rId28">
         <w:r>
           <w:rPr>
-            <w:rStyle w:val="ListLabel90"/>
+            <w:rStyle w:val="Style"/>
             <w:rFonts w:cs="Arial" w:ascii="Arial" w:hAnsi="Arial"/>
             <w:color w:val="0E53CC"/>
             <w:sz w:val="20"/>
@@ -5761,7 +5684,7 @@
       <w:hyperlink r:id="rId29">
         <w:r>
           <w:rPr>
-            <w:rStyle w:val="ListLabel91"/>
+            <w:rStyle w:val="Style"/>
             <w:rFonts w:cs="Arial" w:ascii="Arial" w:hAnsi="Arial"/>
             <w:color w:val="00007E"/>
             <w:sz w:val="20"/>
@@ -5811,7 +5734,7 @@
       <w:hyperlink r:id="rId30">
         <w:r>
           <w:rPr>
-            <w:rStyle w:val="ListLabel90"/>
+            <w:rStyle w:val="Style"/>
             <w:rFonts w:cs="Arial" w:ascii="Arial" w:hAnsi="Arial"/>
             <w:color w:val="0E53CC"/>
             <w:sz w:val="20"/>
@@ -6847,7 +6770,7 @@
       <w:hyperlink r:id="rId39">
         <w:r>
           <w:rPr>
-            <w:rStyle w:val="ListLabel75"/>
+            <w:rStyle w:val="Style"/>
             <w:rFonts w:cs="Arial" w:ascii="Arial" w:hAnsi="Arial"/>
             <w:color w:val="0462C0"/>
             <w:sz w:val="18"/>
@@ -7353,7 +7276,7 @@
       <w:hyperlink r:id="rId40">
         <w:r>
           <w:rPr>
-            <w:rStyle w:val="ListLabel75"/>
+            <w:rStyle w:val="Style"/>
             <w:rFonts w:cs="Arial" w:ascii="Arial" w:hAnsi="Arial"/>
             <w:color w:val="0462C0"/>
             <w:sz w:val="18"/>
@@ -7398,7 +7321,12 @@
         </w:rPr>
       </w:pPr>
       <w:r>
-        <w:rPr/>
+        <w:rPr>
+          <w:rFonts w:cs="Arial" w:ascii="Arial" w:hAnsi="Arial"/>
+          <w:color w:val="000009"/>
+          <w:sz w:val="18"/>
+          <w:szCs w:val="18"/>
+        </w:rPr>
       </w:r>
     </w:p>
     <w:p>
@@ -7948,20 +7876,18 @@
         </w:rPr>
         <w:t xml:space="preserve"> </w:t>
       </w:r>
-      <w:hyperlink r:id="rId42">
-        <w:r>
-          <w:rPr>
-            <w:rStyle w:val="Hyperlink"/>
-            <w:rFonts w:cs="Arial" w:ascii="Arial" w:hAnsi="Arial"/>
-            <w:color w:val="0462C0"/>
-            <w:spacing w:val="-2"/>
-            <w:sz w:val="18"/>
-            <w:szCs w:val="18"/>
-            <w:u w:val="single" w:color="0462C0"/>
-          </w:rPr>
-          <w:t>www.qrg.northwestern.edu/projects/NSF/Cyclepad/aboutcp.htm</w:t>
-        </w:r>
-      </w:hyperlink>
+      <w:r>
+        <w:rPr>
+          <w:rStyle w:val="Hyperlink"/>
+          <w:rFonts w:cs="Arial" w:ascii="Arial" w:hAnsi="Arial"/>
+          <w:color w:val="0462C0"/>
+          <w:spacing w:val="-2"/>
+          <w:sz w:val="18"/>
+          <w:szCs w:val="18"/>
+          <w:u w:val="single" w:color="0462C0"/>
+        </w:rPr>
+        <w:t>www.qrg.northwestern.edu/projects/NSF/Cyclepad/aboutcp.htm</w:t>
+      </w:r>
     </w:p>
     <w:p>
       <w:pPr>
@@ -7978,7 +7904,14 @@
         </w:rPr>
       </w:pPr>
       <w:r>
-        <w:rPr/>
+        <w:rPr>
+          <w:rFonts w:cs="Arial" w:ascii="Arial" w:hAnsi="Arial"/>
+          <w:color w:val="0462C0"/>
+          <w:spacing w:val="-2"/>
+          <w:sz w:val="18"/>
+          <w:szCs w:val="18"/>
+          <w:u w:val="single" w:color="0462C0"/>
+        </w:rPr>
       </w:r>
     </w:p>
     <w:p>
@@ -8034,10 +7967,10 @@
         </w:rPr>
         <w:t xml:space="preserve">Engineer                </w:t>
       </w:r>
-      <w:hyperlink r:id="rId43">
+      <w:hyperlink r:id="rId41">
         <w:r>
           <w:rPr>
-            <w:rStyle w:val="ListLabel94"/>
+            <w:rStyle w:val="Style"/>
             <w:rFonts w:cs="Arial" w:ascii="Arial" w:hAnsi="Arial"/>
             <w:b/>
             <w:bCs/>
@@ -8049,7 +7982,7 @@
         </w:r>
         <w:r>
           <w:rPr>
-            <w:rStyle w:val="ListLabel94"/>
+            <w:rStyle w:val="Style"/>
             <w:rFonts w:cs="Arial" w:ascii="Arial" w:hAnsi="Arial"/>
             <w:b/>
             <w:bCs/>
@@ -8062,7 +7995,7 @@
         </w:r>
         <w:r>
           <w:rPr>
-            <w:rStyle w:val="ListLabel94"/>
+            <w:rStyle w:val="Style"/>
             <w:rFonts w:cs="Arial" w:ascii="Arial" w:hAnsi="Arial"/>
             <w:b/>
             <w:bCs/>
@@ -8074,7 +8007,7 @@
         </w:r>
         <w:r>
           <w:rPr>
-            <w:rStyle w:val="ListLabel94"/>
+            <w:rStyle w:val="Style"/>
             <w:rFonts w:cs="Arial" w:ascii="Arial" w:hAnsi="Arial"/>
             <w:b/>
             <w:bCs/>
@@ -8087,7 +8020,7 @@
         </w:r>
         <w:r>
           <w:rPr>
-            <w:rStyle w:val="ListLabel94"/>
+            <w:rStyle w:val="Style"/>
             <w:rFonts w:cs="Arial" w:ascii="Arial" w:hAnsi="Arial"/>
             <w:b/>
             <w:bCs/>
@@ -8121,10 +8054,10 @@
         </w:rPr>
         <w:t>(</w:t>
       </w:r>
-      <w:hyperlink r:id="rId44">
+      <w:hyperlink r:id="rId42">
         <w:r>
           <w:rPr>
-            <w:rStyle w:val="ListLabel94"/>
+            <w:rStyle w:val="Style"/>
             <w:rFonts w:cs="Arial" w:ascii="Arial" w:hAnsi="Arial"/>
             <w:b/>
             <w:bCs/>
@@ -9317,10 +9250,10 @@
         </w:rPr>
         <w:t xml:space="preserve">a book about innovative distributed object application. See: </w:t>
       </w:r>
-      <w:hyperlink r:id="rId45">
+      <w:hyperlink r:id="rId43">
         <w:r>
           <w:rPr>
-            <w:rStyle w:val="ListLabel75"/>
+            <w:rStyle w:val="Style"/>
             <w:rFonts w:cs="Arial" w:ascii="Arial" w:hAnsi="Arial"/>
             <w:color w:val="0462C0"/>
             <w:sz w:val="18"/>
@@ -9340,10 +9273,10 @@
         </w:rPr>
         <w:t xml:space="preserve"> </w:t>
       </w:r>
-      <w:hyperlink r:id="rId46">
+      <w:hyperlink r:id="rId44">
         <w:r>
           <w:rPr>
-            <w:rStyle w:val="ListLabel75"/>
+            <w:rStyle w:val="Style"/>
             <w:rFonts w:cs="Arial" w:ascii="Arial" w:hAnsi="Arial"/>
             <w:color w:val="0462C0"/>
             <w:sz w:val="18"/>
@@ -9363,10 +9296,10 @@
         </w:rPr>
         <w:t xml:space="preserve"> </w:t>
       </w:r>
-      <w:hyperlink r:id="rId47">
+      <w:hyperlink r:id="rId45">
         <w:r>
           <w:rPr>
-            <w:rStyle w:val="ListLabel75"/>
+            <w:rStyle w:val="Style"/>
             <w:rFonts w:cs="Arial" w:ascii="Arial" w:hAnsi="Arial"/>
             <w:color w:val="0462C0"/>
             <w:sz w:val="18"/>
@@ -9385,10 +9318,10 @@
         </w:rPr>
         <w:t xml:space="preserve"> </w:t>
       </w:r>
-      <w:hyperlink r:id="rId48">
+      <w:hyperlink r:id="rId46">
         <w:r>
           <w:rPr>
-            <w:rStyle w:val="ListLabel75"/>
+            <w:rStyle w:val="Style"/>
             <w:rFonts w:cs="Arial" w:ascii="Arial" w:hAnsi="Arial"/>
             <w:color w:val="0462C0"/>
             <w:sz w:val="18"/>
@@ -9437,9 +9370,9 @@
       </w:r>
     </w:p>
     <w:sectPr>
-      <w:headerReference w:type="even" r:id="rId49"/>
-      <w:headerReference w:type="default" r:id="rId50"/>
-      <w:headerReference w:type="first" r:id="rId51"/>
+      <w:headerReference w:type="even" r:id="rId47"/>
+      <w:headerReference w:type="default" r:id="rId48"/>
+      <w:headerReference w:type="first" r:id="rId49"/>
       <w:type w:val="nextPage"/>
       <w:pgSz w:w="12240" w:h="15840"/>
       <w:pgMar w:left="720" w:right="720" w:gutter="0" w:header="708" w:top="765" w:footer="0" w:bottom="720"/>
@@ -9453,7 +9386,7 @@
 </file>
 
 <file path=word/header1.xml><?xml version="1.0" encoding="utf-8"?>
-<w:hdr xmlns:o="urn:schemas-microsoft-com:office:office" xmlns:r="http://schemas.openxmlformats.org/officeDocument/2006/relationships" xmlns:v="urn:schemas-microsoft-com:vml" xmlns:w="http://schemas.openxmlformats.org/wordprocessingml/2006/main" xmlns:w10="urn:schemas-microsoft-com:office:word" xmlns:wp="http://schemas.openxmlformats.org/drawingml/2006/wordprocessingDrawing" xmlns:wps="http://schemas.microsoft.com/office/word/2010/wordprocessingShape" xmlns:wpg="http://schemas.microsoft.com/office/word/2010/wordprocessingGroup" xmlns:mc="http://schemas.openxmlformats.org/markup-compatibility/2006" xmlns:wp14="http://schemas.microsoft.com/office/word/2010/wordprocessingDrawing" xmlns:w14="http://schemas.microsoft.com/office/word/2010/wordml" xmlns:w15="http://schemas.microsoft.com/office/word/2012/wordml" mc:Ignorable="w14 wp14 w15">
+<w:hdr xmlns:o="urn:schemas-microsoft-com:office:office" xmlns:r="http://schemas.openxmlformats.org/officeDocument/2006/relationships" xmlns:v="urn:schemas-microsoft-com:vml" xmlns:w="http://schemas.openxmlformats.org/wordprocessingml/2006/main" xmlns:w10="urn:schemas-microsoft-com:office:word" xmlns:wp="http://schemas.openxmlformats.org/drawingml/2006/wordprocessingDrawing" xmlns:pic="http://schemas.openxmlformats.org/drawingml/2006/picture" xmlns:wps="http://schemas.microsoft.com/office/word/2010/wordprocessingShape" xmlns:wpg="http://schemas.microsoft.com/office/word/2010/wordprocessingGroup" xmlns:mc="http://schemas.openxmlformats.org/markup-compatibility/2006" xmlns:wp14="http://schemas.microsoft.com/office/word/2010/wordprocessingDrawing" xmlns:w14="http://schemas.microsoft.com/office/word/2010/wordml" xmlns:w15="http://schemas.microsoft.com/office/word/2012/wordml" mc:Ignorable="w14 wp14 w15">
   <w:p>
     <w:pPr>
       <w:pStyle w:val="Header"/>
@@ -9467,7 +9400,7 @@
 </file>
 
 <file path=word/header2.xml><?xml version="1.0" encoding="utf-8"?>
-<w:hdr xmlns:o="urn:schemas-microsoft-com:office:office" xmlns:r="http://schemas.openxmlformats.org/officeDocument/2006/relationships" xmlns:v="urn:schemas-microsoft-com:vml" xmlns:w="http://schemas.openxmlformats.org/wordprocessingml/2006/main" xmlns:w10="urn:schemas-microsoft-com:office:word" xmlns:wp="http://schemas.openxmlformats.org/drawingml/2006/wordprocessingDrawing" xmlns:wps="http://schemas.microsoft.com/office/word/2010/wordprocessingShape" xmlns:wpg="http://schemas.microsoft.com/office/word/2010/wordprocessingGroup" xmlns:mc="http://schemas.openxmlformats.org/markup-compatibility/2006" xmlns:wp14="http://schemas.microsoft.com/office/word/2010/wordprocessingDrawing" xmlns:w14="http://schemas.microsoft.com/office/word/2010/wordml" xmlns:w15="http://schemas.microsoft.com/office/word/2012/wordml" mc:Ignorable="w14 wp14 w15">
+<w:hdr xmlns:o="urn:schemas-microsoft-com:office:office" xmlns:r="http://schemas.openxmlformats.org/officeDocument/2006/relationships" xmlns:v="urn:schemas-microsoft-com:vml" xmlns:w="http://schemas.openxmlformats.org/wordprocessingml/2006/main" xmlns:w10="urn:schemas-microsoft-com:office:word" xmlns:wp="http://schemas.openxmlformats.org/drawingml/2006/wordprocessingDrawing" xmlns:pic="http://schemas.openxmlformats.org/drawingml/2006/picture" xmlns:wps="http://schemas.microsoft.com/office/word/2010/wordprocessingShape" xmlns:wpg="http://schemas.microsoft.com/office/word/2010/wordprocessingGroup" xmlns:mc="http://schemas.openxmlformats.org/markup-compatibility/2006" xmlns:wp14="http://schemas.microsoft.com/office/word/2010/wordprocessingDrawing" xmlns:w14="http://schemas.microsoft.com/office/word/2010/wordml" xmlns:w15="http://schemas.microsoft.com/office/word/2012/wordml" mc:Ignorable="w14 wp14 w15">
   <w:p>
     <w:pPr>
       <w:pStyle w:val="Header"/>
@@ -9481,7 +9414,7 @@
 </file>
 
 <file path=word/header3.xml><?xml version="1.0" encoding="utf-8"?>
-<w:hdr xmlns:o="urn:schemas-microsoft-com:office:office" xmlns:r="http://schemas.openxmlformats.org/officeDocument/2006/relationships" xmlns:v="urn:schemas-microsoft-com:vml" xmlns:w="http://schemas.openxmlformats.org/wordprocessingml/2006/main" xmlns:w10="urn:schemas-microsoft-com:office:word" xmlns:wp="http://schemas.openxmlformats.org/drawingml/2006/wordprocessingDrawing" xmlns:wps="http://schemas.microsoft.com/office/word/2010/wordprocessingShape" xmlns:wpg="http://schemas.microsoft.com/office/word/2010/wordprocessingGroup" xmlns:mc="http://schemas.openxmlformats.org/markup-compatibility/2006" xmlns:wp14="http://schemas.microsoft.com/office/word/2010/wordprocessingDrawing" xmlns:w14="http://schemas.microsoft.com/office/word/2010/wordml" xmlns:w15="http://schemas.microsoft.com/office/word/2012/wordml" mc:Ignorable="w14 wp14 w15">
+<w:hdr xmlns:o="urn:schemas-microsoft-com:office:office" xmlns:r="http://schemas.openxmlformats.org/officeDocument/2006/relationships" xmlns:v="urn:schemas-microsoft-com:vml" xmlns:w="http://schemas.openxmlformats.org/wordprocessingml/2006/main" xmlns:w10="urn:schemas-microsoft-com:office:word" xmlns:wp="http://schemas.openxmlformats.org/drawingml/2006/wordprocessingDrawing" xmlns:pic="http://schemas.openxmlformats.org/drawingml/2006/picture" xmlns:wps="http://schemas.microsoft.com/office/word/2010/wordprocessingShape" xmlns:wpg="http://schemas.microsoft.com/office/word/2010/wordprocessingGroup" xmlns:mc="http://schemas.openxmlformats.org/markup-compatibility/2006" xmlns:wp14="http://schemas.microsoft.com/office/word/2010/wordprocessingDrawing" xmlns:w14="http://schemas.microsoft.com/office/word/2010/wordml" xmlns:w15="http://schemas.microsoft.com/office/word/2012/wordml" mc:Ignorable="w14 wp14 w15">
   <w:p>
     <w:pPr>
       <w:pStyle w:val="Header"/>
@@ -11019,7 +10952,7 @@
     </w:rPr>
   </w:style>
   <w:style w:type="paragraph" w:styleId="Heading1">
-    <w:name w:val="Heading 1"/>
+    <w:name w:val="heading 1"/>
     <w:basedOn w:val="Normal"/>
     <w:next w:val="Normal"/>
     <w:link w:val="Heading1Char"/>
@@ -11040,7 +10973,7 @@
     </w:rPr>
   </w:style>
   <w:style w:type="paragraph" w:styleId="Heading2">
-    <w:name w:val="Heading 2"/>
+    <w:name w:val="heading 2"/>
     <w:basedOn w:val="Normal"/>
     <w:next w:val="Normal"/>
     <w:link w:val="Heading2Char"/>
@@ -11062,7 +10995,7 @@
     </w:rPr>
   </w:style>
   <w:style w:type="paragraph" w:styleId="Heading3">
-    <w:name w:val="Heading 3"/>
+    <w:name w:val="heading 3"/>
     <w:basedOn w:val="Normal"/>
     <w:next w:val="Normal"/>
     <w:link w:val="Heading3Char"/>
@@ -11085,7 +11018,7 @@
     </w:rPr>
   </w:style>
   <w:style w:type="paragraph" w:styleId="Heading4">
-    <w:name w:val="Heading 4"/>
+    <w:name w:val="heading 4"/>
     <w:basedOn w:val="Normal"/>
     <w:next w:val="Normal"/>
     <w:link w:val="Heading4Char"/>
@@ -11108,7 +11041,7 @@
     </w:rPr>
   </w:style>
   <w:style w:type="paragraph" w:styleId="Heading5">
-    <w:name w:val="Heading 5"/>
+    <w:name w:val="heading 5"/>
     <w:basedOn w:val="Normal"/>
     <w:next w:val="Normal"/>
     <w:link w:val="Heading5Char"/>
@@ -11129,7 +11062,7 @@
     </w:rPr>
   </w:style>
   <w:style w:type="paragraph" w:styleId="Heading6">
-    <w:name w:val="Heading 6"/>
+    <w:name w:val="heading 6"/>
     <w:basedOn w:val="Normal"/>
     <w:next w:val="Normal"/>
     <w:link w:val="Heading6Char"/>
@@ -11152,7 +11085,7 @@
     </w:rPr>
   </w:style>
   <w:style w:type="paragraph" w:styleId="Heading7">
-    <w:name w:val="Heading 7"/>
+    <w:name w:val="heading 7"/>
     <w:basedOn w:val="Normal"/>
     <w:next w:val="Normal"/>
     <w:link w:val="Heading7Char"/>
@@ -11173,7 +11106,7 @@
     </w:rPr>
   </w:style>
   <w:style w:type="paragraph" w:styleId="Heading8">
-    <w:name w:val="Heading 8"/>
+    <w:name w:val="heading 8"/>
     <w:basedOn w:val="Normal"/>
     <w:next w:val="Normal"/>
     <w:link w:val="Heading8Char"/>
@@ -11196,7 +11129,7 @@
     </w:rPr>
   </w:style>
   <w:style w:type="paragraph" w:styleId="Heading9">
-    <w:name w:val="Heading 9"/>
+    <w:name w:val="heading 9"/>
     <w:basedOn w:val="Normal"/>
     <w:next w:val="Normal"/>
     <w:link w:val="Heading9Char"/>
@@ -11487,8 +11420,8 @@
       <w14:ligatures w14:val="none"/>
     </w:rPr>
   </w:style>
-  <w:style w:type="character" w:styleId="Bullets">
-    <w:name w:val="Bullets"/>
+  <w:style w:type="character" w:styleId="Bulletsuser">
+    <w:name w:val="Bullets (user)"/>
     <w:qFormat/>
     <w:rPr>
       <w:rFonts w:ascii="OpenSymbol" w:hAnsi="OpenSymbol" w:eastAsia="OpenSymbol" w:cs="OpenSymbol"/>
@@ -11536,7 +11469,7 @@
     </w:rPr>
   </w:style>
   <w:style w:type="paragraph" w:styleId="Caption">
-    <w:name w:val="Caption"/>
+    <w:name w:val="caption"/>
     <w:basedOn w:val="Normal"/>
     <w:qFormat/>
     <w:pPr>
@@ -11685,7 +11618,7 @@
     <w:rPr/>
   </w:style>
   <w:style w:type="paragraph" w:styleId="Header">
-    <w:name w:val="Header"/>
+    <w:name w:val="header"/>
     <w:basedOn w:val="Normal"/>
     <w:link w:val="HeaderChar"/>
     <w:uiPriority w:val="99"/>
@@ -11702,7 +11635,7 @@
     <w:rPr/>
   </w:style>
   <w:style w:type="paragraph" w:styleId="Footer">
-    <w:name w:val="Footer"/>
+    <w:name w:val="footer"/>
     <w:basedOn w:val="Normal"/>
     <w:link w:val="FooterChar"/>
     <w:uiPriority w:val="99"/>
@@ -11767,34 +11700,34 @@
         <a:srgbClr val="000000"/>
       </a:dk1>
       <a:lt1>
-        <a:srgbClr val="ffffff"/>
+        <a:srgbClr val="FFFFFF"/>
       </a:lt1>
       <a:dk2>
-        <a:srgbClr val="1f497d"/>
+        <a:srgbClr val="1F497D"/>
       </a:dk2>
       <a:lt2>
-        <a:srgbClr val="eeece1"/>
+        <a:srgbClr val="EEECE1"/>
       </a:lt2>
       <a:accent1>
-        <a:srgbClr val="4f81bd"/>
+        <a:srgbClr val="4F81BD"/>
       </a:accent1>
       <a:accent2>
-        <a:srgbClr val="c0504d"/>
+        <a:srgbClr val="C0504D"/>
       </a:accent2>
       <a:accent3>
-        <a:srgbClr val="9bbb59"/>
+        <a:srgbClr val="9BBB59"/>
       </a:accent3>
       <a:accent4>
-        <a:srgbClr val="8064a2"/>
+        <a:srgbClr val="8064A2"/>
       </a:accent4>
       <a:accent5>
-        <a:srgbClr val="4bacc6"/>
+        <a:srgbClr val="4BACC6"/>
       </a:accent5>
       <a:accent6>
-        <a:srgbClr val="f79646"/>
+        <a:srgbClr val="F79646"/>
       </a:accent6>
       <a:hlink>
-        <a:srgbClr val="0000ff"/>
+        <a:srgbClr val="0000FF"/>
       </a:hlink>
       <a:folHlink>
         <a:srgbClr val="800080"/>

--- a/Michael_Bobak.docx
+++ b/Michael_Bobak.docx
@@ -2138,19 +2138,7 @@
           <w:sz w:val="20"/>
           <w:szCs w:val="20"/>
         </w:rPr>
-        <w:t xml:space="preserve">2026 </w:t>
-      </w:r>
-      <w:r>
-        <w:rPr>
-          <w:rFonts w:cs="Arial" w:ascii="Arial" w:hAnsi="Arial"/>
-          <w:b/>
-          <w:bCs/>
-          <w:color w:val="000009"/>
-          <w:spacing w:val="-2"/>
-          <w:sz w:val="20"/>
-          <w:szCs w:val="20"/>
-        </w:rPr>
-        <w:t>cdjo</w:t>
+        <w:t>2026</w:t>
       </w:r>
     </w:p>
     <w:p>
@@ -4683,18 +4671,20 @@
         </w:numPr>
         <w:jc w:val="both"/>
         <w:rPr>
-          <w:sz w:val="16"/>
-          <w:szCs w:val="16"/>
-        </w:rPr>
-      </w:pPr>
-      <w:r>
-        <w:rPr>
-          <w:rFonts w:cs="Arial" w:ascii="Arial" w:hAnsi="Arial"/>
-          <w:color w:val="000009"/>
-          <w:sz w:val="16"/>
-          <w:szCs w:val="16"/>
-        </w:rPr>
-        <w:t>Worked with IDEO on their systems integration issues that could be aided by Knowledge-Graph for info refine/cleanup</w:t>
+          <w:rFonts w:ascii="Arial" w:hAnsi="Arial" w:cs="Arial"/>
+          <w:color w:val="000009"/>
+          <w:sz w:val="20"/>
+          <w:szCs w:val="20"/>
+        </w:rPr>
+      </w:pPr>
+      <w:r>
+        <w:rPr>
+          <w:rFonts w:cs="Arial" w:ascii="Arial" w:hAnsi="Arial"/>
+          <w:color w:val="000009"/>
+          <w:sz w:val="20"/>
+          <w:szCs w:val="20"/>
+        </w:rPr>
+        <w:t>Worked with the Siemens Web of Things research group on use of SemWeb+IoT for adaptable manufacturing</w:t>
       </w:r>
     </w:p>
     <w:p>
@@ -4717,7 +4707,7 @@
           <w:sz w:val="16"/>
           <w:szCs w:val="16"/>
         </w:rPr>
-        <w:t>Worked with the Siemens Web of Things research group on use of SemWeb+IoT for adaptable manufacturing</w:t>
+        <w:t>Worked with IDEO on their systems integration issues that could be aided by Knowledge-Graph for info refine/cleanup</w:t>
       </w:r>
     </w:p>
     <w:p>
@@ -11420,8 +11410,8 @@
       <w14:ligatures w14:val="none"/>
     </w:rPr>
   </w:style>
-  <w:style w:type="character" w:styleId="Bulletsuser">
-    <w:name w:val="Bullets (user)"/>
+  <w:style w:type="character" w:styleId="Bullets">
+    <w:name w:val="Bullets"/>
     <w:qFormat/>
     <w:rPr>
       <w:rFonts w:ascii="OpenSymbol" w:hAnsi="OpenSymbol" w:eastAsia="OpenSymbol" w:cs="OpenSymbol"/>
